--- a/content/resumes/Anna_Cobb_resume.docx
+++ b/content/resumes/Anna_Cobb_resume.docx
@@ -282,7 +282,7 @@
           <w:sz w:val="22"/>
           <w:szCs w:val="22"/>
         </w:rPr>
-        <w:pict w14:anchorId="205F75FA">
+        <w:pict w14:anchorId="6A9A62FA">
           <v:rect id="_x0000_i1031" alt="" style="width:468pt;height:.05pt;mso-width-percent:0;mso-height-percent:0;mso-width-percent:0;mso-height-percent:0" o:hralign="center" o:hrstd="t" o:hr="t" fillcolor="#a0a0a0" stroked="f"/>
         </w:pict>
       </w:r>
@@ -645,7 +645,7 @@
           <w:sz w:val="22"/>
           <w:szCs w:val="22"/>
         </w:rPr>
-        <w:pict w14:anchorId="7E542483">
+        <w:pict w14:anchorId="45AD9A3D">
           <v:rect id="_x0000_i1030" alt="" style="width:458.85pt;height:.05pt;mso-width-percent:0;mso-height-percent:0;mso-width-percent:0;mso-height-percent:0" o:hrpct="990" o:hralign="center" o:hrstd="t" o:hr="t" fillcolor="#a0a0a0" stroked="f"/>
         </w:pict>
       </w:r>
@@ -1366,7 +1366,7 @@
           <w:sz w:val="22"/>
           <w:szCs w:val="22"/>
         </w:rPr>
-        <w:pict w14:anchorId="63B94C80">
+        <w:pict w14:anchorId="3BAE0BC4">
           <v:rect id="_x0000_i1029" alt="" style="width:468pt;height:.05pt;mso-width-percent:0;mso-height-percent:0;mso-width-percent:0;mso-height-percent:0" o:hralign="center" o:hrstd="t" o:hr="t" fillcolor="#a0a0a0" stroked="f"/>
         </w:pict>
       </w:r>
@@ -2775,7 +2775,7 @@
           <w:sz w:val="22"/>
           <w:szCs w:val="22"/>
         </w:rPr>
-        <w:pict w14:anchorId="4F33B394">
+        <w:pict w14:anchorId="448BBA76">
           <v:rect id="_x0000_i1028" alt="" style="width:468pt;height:.05pt;mso-width-percent:0;mso-height-percent:0;mso-width-percent:0;mso-height-percent:0" o:hralign="center" o:hrstd="t" o:hr="t" fillcolor="#a0a0a0" stroked="f"/>
         </w:pict>
       </w:r>
@@ -2935,7 +2935,7 @@
           <w:sz w:val="22"/>
           <w:szCs w:val="22"/>
         </w:rPr>
-        <w:pict w14:anchorId="7F1F7D5E">
+        <w:pict w14:anchorId="53795C5E">
           <v:rect id="_x0000_i1027" alt="" style="width:468pt;height:.05pt;mso-width-percent:0;mso-height-percent:0;mso-width-percent:0;mso-height-percent:0" o:hralign="center" o:hrstd="t" o:hr="t" fillcolor="#a0a0a0" stroked="f"/>
         </w:pict>
       </w:r>
@@ -3609,7 +3609,7 @@
           <w:sz w:val="22"/>
           <w:szCs w:val="22"/>
         </w:rPr>
-        <w:pict w14:anchorId="4E65F465">
+        <w:pict w14:anchorId="329C4E21">
           <v:rect id="_x0000_i1026" alt="" style="width:468pt;height:.05pt;mso-width-percent:0;mso-height-percent:0;mso-width-percent:0;mso-height-percent:0" o:hralign="center" o:hrstd="t" o:hr="t" fillcolor="#a0a0a0" stroked="f"/>
         </w:pict>
       </w:r>
@@ -3636,6 +3636,103 @@
           <w:szCs w:val="28"/>
           <w14:ligatures w14:val="none"/>
         </w:rPr>
+        <w:t>Media, Commentary, &amp; Other Contributions</w:t>
+      </w:r>
+    </w:p>
+    <w:p>
+      <w:pPr>
+        <w:rPr>
+          <w:rFonts w:ascii="Times" w:eastAsia="Times" w:hAnsi="Times" w:cs="Times"/>
+          <w:b/>
+          <w:color w:val="000000" w:themeColor="text1"/>
+          <w:kern w:val="0"/>
+          <w:sz w:val="22"/>
+          <w:szCs w:val="22"/>
+          <w14:ligatures w14:val="none"/>
+        </w:rPr>
+      </w:pPr>
+      <w:hyperlink r:id="rId8" w:history="1">
+        <w:r>
+          <w:rPr>
+            <w:rStyle w:val="Hyperlink"/>
+            <w:rFonts w:ascii="Times" w:eastAsia="Times" w:hAnsi="Times" w:cs="Times"/>
+            <w:b/>
+            <w:kern w:val="0"/>
+            <w:sz w:val="22"/>
+            <w:szCs w:val="22"/>
+            <w14:ligatures w14:val="none"/>
+          </w:rPr>
+          <w:t>Volta Foundation 2025 Annual Battery Report (Contributor)</w:t>
+        </w:r>
+      </w:hyperlink>
+      <w:r>
+        <w:tab/>
+      </w:r>
+      <w:r>
+        <w:tab/>
+      </w:r>
+    </w:p>
+    <w:p>
+      <w:pPr>
+        <w:rPr>
+          <w:rFonts w:ascii="Times" w:eastAsia="Times" w:hAnsi="Times" w:cs="Times"/>
+          <w:b/>
+          <w:color w:val="002060"/>
+          <w:kern w:val="0"/>
+          <w:sz w:val="28"/>
+          <w:szCs w:val="28"/>
+          <w14:ligatures w14:val="none"/>
+        </w:rPr>
+      </w:pPr>
+    </w:p>
+    <w:p>
+      <w:pPr>
+        <w:rPr>
+          <w:rFonts w:ascii="Times" w:eastAsia="Times" w:hAnsi="Times" w:cs="Times"/>
+          <w:b/>
+          <w:color w:val="002060"/>
+          <w:kern w:val="0"/>
+          <w:sz w:val="28"/>
+          <w:szCs w:val="28"/>
+          <w14:ligatures w14:val="none"/>
+        </w:rPr>
+      </w:pPr>
+      <w:r>
+        <w:rPr>
+          <w:rFonts w:ascii="Times" w:eastAsia="Times" w:hAnsi="Times" w:cs="Times"/>
+          <w:b/>
+          <w:color w:val="002060"/>
+          <w:kern w:val="0"/>
+          <w:sz w:val="28"/>
+          <w:szCs w:val="28"/>
+          <w14:ligatures w14:val="none"/>
+        </w:rPr>
+        <w:br w:type="page"/>
+      </w:r>
+    </w:p>
+    <w:p>
+      <w:pPr>
+        <w:rPr>
+          <w:rFonts w:ascii="Times" w:eastAsia="Times" w:hAnsi="Times" w:cs="Times"/>
+          <w:b/>
+          <w:color w:val="002060"/>
+          <w:kern w:val="0"/>
+          <w:sz w:val="28"/>
+          <w:szCs w:val="28"/>
+          <w14:ligatures w14:val="none"/>
+        </w:rPr>
+      </w:pPr>
+      <w:r>
+        <w:rPr>
+          <w:rFonts w:ascii="Times" w:eastAsia="Times" w:hAnsi="Times" w:cs="Times"/>
+          <w:b/>
+          <w:color w:val="002060"/>
+          <w:kern w:val="0"/>
+          <w:sz w:val="28"/>
+          <w:szCs w:val="28"/>
+          <w14:ligatures w14:val="none"/>
+        </w:rPr>
+        <w:lastRenderedPageBreak/>
         <w:t>Volunteer Work</w:t>
       </w:r>
     </w:p>
@@ -3765,7 +3862,6 @@
           <w:szCs w:val="22"/>
           <w14:ligatures w14:val="none"/>
         </w:rPr>
-        <w:lastRenderedPageBreak/>
         <w:t xml:space="preserve">GROW+ (Pittsburgh, PA), </w:t>
       </w:r>
       <w:r>
@@ -4360,7 +4456,7 @@
           <w:sz w:val="22"/>
           <w:szCs w:val="22"/>
         </w:rPr>
-        <w:pict w14:anchorId="77444AB6">
+        <w:pict w14:anchorId="6B7325B4">
           <v:rect id="_x0000_i1025" alt="" style="width:468pt;height:.05pt;mso-width-percent:0;mso-height-percent:0;mso-width-percent:0;mso-height-percent:0" o:hralign="center" o:hrstd="t" o:hr="t" fillcolor="#a0a0a0" stroked="f"/>
         </w:pict>
       </w:r>
@@ -4395,35 +4491,65 @@
     </w:p>
     <w:p>
       <w:pPr>
-        <w:tabs>
-          <w:tab w:val="right" w:pos="9360"/>
-        </w:tabs>
-        <w:rPr>
-          <w:rFonts w:ascii="Times" w:eastAsia="Times" w:hAnsi="Times" w:cs="Times"/>
+        <w:spacing w:after="120"/>
+        <w:rPr>
+          <w:rFonts w:ascii="Times New Roman" w:eastAsia="Times New Roman" w:hAnsi="Times New Roman" w:cs="Times New Roman"/>
+          <w:b/>
           <w:bCs/>
-          <w:color w:val="000000" w:themeColor="text1"/>
-          <w:kern w:val="0"/>
-          <w:sz w:val="22"/>
-          <w:szCs w:val="22"/>
-          <w14:ligatures w14:val="none"/>
-        </w:rPr>
-      </w:pPr>
-    </w:p>
-    <w:p>
-      <w:pPr>
+          <w:kern w:val="0"/>
+          <w14:ligatures w14:val="none"/>
+        </w:rPr>
+      </w:pPr>
+      <w:r>
         <w:rPr>
           <w:rFonts w:ascii="Times New Roman" w:eastAsia="Times New Roman" w:hAnsi="Times New Roman" w:cs="Times New Roman"/>
-          <w:kern w:val="0"/>
-          <w14:ligatures w14:val="none"/>
-        </w:rPr>
-      </w:pPr>
-      <w:r>
+          <w:b/>
+          <w:bCs/>
+          <w:kern w:val="0"/>
+          <w14:ligatures w14:val="none"/>
+        </w:rPr>
+        <w:t>In Preparation:</w:t>
+      </w:r>
+    </w:p>
+    <w:p>
+      <w:pPr>
         <w:rPr>
           <w:rFonts w:ascii="Times New Roman" w:eastAsia="Times New Roman" w:hAnsi="Times New Roman" w:cs="Times New Roman"/>
           <w:kern w:val="0"/>
           <w14:ligatures w14:val="none"/>
         </w:rPr>
-        <w:t xml:space="preserve">A. Cobb </w:t>
+      </w:pPr>
+      <w:r>
+        <w:rPr>
+          <w:rFonts w:ascii="Times New Roman" w:eastAsia="Times New Roman" w:hAnsi="Times New Roman" w:cs="Times New Roman"/>
+          <w:kern w:val="0"/>
+          <w14:ligatures w14:val="none"/>
+        </w:rPr>
+        <w:t>A.</w:t>
+      </w:r>
+      <w:r>
+        <w:rPr>
+          <w:rFonts w:ascii="Times New Roman" w:eastAsia="Times New Roman" w:hAnsi="Times New Roman" w:cs="Times New Roman"/>
+          <w:kern w:val="0"/>
+          <w14:ligatures w14:val="none"/>
+        </w:rPr>
+        <w:t xml:space="preserve"> </w:t>
+      </w:r>
+      <w:r>
+        <w:rPr>
+          <w:rFonts w:ascii="Times New Roman" w:eastAsia="Times New Roman" w:hAnsi="Times New Roman" w:cs="Times New Roman"/>
+          <w:kern w:val="0"/>
+          <w14:ligatures w14:val="none"/>
+        </w:rPr>
+        <w:t>Cobb et al., “Lithium Ion Battery Recycling Economics and Externalities: Is policy intervention required?”</w:t>
+      </w:r>
+      <w:r>
+        <w:rPr>
+          <w:rFonts w:ascii="Times New Roman" w:eastAsia="Times New Roman" w:hAnsi="Times New Roman" w:cs="Times New Roman"/>
+          <w:kern w:val="0"/>
+          <w14:ligatures w14:val="none"/>
+        </w:rPr>
+        <w:t xml:space="preserve"> </w:t>
       </w:r>
       <w:r>
         <w:rPr>
@@ -4433,7 +4559,7 @@
           <w:kern w:val="0"/>
           <w14:ligatures w14:val="none"/>
         </w:rPr>
-        <w:t>et al.</w:t>
+        <w:t>In</w:t>
       </w:r>
       <w:r>
         <w:rPr>
@@ -4441,7 +4567,7 @@
           <w:kern w:val="0"/>
           <w14:ligatures w14:val="none"/>
         </w:rPr>
-        <w:t xml:space="preserve">, “A Techno-economic Assessment of Electric Vehicle Battery End-of-Life Pathways: When to Repurpose and When to Recycle,” </w:t>
+        <w:t xml:space="preserve"> </w:t>
       </w:r>
       <w:r>
         <w:rPr>
@@ -4451,7 +4577,7 @@
           <w:kern w:val="0"/>
           <w14:ligatures w14:val="none"/>
         </w:rPr>
-        <w:t>Submitted</w:t>
+        <w:t>preparation</w:t>
       </w:r>
       <w:r>
         <w:rPr>
@@ -4459,7 +4585,7 @@
           <w:kern w:val="0"/>
           <w14:ligatures w14:val="none"/>
         </w:rPr>
-        <w:t>, Oct. 2025.</w:t>
+        <w:t>, Jan. 2026.</w:t>
       </w:r>
     </w:p>
     <w:p>
@@ -4485,7 +4611,7 @@
           <w:kern w:val="0"/>
           <w14:ligatures w14:val="none"/>
         </w:rPr>
-        <w:t xml:space="preserve">M. Tsuchiya, A. Cobb, and P. Vaishnav, “Chicago Riders’ Choice of Uber and Lyft over Transit Implies a Median Breakeven Value of Travel Time Equal to the Regional Hourly Wage of $30 per Hour,” </w:t>
+        <w:t xml:space="preserve">A. Cobb and N. Khanna, “Designing Electric Vehicle Battery Packs for Recyclability,” </w:t>
       </w:r>
       <w:r>
         <w:rPr>
@@ -4495,6 +4621,174 @@
           <w:kern w:val="0"/>
           <w14:ligatures w14:val="none"/>
         </w:rPr>
+        <w:t>In</w:t>
+      </w:r>
+      <w:r>
+        <w:rPr>
+          <w:rFonts w:ascii="Times New Roman" w:eastAsia="Times New Roman" w:hAnsi="Times New Roman" w:cs="Times New Roman"/>
+          <w:kern w:val="0"/>
+          <w14:ligatures w14:val="none"/>
+        </w:rPr>
+        <w:t xml:space="preserve"> </w:t>
+      </w:r>
+      <w:r>
+        <w:rPr>
+          <w:rFonts w:ascii="Times New Roman" w:eastAsia="Times New Roman" w:hAnsi="Times New Roman" w:cs="Times New Roman"/>
+          <w:i/>
+          <w:iCs/>
+          <w:kern w:val="0"/>
+          <w14:ligatures w14:val="none"/>
+        </w:rPr>
+        <w:t>preparation</w:t>
+      </w:r>
+      <w:r>
+        <w:rPr>
+          <w:rFonts w:ascii="Times New Roman" w:eastAsia="Times New Roman" w:hAnsi="Times New Roman" w:cs="Times New Roman"/>
+          <w:kern w:val="0"/>
+          <w14:ligatures w14:val="none"/>
+        </w:rPr>
+        <w:t>, Jan. 2026.</w:t>
+      </w:r>
+    </w:p>
+    <w:p>
+      <w:pPr>
+        <w:rPr>
+          <w:rFonts w:ascii="Times New Roman" w:eastAsia="Times New Roman" w:hAnsi="Times New Roman" w:cs="Times New Roman"/>
+          <w:kern w:val="0"/>
+          <w14:ligatures w14:val="none"/>
+        </w:rPr>
+      </w:pPr>
+    </w:p>
+    <w:p>
+      <w:pPr>
+        <w:spacing w:after="120"/>
+        <w:rPr>
+          <w:rFonts w:ascii="Times New Roman" w:eastAsia="Times New Roman" w:hAnsi="Times New Roman" w:cs="Times New Roman"/>
+          <w:b/>
+          <w:bCs/>
+          <w:kern w:val="0"/>
+          <w14:ligatures w14:val="none"/>
+        </w:rPr>
+      </w:pPr>
+      <w:r>
+        <w:rPr>
+          <w:rFonts w:ascii="Times New Roman" w:eastAsia="Times New Roman" w:hAnsi="Times New Roman" w:cs="Times New Roman"/>
+          <w:b/>
+          <w:bCs/>
+          <w:kern w:val="0"/>
+          <w14:ligatures w14:val="none"/>
+        </w:rPr>
+        <w:t>Submitted:</w:t>
+      </w:r>
+    </w:p>
+    <w:p>
+      <w:pPr>
+        <w:rPr>
+          <w:rFonts w:ascii="Times New Roman" w:eastAsia="Times New Roman" w:hAnsi="Times New Roman" w:cs="Times New Roman"/>
+          <w:kern w:val="0"/>
+          <w14:ligatures w14:val="none"/>
+        </w:rPr>
+      </w:pPr>
+      <w:r>
+        <w:rPr>
+          <w:rFonts w:ascii="Times New Roman" w:eastAsia="Times New Roman" w:hAnsi="Times New Roman" w:cs="Times New Roman"/>
+          <w:kern w:val="0"/>
+          <w14:ligatures w14:val="none"/>
+        </w:rPr>
+        <w:t xml:space="preserve">A. Cobb </w:t>
+      </w:r>
+      <w:r>
+        <w:rPr>
+          <w:rFonts w:ascii="Times New Roman" w:eastAsia="Times New Roman" w:hAnsi="Times New Roman" w:cs="Times New Roman"/>
+          <w:i/>
+          <w:iCs/>
+          <w:kern w:val="0"/>
+          <w14:ligatures w14:val="none"/>
+        </w:rPr>
+        <w:t>et al.</w:t>
+      </w:r>
+      <w:r>
+        <w:rPr>
+          <w:rFonts w:ascii="Times New Roman" w:eastAsia="Times New Roman" w:hAnsi="Times New Roman" w:cs="Times New Roman"/>
+          <w:kern w:val="0"/>
+          <w14:ligatures w14:val="none"/>
+        </w:rPr>
+        <w:t xml:space="preserve">, “A Techno-economic Assessment of Electric Vehicle Battery End-of-Life Pathways: When to Repurpose and When to Recycle,” </w:t>
+      </w:r>
+      <w:r>
+        <w:rPr>
+          <w:rFonts w:ascii="Times New Roman" w:eastAsia="Times New Roman" w:hAnsi="Times New Roman" w:cs="Times New Roman"/>
+          <w:i/>
+          <w:iCs/>
+          <w:kern w:val="0"/>
+          <w14:ligatures w14:val="none"/>
+        </w:rPr>
+        <w:t>Submitted</w:t>
+      </w:r>
+      <w:r>
+        <w:rPr>
+          <w:rFonts w:ascii="Times New Roman" w:eastAsia="Times New Roman" w:hAnsi="Times New Roman" w:cs="Times New Roman"/>
+          <w:kern w:val="0"/>
+          <w14:ligatures w14:val="none"/>
+        </w:rPr>
+        <w:t>, Oct. 2025.</w:t>
+      </w:r>
+    </w:p>
+    <w:p>
+      <w:pPr>
+        <w:rPr>
+          <w:rFonts w:ascii="Times New Roman" w:eastAsia="Times New Roman" w:hAnsi="Times New Roman" w:cs="Times New Roman"/>
+          <w:kern w:val="0"/>
+          <w14:ligatures w14:val="none"/>
+        </w:rPr>
+      </w:pPr>
+    </w:p>
+    <w:p>
+      <w:pPr>
+        <w:spacing w:after="120"/>
+        <w:rPr>
+          <w:rFonts w:ascii="Times New Roman" w:eastAsia="Times New Roman" w:hAnsi="Times New Roman" w:cs="Times New Roman"/>
+          <w:b/>
+          <w:bCs/>
+          <w:kern w:val="0"/>
+          <w14:ligatures w14:val="none"/>
+        </w:rPr>
+      </w:pPr>
+      <w:r>
+        <w:rPr>
+          <w:rFonts w:ascii="Times New Roman" w:eastAsia="Times New Roman" w:hAnsi="Times New Roman" w:cs="Times New Roman"/>
+          <w:b/>
+          <w:bCs/>
+          <w:kern w:val="0"/>
+          <w14:ligatures w14:val="none"/>
+        </w:rPr>
+        <w:t>Published:</w:t>
+      </w:r>
+    </w:p>
+    <w:p>
+      <w:pPr>
+        <w:rPr>
+          <w:rFonts w:ascii="Times New Roman" w:eastAsia="Times New Roman" w:hAnsi="Times New Roman" w:cs="Times New Roman"/>
+          <w:kern w:val="0"/>
+          <w14:ligatures w14:val="none"/>
+        </w:rPr>
+      </w:pPr>
+      <w:r>
+        <w:rPr>
+          <w:rFonts w:ascii="Times New Roman" w:eastAsia="Times New Roman" w:hAnsi="Times New Roman" w:cs="Times New Roman"/>
+          <w:kern w:val="0"/>
+          <w14:ligatures w14:val="none"/>
+        </w:rPr>
+        <w:t xml:space="preserve">M. Tsuchiya, A. Cobb, and P. Vaishnav, “Chicago Riders’ Choice of Uber and Lyft over Transit Implies a Median Breakeven Value of Travel Time Equal to the Regional Hourly Wage of $30 per Hour,” </w:t>
+      </w:r>
+      <w:r>
+        <w:rPr>
+          <w:rFonts w:ascii="Times New Roman" w:eastAsia="Times New Roman" w:hAnsi="Times New Roman" w:cs="Times New Roman"/>
+          <w:i/>
+          <w:iCs/>
+          <w:kern w:val="0"/>
+          <w14:ligatures w14:val="none"/>
+        </w:rPr>
         <w:t>Environ. Sci. Technol.</w:t>
       </w:r>
       <w:r>
@@ -4505,7 +4799,7 @@
         </w:rPr>
         <w:t xml:space="preserve">, vol. 59, no. 4, pp. 1921–1931, Feb. 2025, doi: </w:t>
       </w:r>
-      <w:hyperlink r:id="rId8" w:history="1">
+      <w:hyperlink r:id="rId9" w:history="1">
         <w:r>
           <w:rPr>
             <w:rStyle w:val="Hyperlink"/>
@@ -4584,7 +4878,7 @@
         </w:rPr>
         <w:t xml:space="preserve">, vol. 121, no. 41, p. e2408936121, Oct. 2024, doi: </w:t>
       </w:r>
-      <w:hyperlink r:id="rId9" w:history="1">
+      <w:hyperlink r:id="rId10" w:history="1">
         <w:r>
           <w:rPr>
             <w:rFonts w:ascii="Times New Roman" w:eastAsia="Times New Roman" w:hAnsi="Times New Roman" w:cs="Times New Roman"/>
@@ -4640,7 +4934,7 @@
         </w:rPr>
         <w:t xml:space="preserve">, “Experimental Development of On-Line Flame Transfer Function Measurements for Fielded Gas Turbines,” Sept. 2021. doi: </w:t>
       </w:r>
-      <w:hyperlink r:id="rId10" w:history="1">
+      <w:hyperlink r:id="rId11" w:history="1">
         <w:r>
           <w:rPr>
             <w:rFonts w:ascii="Times New Roman" w:eastAsia="Times New Roman" w:hAnsi="Times New Roman" w:cs="Times New Roman"/>
@@ -4661,7 +4955,6 @@
         <w:t>.</w:t>
       </w:r>
     </w:p>
-    <w:p/>
     <w:p/>
     <w:p>
       <w:pPr>
@@ -4843,6 +5136,95 @@
     </w:lvl>
   </w:abstractNum>
   <w:abstractNum w:abstractNumId="1" w15:restartNumberingAfterBreak="0">
+    <w:nsid w:val="08182647"/>
+    <w:multiLevelType w:val="hybridMultilevel"/>
+    <w:tmpl w:val="0D747210"/>
+    <w:lvl w:ilvl="0" w:tplc="04090015">
+      <w:start w:val="1"/>
+      <w:numFmt w:val="upperLetter"/>
+      <w:lvlText w:val="%1."/>
+      <w:lvlJc w:val="left"/>
+      <w:pPr>
+        <w:ind w:left="720" w:hanging="360"/>
+      </w:pPr>
+      <w:rPr>
+        <w:rFonts w:hint="default"/>
+      </w:rPr>
+    </w:lvl>
+    <w:lvl w:ilvl="1" w:tplc="04090019" w:tentative="1">
+      <w:start w:val="1"/>
+      <w:numFmt w:val="lowerLetter"/>
+      <w:lvlText w:val="%2."/>
+      <w:lvlJc w:val="left"/>
+      <w:pPr>
+        <w:ind w:left="1440" w:hanging="360"/>
+      </w:pPr>
+    </w:lvl>
+    <w:lvl w:ilvl="2" w:tplc="0409001B" w:tentative="1">
+      <w:start w:val="1"/>
+      <w:numFmt w:val="lowerRoman"/>
+      <w:lvlText w:val="%3."/>
+      <w:lvlJc w:val="right"/>
+      <w:pPr>
+        <w:ind w:left="2160" w:hanging="180"/>
+      </w:pPr>
+    </w:lvl>
+    <w:lvl w:ilvl="3" w:tplc="0409000F" w:tentative="1">
+      <w:start w:val="1"/>
+      <w:numFmt w:val="decimal"/>
+      <w:lvlText w:val="%4."/>
+      <w:lvlJc w:val="left"/>
+      <w:pPr>
+        <w:ind w:left="2880" w:hanging="360"/>
+      </w:pPr>
+    </w:lvl>
+    <w:lvl w:ilvl="4" w:tplc="04090019" w:tentative="1">
+      <w:start w:val="1"/>
+      <w:numFmt w:val="lowerLetter"/>
+      <w:lvlText w:val="%5."/>
+      <w:lvlJc w:val="left"/>
+      <w:pPr>
+        <w:ind w:left="3600" w:hanging="360"/>
+      </w:pPr>
+    </w:lvl>
+    <w:lvl w:ilvl="5" w:tplc="0409001B" w:tentative="1">
+      <w:start w:val="1"/>
+      <w:numFmt w:val="lowerRoman"/>
+      <w:lvlText w:val="%6."/>
+      <w:lvlJc w:val="right"/>
+      <w:pPr>
+        <w:ind w:left="4320" w:hanging="180"/>
+      </w:pPr>
+    </w:lvl>
+    <w:lvl w:ilvl="6" w:tplc="0409000F" w:tentative="1">
+      <w:start w:val="1"/>
+      <w:numFmt w:val="decimal"/>
+      <w:lvlText w:val="%7."/>
+      <w:lvlJc w:val="left"/>
+      <w:pPr>
+        <w:ind w:left="5040" w:hanging="360"/>
+      </w:pPr>
+    </w:lvl>
+    <w:lvl w:ilvl="7" w:tplc="04090019" w:tentative="1">
+      <w:start w:val="1"/>
+      <w:numFmt w:val="lowerLetter"/>
+      <w:lvlText w:val="%8."/>
+      <w:lvlJc w:val="left"/>
+      <w:pPr>
+        <w:ind w:left="5760" w:hanging="360"/>
+      </w:pPr>
+    </w:lvl>
+    <w:lvl w:ilvl="8" w:tplc="0409001B" w:tentative="1">
+      <w:start w:val="1"/>
+      <w:numFmt w:val="lowerRoman"/>
+      <w:lvlText w:val="%9."/>
+      <w:lvlJc w:val="right"/>
+      <w:pPr>
+        <w:ind w:left="6480" w:hanging="180"/>
+      </w:pPr>
+    </w:lvl>
+  </w:abstractNum>
+  <w:abstractNum w:abstractNumId="2" w15:restartNumberingAfterBreak="0">
     <w:nsid w:val="0ADB1702"/>
     <w:multiLevelType w:val="multilevel"/>
     <w:tmpl w:val="99D4F446"/>
@@ -4957,7 +5339,7 @@
       </w:rPr>
     </w:lvl>
   </w:abstractNum>
-  <w:abstractNum w:abstractNumId="2" w15:restartNumberingAfterBreak="0">
+  <w:abstractNum w:abstractNumId="3" w15:restartNumberingAfterBreak="0">
     <w:nsid w:val="100A797E"/>
     <w:multiLevelType w:val="multilevel"/>
     <w:tmpl w:val="EDA20140"/>
@@ -5072,7 +5454,7 @@
       </w:rPr>
     </w:lvl>
   </w:abstractNum>
-  <w:abstractNum w:abstractNumId="3" w15:restartNumberingAfterBreak="0">
+  <w:abstractNum w:abstractNumId="4" w15:restartNumberingAfterBreak="0">
     <w:nsid w:val="10C45D19"/>
     <w:multiLevelType w:val="multilevel"/>
     <w:tmpl w:val="4C42ECB0"/>
@@ -5187,7 +5569,7 @@
       </w:rPr>
     </w:lvl>
   </w:abstractNum>
-  <w:abstractNum w:abstractNumId="4" w15:restartNumberingAfterBreak="0">
+  <w:abstractNum w:abstractNumId="5" w15:restartNumberingAfterBreak="0">
     <w:nsid w:val="125B610F"/>
     <w:multiLevelType w:val="multilevel"/>
     <w:tmpl w:val="C55A954A"/>
@@ -5302,7 +5684,7 @@
       </w:rPr>
     </w:lvl>
   </w:abstractNum>
-  <w:abstractNum w:abstractNumId="5" w15:restartNumberingAfterBreak="0">
+  <w:abstractNum w:abstractNumId="6" w15:restartNumberingAfterBreak="0">
     <w:nsid w:val="14484C59"/>
     <w:multiLevelType w:val="hybridMultilevel"/>
     <w:tmpl w:val="9160BCD0"/>
@@ -5415,7 +5797,7 @@
       </w:rPr>
     </w:lvl>
   </w:abstractNum>
-  <w:abstractNum w:abstractNumId="6" w15:restartNumberingAfterBreak="0">
+  <w:abstractNum w:abstractNumId="7" w15:restartNumberingAfterBreak="0">
     <w:nsid w:val="170D04FC"/>
     <w:multiLevelType w:val="hybridMultilevel"/>
     <w:tmpl w:val="E494AEAE"/>
@@ -5528,7 +5910,96 @@
       </w:rPr>
     </w:lvl>
   </w:abstractNum>
-  <w:abstractNum w:abstractNumId="7" w15:restartNumberingAfterBreak="0">
+  <w:abstractNum w:abstractNumId="8" w15:restartNumberingAfterBreak="0">
+    <w:nsid w:val="1A13042D"/>
+    <w:multiLevelType w:val="hybridMultilevel"/>
+    <w:tmpl w:val="371CA2C0"/>
+    <w:lvl w:ilvl="0" w:tplc="04090015">
+      <w:start w:val="1"/>
+      <w:numFmt w:val="upperLetter"/>
+      <w:lvlText w:val="%1."/>
+      <w:lvlJc w:val="left"/>
+      <w:pPr>
+        <w:ind w:left="720" w:hanging="360"/>
+      </w:pPr>
+      <w:rPr>
+        <w:rFonts w:hint="default"/>
+      </w:rPr>
+    </w:lvl>
+    <w:lvl w:ilvl="1" w:tplc="04090019" w:tentative="1">
+      <w:start w:val="1"/>
+      <w:numFmt w:val="lowerLetter"/>
+      <w:lvlText w:val="%2."/>
+      <w:lvlJc w:val="left"/>
+      <w:pPr>
+        <w:ind w:left="1440" w:hanging="360"/>
+      </w:pPr>
+    </w:lvl>
+    <w:lvl w:ilvl="2" w:tplc="0409001B" w:tentative="1">
+      <w:start w:val="1"/>
+      <w:numFmt w:val="lowerRoman"/>
+      <w:lvlText w:val="%3."/>
+      <w:lvlJc w:val="right"/>
+      <w:pPr>
+        <w:ind w:left="2160" w:hanging="180"/>
+      </w:pPr>
+    </w:lvl>
+    <w:lvl w:ilvl="3" w:tplc="0409000F" w:tentative="1">
+      <w:start w:val="1"/>
+      <w:numFmt w:val="decimal"/>
+      <w:lvlText w:val="%4."/>
+      <w:lvlJc w:val="left"/>
+      <w:pPr>
+        <w:ind w:left="2880" w:hanging="360"/>
+      </w:pPr>
+    </w:lvl>
+    <w:lvl w:ilvl="4" w:tplc="04090019" w:tentative="1">
+      <w:start w:val="1"/>
+      <w:numFmt w:val="lowerLetter"/>
+      <w:lvlText w:val="%5."/>
+      <w:lvlJc w:val="left"/>
+      <w:pPr>
+        <w:ind w:left="3600" w:hanging="360"/>
+      </w:pPr>
+    </w:lvl>
+    <w:lvl w:ilvl="5" w:tplc="0409001B" w:tentative="1">
+      <w:start w:val="1"/>
+      <w:numFmt w:val="lowerRoman"/>
+      <w:lvlText w:val="%6."/>
+      <w:lvlJc w:val="right"/>
+      <w:pPr>
+        <w:ind w:left="4320" w:hanging="180"/>
+      </w:pPr>
+    </w:lvl>
+    <w:lvl w:ilvl="6" w:tplc="0409000F" w:tentative="1">
+      <w:start w:val="1"/>
+      <w:numFmt w:val="decimal"/>
+      <w:lvlText w:val="%7."/>
+      <w:lvlJc w:val="left"/>
+      <w:pPr>
+        <w:ind w:left="5040" w:hanging="360"/>
+      </w:pPr>
+    </w:lvl>
+    <w:lvl w:ilvl="7" w:tplc="04090019" w:tentative="1">
+      <w:start w:val="1"/>
+      <w:numFmt w:val="lowerLetter"/>
+      <w:lvlText w:val="%8."/>
+      <w:lvlJc w:val="left"/>
+      <w:pPr>
+        <w:ind w:left="5760" w:hanging="360"/>
+      </w:pPr>
+    </w:lvl>
+    <w:lvl w:ilvl="8" w:tplc="0409001B" w:tentative="1">
+      <w:start w:val="1"/>
+      <w:numFmt w:val="lowerRoman"/>
+      <w:lvlText w:val="%9."/>
+      <w:lvlJc w:val="right"/>
+      <w:pPr>
+        <w:ind w:left="6480" w:hanging="180"/>
+      </w:pPr>
+    </w:lvl>
+  </w:abstractNum>
+  <w:abstractNum w:abstractNumId="9" w15:restartNumberingAfterBreak="0">
     <w:nsid w:val="1AB55449"/>
     <w:multiLevelType w:val="multilevel"/>
     <w:tmpl w:val="7090B598"/>
@@ -5641,7 +6112,7 @@
       </w:rPr>
     </w:lvl>
   </w:abstractNum>
-  <w:abstractNum w:abstractNumId="8" w15:restartNumberingAfterBreak="0">
+  <w:abstractNum w:abstractNumId="10" w15:restartNumberingAfterBreak="0">
     <w:nsid w:val="2107536D"/>
     <w:multiLevelType w:val="multilevel"/>
     <w:tmpl w:val="EC1ED65C"/>
@@ -5756,7 +6227,7 @@
       </w:rPr>
     </w:lvl>
   </w:abstractNum>
-  <w:abstractNum w:abstractNumId="9" w15:restartNumberingAfterBreak="0">
+  <w:abstractNum w:abstractNumId="11" w15:restartNumberingAfterBreak="0">
     <w:nsid w:val="2253762C"/>
     <w:multiLevelType w:val="multilevel"/>
     <w:tmpl w:val="A3F8F48E"/>
@@ -5869,7 +6340,7 @@
       </w:rPr>
     </w:lvl>
   </w:abstractNum>
-  <w:abstractNum w:abstractNumId="10" w15:restartNumberingAfterBreak="0">
+  <w:abstractNum w:abstractNumId="12" w15:restartNumberingAfterBreak="0">
     <w:nsid w:val="25B71209"/>
     <w:multiLevelType w:val="hybridMultilevel"/>
     <w:tmpl w:val="363268DE"/>
@@ -5982,7 +6453,7 @@
       </w:rPr>
     </w:lvl>
   </w:abstractNum>
-  <w:abstractNum w:abstractNumId="11" w15:restartNumberingAfterBreak="0">
+  <w:abstractNum w:abstractNumId="13" w15:restartNumberingAfterBreak="0">
     <w:nsid w:val="2748390A"/>
     <w:multiLevelType w:val="hybridMultilevel"/>
     <w:tmpl w:val="C8F4CC94"/>
@@ -6095,7 +6566,7 @@
       </w:rPr>
     </w:lvl>
   </w:abstractNum>
-  <w:abstractNum w:abstractNumId="12" w15:restartNumberingAfterBreak="0">
+  <w:abstractNum w:abstractNumId="14" w15:restartNumberingAfterBreak="0">
     <w:nsid w:val="28D70351"/>
     <w:multiLevelType w:val="hybridMultilevel"/>
     <w:tmpl w:val="CE8C7870"/>
@@ -6208,7 +6679,7 @@
       </w:rPr>
     </w:lvl>
   </w:abstractNum>
-  <w:abstractNum w:abstractNumId="13" w15:restartNumberingAfterBreak="0">
+  <w:abstractNum w:abstractNumId="15" w15:restartNumberingAfterBreak="0">
     <w:nsid w:val="28F15C1F"/>
     <w:multiLevelType w:val="hybridMultilevel"/>
     <w:tmpl w:val="C270D66A"/>
@@ -6321,7 +6792,7 @@
       </w:rPr>
     </w:lvl>
   </w:abstractNum>
-  <w:abstractNum w:abstractNumId="14" w15:restartNumberingAfterBreak="0">
+  <w:abstractNum w:abstractNumId="16" w15:restartNumberingAfterBreak="0">
     <w:nsid w:val="3050291A"/>
     <w:multiLevelType w:val="multilevel"/>
     <w:tmpl w:val="8E246422"/>
@@ -6436,7 +6907,7 @@
       </w:rPr>
     </w:lvl>
   </w:abstractNum>
-  <w:abstractNum w:abstractNumId="15" w15:restartNumberingAfterBreak="0">
+  <w:abstractNum w:abstractNumId="17" w15:restartNumberingAfterBreak="0">
     <w:nsid w:val="3DCE42A1"/>
     <w:multiLevelType w:val="hybridMultilevel"/>
     <w:tmpl w:val="99E6761A"/>
@@ -6525,7 +6996,96 @@
       </w:pPr>
     </w:lvl>
   </w:abstractNum>
-  <w:abstractNum w:abstractNumId="16" w15:restartNumberingAfterBreak="0">
+  <w:abstractNum w:abstractNumId="18" w15:restartNumberingAfterBreak="0">
+    <w:nsid w:val="3E101C5B"/>
+    <w:multiLevelType w:val="hybridMultilevel"/>
+    <w:tmpl w:val="8258D9BE"/>
+    <w:lvl w:ilvl="0" w:tplc="04090015">
+      <w:start w:val="1"/>
+      <w:numFmt w:val="upperLetter"/>
+      <w:lvlText w:val="%1."/>
+      <w:lvlJc w:val="left"/>
+      <w:pPr>
+        <w:ind w:left="720" w:hanging="360"/>
+      </w:pPr>
+      <w:rPr>
+        <w:rFonts w:hint="default"/>
+      </w:rPr>
+    </w:lvl>
+    <w:lvl w:ilvl="1" w:tplc="04090019" w:tentative="1">
+      <w:start w:val="1"/>
+      <w:numFmt w:val="lowerLetter"/>
+      <w:lvlText w:val="%2."/>
+      <w:lvlJc w:val="left"/>
+      <w:pPr>
+        <w:ind w:left="1440" w:hanging="360"/>
+      </w:pPr>
+    </w:lvl>
+    <w:lvl w:ilvl="2" w:tplc="0409001B" w:tentative="1">
+      <w:start w:val="1"/>
+      <w:numFmt w:val="lowerRoman"/>
+      <w:lvlText w:val="%3."/>
+      <w:lvlJc w:val="right"/>
+      <w:pPr>
+        <w:ind w:left="2160" w:hanging="180"/>
+      </w:pPr>
+    </w:lvl>
+    <w:lvl w:ilvl="3" w:tplc="0409000F" w:tentative="1">
+      <w:start w:val="1"/>
+      <w:numFmt w:val="decimal"/>
+      <w:lvlText w:val="%4."/>
+      <w:lvlJc w:val="left"/>
+      <w:pPr>
+        <w:ind w:left="2880" w:hanging="360"/>
+      </w:pPr>
+    </w:lvl>
+    <w:lvl w:ilvl="4" w:tplc="04090019" w:tentative="1">
+      <w:start w:val="1"/>
+      <w:numFmt w:val="lowerLetter"/>
+      <w:lvlText w:val="%5."/>
+      <w:lvlJc w:val="left"/>
+      <w:pPr>
+        <w:ind w:left="3600" w:hanging="360"/>
+      </w:pPr>
+    </w:lvl>
+    <w:lvl w:ilvl="5" w:tplc="0409001B" w:tentative="1">
+      <w:start w:val="1"/>
+      <w:numFmt w:val="lowerRoman"/>
+      <w:lvlText w:val="%6."/>
+      <w:lvlJc w:val="right"/>
+      <w:pPr>
+        <w:ind w:left="4320" w:hanging="180"/>
+      </w:pPr>
+    </w:lvl>
+    <w:lvl w:ilvl="6" w:tplc="0409000F" w:tentative="1">
+      <w:start w:val="1"/>
+      <w:numFmt w:val="decimal"/>
+      <w:lvlText w:val="%7."/>
+      <w:lvlJc w:val="left"/>
+      <w:pPr>
+        <w:ind w:left="5040" w:hanging="360"/>
+      </w:pPr>
+    </w:lvl>
+    <w:lvl w:ilvl="7" w:tplc="04090019" w:tentative="1">
+      <w:start w:val="1"/>
+      <w:numFmt w:val="lowerLetter"/>
+      <w:lvlText w:val="%8."/>
+      <w:lvlJc w:val="left"/>
+      <w:pPr>
+        <w:ind w:left="5760" w:hanging="360"/>
+      </w:pPr>
+    </w:lvl>
+    <w:lvl w:ilvl="8" w:tplc="0409001B" w:tentative="1">
+      <w:start w:val="1"/>
+      <w:numFmt w:val="lowerRoman"/>
+      <w:lvlText w:val="%9."/>
+      <w:lvlJc w:val="right"/>
+      <w:pPr>
+        <w:ind w:left="6480" w:hanging="180"/>
+      </w:pPr>
+    </w:lvl>
+  </w:abstractNum>
+  <w:abstractNum w:abstractNumId="19" w15:restartNumberingAfterBreak="0">
     <w:nsid w:val="3F305914"/>
     <w:multiLevelType w:val="multilevel"/>
     <w:tmpl w:val="F3A6BF16"/>
@@ -6640,7 +7200,7 @@
       </w:rPr>
     </w:lvl>
   </w:abstractNum>
-  <w:abstractNum w:abstractNumId="17" w15:restartNumberingAfterBreak="0">
+  <w:abstractNum w:abstractNumId="20" w15:restartNumberingAfterBreak="0">
     <w:nsid w:val="4492553B"/>
     <w:multiLevelType w:val="hybridMultilevel"/>
     <w:tmpl w:val="FABCA4C8"/>
@@ -6753,7 +7313,7 @@
       </w:rPr>
     </w:lvl>
   </w:abstractNum>
-  <w:abstractNum w:abstractNumId="18" w15:restartNumberingAfterBreak="0">
+  <w:abstractNum w:abstractNumId="21" w15:restartNumberingAfterBreak="0">
     <w:nsid w:val="44C863F6"/>
     <w:multiLevelType w:val="hybridMultilevel"/>
     <w:tmpl w:val="32F0A1D6"/>
@@ -6866,7 +7426,7 @@
       </w:rPr>
     </w:lvl>
   </w:abstractNum>
-  <w:abstractNum w:abstractNumId="19" w15:restartNumberingAfterBreak="0">
+  <w:abstractNum w:abstractNumId="22" w15:restartNumberingAfterBreak="0">
     <w:nsid w:val="45BE5413"/>
     <w:multiLevelType w:val="hybridMultilevel"/>
     <w:tmpl w:val="58AA0DF0"/>
@@ -6979,7 +7539,7 @@
       </w:rPr>
     </w:lvl>
   </w:abstractNum>
-  <w:abstractNum w:abstractNumId="20" w15:restartNumberingAfterBreak="0">
+  <w:abstractNum w:abstractNumId="23" w15:restartNumberingAfterBreak="0">
     <w:nsid w:val="4F635904"/>
     <w:multiLevelType w:val="multilevel"/>
     <w:tmpl w:val="CBC6FF28"/>
@@ -7094,7 +7654,7 @@
       </w:rPr>
     </w:lvl>
   </w:abstractNum>
-  <w:abstractNum w:abstractNumId="21" w15:restartNumberingAfterBreak="0">
+  <w:abstractNum w:abstractNumId="24" w15:restartNumberingAfterBreak="0">
     <w:nsid w:val="501C09F4"/>
     <w:multiLevelType w:val="hybridMultilevel"/>
     <w:tmpl w:val="339E9BA2"/>
@@ -7207,7 +7767,7 @@
       </w:rPr>
     </w:lvl>
   </w:abstractNum>
-  <w:abstractNum w:abstractNumId="22" w15:restartNumberingAfterBreak="0">
+  <w:abstractNum w:abstractNumId="25" w15:restartNumberingAfterBreak="0">
     <w:nsid w:val="57BF0213"/>
     <w:multiLevelType w:val="hybridMultilevel"/>
     <w:tmpl w:val="96C483B6"/>
@@ -7320,7 +7880,7 @@
       </w:rPr>
     </w:lvl>
   </w:abstractNum>
-  <w:abstractNum w:abstractNumId="23" w15:restartNumberingAfterBreak="0">
+  <w:abstractNum w:abstractNumId="26" w15:restartNumberingAfterBreak="0">
     <w:nsid w:val="5F3A6E4B"/>
     <w:multiLevelType w:val="multilevel"/>
     <w:tmpl w:val="D8C8EE04"/>
@@ -7435,7 +7995,7 @@
       </w:rPr>
     </w:lvl>
   </w:abstractNum>
-  <w:abstractNum w:abstractNumId="24" w15:restartNumberingAfterBreak="0">
+  <w:abstractNum w:abstractNumId="27" w15:restartNumberingAfterBreak="0">
     <w:nsid w:val="68C77310"/>
     <w:multiLevelType w:val="multilevel"/>
     <w:tmpl w:val="22149CDA"/>
@@ -7550,7 +8110,7 @@
       </w:rPr>
     </w:lvl>
   </w:abstractNum>
-  <w:abstractNum w:abstractNumId="25" w15:restartNumberingAfterBreak="0">
+  <w:abstractNum w:abstractNumId="28" w15:restartNumberingAfterBreak="0">
     <w:nsid w:val="6C622BC8"/>
     <w:multiLevelType w:val="hybridMultilevel"/>
     <w:tmpl w:val="C34843E4"/>
@@ -7663,7 +8223,96 @@
       </w:rPr>
     </w:lvl>
   </w:abstractNum>
-  <w:abstractNum w:abstractNumId="26" w15:restartNumberingAfterBreak="0">
+  <w:abstractNum w:abstractNumId="29" w15:restartNumberingAfterBreak="0">
+    <w:nsid w:val="74A65AB1"/>
+    <w:multiLevelType w:val="hybridMultilevel"/>
+    <w:tmpl w:val="1708F146"/>
+    <w:lvl w:ilvl="0" w:tplc="04090015">
+      <w:start w:val="1"/>
+      <w:numFmt w:val="upperLetter"/>
+      <w:lvlText w:val="%1."/>
+      <w:lvlJc w:val="left"/>
+      <w:pPr>
+        <w:ind w:left="720" w:hanging="360"/>
+      </w:pPr>
+      <w:rPr>
+        <w:rFonts w:hint="default"/>
+      </w:rPr>
+    </w:lvl>
+    <w:lvl w:ilvl="1" w:tplc="04090019" w:tentative="1">
+      <w:start w:val="1"/>
+      <w:numFmt w:val="lowerLetter"/>
+      <w:lvlText w:val="%2."/>
+      <w:lvlJc w:val="left"/>
+      <w:pPr>
+        <w:ind w:left="1440" w:hanging="360"/>
+      </w:pPr>
+    </w:lvl>
+    <w:lvl w:ilvl="2" w:tplc="0409001B" w:tentative="1">
+      <w:start w:val="1"/>
+      <w:numFmt w:val="lowerRoman"/>
+      <w:lvlText w:val="%3."/>
+      <w:lvlJc w:val="right"/>
+      <w:pPr>
+        <w:ind w:left="2160" w:hanging="180"/>
+      </w:pPr>
+    </w:lvl>
+    <w:lvl w:ilvl="3" w:tplc="0409000F" w:tentative="1">
+      <w:start w:val="1"/>
+      <w:numFmt w:val="decimal"/>
+      <w:lvlText w:val="%4."/>
+      <w:lvlJc w:val="left"/>
+      <w:pPr>
+        <w:ind w:left="2880" w:hanging="360"/>
+      </w:pPr>
+    </w:lvl>
+    <w:lvl w:ilvl="4" w:tplc="04090019" w:tentative="1">
+      <w:start w:val="1"/>
+      <w:numFmt w:val="lowerLetter"/>
+      <w:lvlText w:val="%5."/>
+      <w:lvlJc w:val="left"/>
+      <w:pPr>
+        <w:ind w:left="3600" w:hanging="360"/>
+      </w:pPr>
+    </w:lvl>
+    <w:lvl w:ilvl="5" w:tplc="0409001B" w:tentative="1">
+      <w:start w:val="1"/>
+      <w:numFmt w:val="lowerRoman"/>
+      <w:lvlText w:val="%6."/>
+      <w:lvlJc w:val="right"/>
+      <w:pPr>
+        <w:ind w:left="4320" w:hanging="180"/>
+      </w:pPr>
+    </w:lvl>
+    <w:lvl w:ilvl="6" w:tplc="0409000F" w:tentative="1">
+      <w:start w:val="1"/>
+      <w:numFmt w:val="decimal"/>
+      <w:lvlText w:val="%7."/>
+      <w:lvlJc w:val="left"/>
+      <w:pPr>
+        <w:ind w:left="5040" w:hanging="360"/>
+      </w:pPr>
+    </w:lvl>
+    <w:lvl w:ilvl="7" w:tplc="04090019" w:tentative="1">
+      <w:start w:val="1"/>
+      <w:numFmt w:val="lowerLetter"/>
+      <w:lvlText w:val="%8."/>
+      <w:lvlJc w:val="left"/>
+      <w:pPr>
+        <w:ind w:left="5760" w:hanging="360"/>
+      </w:pPr>
+    </w:lvl>
+    <w:lvl w:ilvl="8" w:tplc="0409001B" w:tentative="1">
+      <w:start w:val="1"/>
+      <w:numFmt w:val="lowerRoman"/>
+      <w:lvlText w:val="%9."/>
+      <w:lvlJc w:val="right"/>
+      <w:pPr>
+        <w:ind w:left="6480" w:hanging="180"/>
+      </w:pPr>
+    </w:lvl>
+  </w:abstractNum>
+  <w:abstractNum w:abstractNumId="30" w15:restartNumberingAfterBreak="0">
     <w:nsid w:val="75A64176"/>
     <w:multiLevelType w:val="multilevel"/>
     <w:tmpl w:val="F508D69E"/>
@@ -7778,7 +8427,7 @@
       </w:rPr>
     </w:lvl>
   </w:abstractNum>
-  <w:abstractNum w:abstractNumId="27" w15:restartNumberingAfterBreak="0">
+  <w:abstractNum w:abstractNumId="31" w15:restartNumberingAfterBreak="0">
     <w:nsid w:val="75DD73E1"/>
     <w:multiLevelType w:val="multilevel"/>
     <w:tmpl w:val="F886C8D8"/>
@@ -7894,88 +8543,100 @@
     </w:lvl>
   </w:abstractNum>
   <w:num w:numId="1" w16cid:durableId="172450957">
-    <w:abstractNumId w:val="24"/>
+    <w:abstractNumId w:val="27"/>
   </w:num>
   <w:num w:numId="2" w16cid:durableId="1346010699">
-    <w:abstractNumId w:val="7"/>
+    <w:abstractNumId w:val="9"/>
   </w:num>
   <w:num w:numId="3" w16cid:durableId="1364210326">
     <w:abstractNumId w:val="0"/>
   </w:num>
   <w:num w:numId="4" w16cid:durableId="1753619574">
+    <w:abstractNumId w:val="19"/>
+  </w:num>
+  <w:num w:numId="5" w16cid:durableId="261030585">
+    <w:abstractNumId w:val="31"/>
+  </w:num>
+  <w:num w:numId="6" w16cid:durableId="723216255">
+    <w:abstractNumId w:val="23"/>
+  </w:num>
+  <w:num w:numId="7" w16cid:durableId="1041857781">
     <w:abstractNumId w:val="16"/>
   </w:num>
-  <w:num w:numId="5" w16cid:durableId="261030585">
-    <w:abstractNumId w:val="27"/>
+  <w:num w:numId="8" w16cid:durableId="63378560">
+    <w:abstractNumId w:val="2"/>
   </w:num>
-  <w:num w:numId="6" w16cid:durableId="723216255">
+  <w:num w:numId="9" w16cid:durableId="677466192">
+    <w:abstractNumId w:val="26"/>
+  </w:num>
+  <w:num w:numId="10" w16cid:durableId="1143546579">
+    <w:abstractNumId w:val="11"/>
+  </w:num>
+  <w:num w:numId="11" w16cid:durableId="640963828">
+    <w:abstractNumId w:val="5"/>
+  </w:num>
+  <w:num w:numId="12" w16cid:durableId="1565070546">
+    <w:abstractNumId w:val="30"/>
+  </w:num>
+  <w:num w:numId="13" w16cid:durableId="2127969342">
+    <w:abstractNumId w:val="10"/>
+  </w:num>
+  <w:num w:numId="14" w16cid:durableId="1246568051">
+    <w:abstractNumId w:val="4"/>
+  </w:num>
+  <w:num w:numId="15" w16cid:durableId="1347752149">
+    <w:abstractNumId w:val="3"/>
+  </w:num>
+  <w:num w:numId="16" w16cid:durableId="570845544">
+    <w:abstractNumId w:val="6"/>
+  </w:num>
+  <w:num w:numId="17" w16cid:durableId="1813791008">
+    <w:abstractNumId w:val="15"/>
+  </w:num>
+  <w:num w:numId="18" w16cid:durableId="1488085743">
     <w:abstractNumId w:val="20"/>
   </w:num>
-  <w:num w:numId="7" w16cid:durableId="1041857781">
+  <w:num w:numId="19" w16cid:durableId="1154178878">
+    <w:abstractNumId w:val="7"/>
+  </w:num>
+  <w:num w:numId="20" w16cid:durableId="478613171">
     <w:abstractNumId w:val="14"/>
   </w:num>
-  <w:num w:numId="8" w16cid:durableId="63378560">
-    <w:abstractNumId w:val="1"/>
+  <w:num w:numId="21" w16cid:durableId="377825938">
+    <w:abstractNumId w:val="25"/>
   </w:num>
-  <w:num w:numId="9" w16cid:durableId="677466192">
-    <w:abstractNumId w:val="23"/>
+  <w:num w:numId="22" w16cid:durableId="1114981905">
+    <w:abstractNumId w:val="24"/>
   </w:num>
-  <w:num w:numId="10" w16cid:durableId="1143546579">
-    <w:abstractNumId w:val="9"/>
+  <w:num w:numId="23" w16cid:durableId="1191407472">
+    <w:abstractNumId w:val="28"/>
   </w:num>
-  <w:num w:numId="11" w16cid:durableId="640963828">
-    <w:abstractNumId w:val="4"/>
+  <w:num w:numId="24" w16cid:durableId="1002121275">
+    <w:abstractNumId w:val="12"/>
   </w:num>
-  <w:num w:numId="12" w16cid:durableId="1565070546">
-    <w:abstractNumId w:val="26"/>
+  <w:num w:numId="25" w16cid:durableId="1366447267">
+    <w:abstractNumId w:val="13"/>
   </w:num>
-  <w:num w:numId="13" w16cid:durableId="2127969342">
+  <w:num w:numId="26" w16cid:durableId="468128149">
+    <w:abstractNumId w:val="21"/>
+  </w:num>
+  <w:num w:numId="27" w16cid:durableId="486291334">
+    <w:abstractNumId w:val="22"/>
+  </w:num>
+  <w:num w:numId="28" w16cid:durableId="21329025">
+    <w:abstractNumId w:val="17"/>
+  </w:num>
+  <w:num w:numId="29" w16cid:durableId="915632292">
+    <w:abstractNumId w:val="29"/>
+  </w:num>
+  <w:num w:numId="30" w16cid:durableId="308020989">
+    <w:abstractNumId w:val="18"/>
+  </w:num>
+  <w:num w:numId="31" w16cid:durableId="2129884785">
     <w:abstractNumId w:val="8"/>
   </w:num>
-  <w:num w:numId="14" w16cid:durableId="1246568051">
-    <w:abstractNumId w:val="3"/>
-  </w:num>
-  <w:num w:numId="15" w16cid:durableId="1347752149">
-    <w:abstractNumId w:val="2"/>
-  </w:num>
-  <w:num w:numId="16" w16cid:durableId="570845544">
-    <w:abstractNumId w:val="5"/>
-  </w:num>
-  <w:num w:numId="17" w16cid:durableId="1813791008">
-    <w:abstractNumId w:val="13"/>
-  </w:num>
-  <w:num w:numId="18" w16cid:durableId="1488085743">
-    <w:abstractNumId w:val="17"/>
-  </w:num>
-  <w:num w:numId="19" w16cid:durableId="1154178878">
-    <w:abstractNumId w:val="6"/>
-  </w:num>
-  <w:num w:numId="20" w16cid:durableId="478613171">
-    <w:abstractNumId w:val="12"/>
-  </w:num>
-  <w:num w:numId="21" w16cid:durableId="377825938">
-    <w:abstractNumId w:val="22"/>
-  </w:num>
-  <w:num w:numId="22" w16cid:durableId="1114981905">
-    <w:abstractNumId w:val="21"/>
-  </w:num>
-  <w:num w:numId="23" w16cid:durableId="1191407472">
-    <w:abstractNumId w:val="25"/>
-  </w:num>
-  <w:num w:numId="24" w16cid:durableId="1002121275">
-    <w:abstractNumId w:val="10"/>
-  </w:num>
-  <w:num w:numId="25" w16cid:durableId="1366447267">
-    <w:abstractNumId w:val="11"/>
-  </w:num>
-  <w:num w:numId="26" w16cid:durableId="468128149">
-    <w:abstractNumId w:val="18"/>
-  </w:num>
-  <w:num w:numId="27" w16cid:durableId="486291334">
-    <w:abstractNumId w:val="19"/>
-  </w:num>
-  <w:num w:numId="28" w16cid:durableId="21329025">
-    <w:abstractNumId w:val="15"/>
+  <w:num w:numId="32" w16cid:durableId="1221290070">
+    <w:abstractNumId w:val="1"/>
   </w:num>
 </w:numbering>
 </file>
@@ -8381,6 +9042,7 @@
   <w:style w:type="character" w:default="1" w:styleId="DefaultParagraphFont">
     <w:name w:val="Default Paragraph Font"/>
     <w:uiPriority w:val="1"/>
+    <w:semiHidden/>
     <w:unhideWhenUsed/>
   </w:style>
   <w:style w:type="table" w:default="1" w:styleId="TableNormal">

--- a/content/resumes/Anna_Cobb_resume.docx
+++ b/content/resumes/Anna_Cobb_resume.docx
@@ -221,7 +221,7 @@
           <w:szCs w:val="22"/>
           <w14:ligatures w14:val="none"/>
         </w:rPr>
-        <w:t xml:space="preserve">I am interested in understanding the </w:t>
+        <w:t xml:space="preserve">Technoeconomic modeling, </w:t>
       </w:r>
       <w:r>
         <w:rPr>
@@ -233,7 +233,7 @@
           <w:szCs w:val="22"/>
           <w14:ligatures w14:val="none"/>
         </w:rPr>
-        <w:t>environmental and economic consequences of clean energy</w:t>
+        <w:t>environmental impact</w:t>
       </w:r>
       <w:r>
         <w:rPr>
@@ -245,7 +245,7 @@
           <w:szCs w:val="22"/>
           <w14:ligatures w14:val="none"/>
         </w:rPr>
-        <w:t xml:space="preserve"> technology adoption</w:t>
+        <w:t xml:space="preserve"> assessment, and policy analysis of transportation and energy technology usage and adoption. </w:t>
       </w:r>
       <w:r>
         <w:rPr>
@@ -257,7 +257,55 @@
           <w:szCs w:val="22"/>
           <w14:ligatures w14:val="none"/>
         </w:rPr>
-        <w:t xml:space="preserve"> and implementation.</w:t>
+        <w:t>Current</w:t>
+      </w:r>
+      <w:r>
+        <w:rPr>
+          <w:rFonts w:ascii="Times" w:eastAsia="Times" w:hAnsi="Times" w:cs="Times"/>
+          <w:bCs/>
+          <w:color w:val="000000" w:themeColor="text1"/>
+          <w:kern w:val="0"/>
+          <w:sz w:val="22"/>
+          <w:szCs w:val="22"/>
+          <w14:ligatures w14:val="none"/>
+        </w:rPr>
+        <w:t xml:space="preserve"> topics of interest include responsible management of </w:t>
+      </w:r>
+      <w:r>
+        <w:rPr>
+          <w:rFonts w:ascii="Times" w:eastAsia="Times" w:hAnsi="Times" w:cs="Times"/>
+          <w:bCs/>
+          <w:color w:val="000000" w:themeColor="text1"/>
+          <w:kern w:val="0"/>
+          <w:sz w:val="22"/>
+          <w:szCs w:val="22"/>
+          <w14:ligatures w14:val="none"/>
+        </w:rPr>
+        <w:t>lithium-ion</w:t>
+      </w:r>
+      <w:r>
+        <w:rPr>
+          <w:rFonts w:ascii="Times" w:eastAsia="Times" w:hAnsi="Times" w:cs="Times"/>
+          <w:bCs/>
+          <w:color w:val="000000" w:themeColor="text1"/>
+          <w:kern w:val="0"/>
+          <w:sz w:val="22"/>
+          <w:szCs w:val="22"/>
+          <w14:ligatures w14:val="none"/>
+        </w:rPr>
+        <w:t xml:space="preserve"> batteries at end of life and supply and demand of critical minerals </w:t>
+      </w:r>
+      <w:r>
+        <w:rPr>
+          <w:rFonts w:ascii="Times" w:eastAsia="Times" w:hAnsi="Times" w:cs="Times"/>
+          <w:bCs/>
+          <w:color w:val="000000" w:themeColor="text1"/>
+          <w:kern w:val="0"/>
+          <w:sz w:val="22"/>
+          <w:szCs w:val="22"/>
+          <w14:ligatures w14:val="none"/>
+        </w:rPr>
+        <w:t>streams over time.</w:t>
       </w:r>
     </w:p>
     <w:p>
@@ -282,8 +330,8 @@
           <w:sz w:val="22"/>
           <w:szCs w:val="22"/>
         </w:rPr>
-        <w:pict w14:anchorId="6A9A62FA">
-          <v:rect id="_x0000_i1031" alt="" style="width:468pt;height:.05pt;mso-width-percent:0;mso-height-percent:0;mso-width-percent:0;mso-height-percent:0" o:hralign="center" o:hrstd="t" o:hr="t" fillcolor="#a0a0a0" stroked="f"/>
+        <w:pict w14:anchorId="3866BE4A">
+          <v:rect id="_x0000_i1032" alt="" style="width:468pt;height:.05pt;mso-width-percent:0;mso-height-percent:0;mso-width-percent:0;mso-height-percent:0" o:hralign="center" o:hrstd="t" o:hr="t" fillcolor="#a0a0a0" stroked="f"/>
         </w:pict>
       </w:r>
       <w:r>
@@ -355,14 +403,25 @@
           <w:szCs w:val="22"/>
           <w14:ligatures w14:val="none"/>
         </w:rPr>
-        <w:t>Since August 2022</w:t>
+        <w:t>2022</w:t>
+      </w:r>
+      <w:r>
+        <w:rPr>
+          <w:rFonts w:ascii="Times" w:eastAsia="Times" w:hAnsi="Times" w:cs="Times"/>
+          <w:b/>
+          <w:kern w:val="0"/>
+          <w:sz w:val="22"/>
+          <w:szCs w:val="22"/>
+          <w14:ligatures w14:val="none"/>
+        </w:rPr>
+        <w:t xml:space="preserve"> – August 2026 (expected) </w:t>
       </w:r>
     </w:p>
     <w:p>
       <w:pPr>
         <w:numPr>
           <w:ilvl w:val="0"/>
-          <w:numId w:val="14"/>
+          <w:numId w:val="34"/>
         </w:numPr>
         <w:tabs>
           <w:tab w:val="right" w:pos="9216"/>
@@ -453,7 +512,7 @@
       <w:pPr>
         <w:numPr>
           <w:ilvl w:val="0"/>
-          <w:numId w:val="14"/>
+          <w:numId w:val="34"/>
         </w:numPr>
         <w:tabs>
           <w:tab w:val="right" w:pos="9216"/>
@@ -462,6 +521,126 @@
         </w:tabs>
         <w:rPr>
           <w:rFonts w:ascii="Times" w:eastAsia="Times" w:hAnsi="Times" w:cs="Times"/>
+          <w:kern w:val="0"/>
+          <w:sz w:val="22"/>
+          <w:szCs w:val="22"/>
+          <w14:ligatures w14:val="none"/>
+        </w:rPr>
+      </w:pPr>
+      <w:r>
+        <w:rPr>
+          <w:rFonts w:ascii="Times" w:eastAsia="Times" w:hAnsi="Times" w:cs="Times"/>
+          <w:kern w:val="0"/>
+          <w:sz w:val="22"/>
+          <w:szCs w:val="22"/>
+          <w14:ligatures w14:val="none"/>
+        </w:rPr>
+        <w:t>Dissertation: “</w:t>
+      </w:r>
+      <w:r>
+        <w:rPr>
+          <w:rFonts w:ascii="Times" w:eastAsia="Times" w:hAnsi="Times" w:cs="Times"/>
+          <w:kern w:val="0"/>
+          <w:sz w:val="22"/>
+          <w:szCs w:val="22"/>
+          <w14:ligatures w14:val="none"/>
+        </w:rPr>
+        <w:t>S</w:t>
+      </w:r>
+      <w:r>
+        <w:rPr>
+          <w:rFonts w:ascii="Times" w:eastAsia="Times" w:hAnsi="Times" w:cs="Times"/>
+          <w:kern w:val="0"/>
+          <w:sz w:val="22"/>
+          <w:szCs w:val="22"/>
+          <w14:ligatures w14:val="none"/>
+        </w:rPr>
+        <w:t>ocial and Environmental Sustainability in Transportation: Analyses of Ride-Hailing Services and the Circularity of Electric-Vehicle Batteries</w:t>
+      </w:r>
+      <w:r>
+        <w:rPr>
+          <w:rFonts w:ascii="Times" w:eastAsia="Times" w:hAnsi="Times" w:cs="Times"/>
+          <w:kern w:val="0"/>
+          <w:sz w:val="22"/>
+          <w:szCs w:val="22"/>
+          <w14:ligatures w14:val="none"/>
+        </w:rPr>
+        <w:t>”</w:t>
+      </w:r>
+    </w:p>
+    <w:p>
+      <w:pPr>
+        <w:numPr>
+          <w:ilvl w:val="0"/>
+          <w:numId w:val="34"/>
+        </w:numPr>
+        <w:tabs>
+          <w:tab w:val="right" w:pos="9216"/>
+          <w:tab w:val="right" w:pos="9360"/>
+          <w:tab w:val="right" w:pos="10800"/>
+        </w:tabs>
+        <w:rPr>
+          <w:rFonts w:ascii="Times" w:eastAsia="Times" w:hAnsi="Times" w:cs="Times"/>
+          <w:kern w:val="0"/>
+          <w:sz w:val="22"/>
+          <w:szCs w:val="22"/>
+          <w14:ligatures w14:val="none"/>
+        </w:rPr>
+      </w:pPr>
+      <w:r>
+        <w:rPr>
+          <w:rFonts w:ascii="Times" w:eastAsia="Times" w:hAnsi="Times" w:cs="Times"/>
+          <w:kern w:val="0"/>
+          <w:sz w:val="22"/>
+          <w:szCs w:val="22"/>
+          <w14:ligatures w14:val="none"/>
+        </w:rPr>
+        <w:t>Advisor: Jeremy Michalek, PhD</w:t>
+      </w:r>
+    </w:p>
+    <w:p>
+      <w:pPr>
+        <w:numPr>
+          <w:ilvl w:val="0"/>
+          <w:numId w:val="34"/>
+        </w:numPr>
+        <w:tabs>
+          <w:tab w:val="right" w:pos="9216"/>
+          <w:tab w:val="right" w:pos="9360"/>
+          <w:tab w:val="right" w:pos="10800"/>
+        </w:tabs>
+        <w:rPr>
+          <w:rFonts w:ascii="Times" w:eastAsia="Times" w:hAnsi="Times" w:cs="Times"/>
+          <w:kern w:val="0"/>
+          <w:sz w:val="22"/>
+          <w:szCs w:val="22"/>
+          <w14:ligatures w14:val="none"/>
+        </w:rPr>
+      </w:pPr>
+      <w:r>
+        <w:rPr>
+          <w:rFonts w:ascii="Times" w:eastAsia="Times" w:hAnsi="Times" w:cs="Times"/>
+          <w:kern w:val="0"/>
+          <w:sz w:val="22"/>
+          <w:szCs w:val="22"/>
+          <w14:ligatures w14:val="none"/>
+        </w:rPr>
+        <w:t>Committee Members: Jeremy Michalek (Chair), Jennifer Dunn, Alissa Kendall, Jay Whitacre</w:t>
+      </w:r>
+    </w:p>
+    <w:p>
+      <w:pPr>
+        <w:numPr>
+          <w:ilvl w:val="0"/>
+          <w:numId w:val="34"/>
+        </w:numPr>
+        <w:tabs>
+          <w:tab w:val="right" w:pos="9216"/>
+          <w:tab w:val="right" w:pos="9360"/>
+          <w:tab w:val="right" w:pos="10800"/>
+        </w:tabs>
+        <w:rPr>
+          <w:rFonts w:ascii="Times" w:eastAsia="Times" w:hAnsi="Times" w:cs="Times"/>
           <w:b/>
           <w:kern w:val="0"/>
           <w:sz w:val="22"/>
@@ -555,7 +734,7 @@
       <w:pPr>
         <w:numPr>
           <w:ilvl w:val="0"/>
-          <w:numId w:val="9"/>
+          <w:numId w:val="35"/>
         </w:numPr>
         <w:pBdr>
           <w:top w:val="nil"/>
@@ -645,8 +824,8 @@
           <w:sz w:val="22"/>
           <w:szCs w:val="22"/>
         </w:rPr>
-        <w:pict w14:anchorId="45AD9A3D">
-          <v:rect id="_x0000_i1030" alt="" style="width:458.85pt;height:.05pt;mso-width-percent:0;mso-height-percent:0;mso-width-percent:0;mso-height-percent:0" o:hrpct="990" o:hralign="center" o:hrstd="t" o:hr="t" fillcolor="#a0a0a0" stroked="f"/>
+        <w:pict w14:anchorId="00B367BE">
+          <v:rect id="_x0000_i1031" alt="" style="width:458.85pt;height:.05pt;mso-width-percent:0;mso-height-percent:0;mso-width-percent:0;mso-height-percent:0" o:hrpct="990" o:hralign="center" o:hrstd="t" o:hr="t" fillcolor="#a0a0a0" stroked="f"/>
         </w:pict>
       </w:r>
     </w:p>
@@ -761,20 +940,14 @@
     </w:p>
     <w:p>
       <w:pPr>
+        <w:pStyle w:val="ListParagraph"/>
+        <w:numPr>
+          <w:ilvl w:val="0"/>
+          <w:numId w:val="46"/>
+        </w:numPr>
         <w:tabs>
           <w:tab w:val="right" w:pos="9360"/>
         </w:tabs>
-        <w:ind w:left="720"/>
-        <w:rPr>
-          <w:rFonts w:ascii="Times" w:eastAsia="Times" w:hAnsi="Times" w:cs="Times"/>
-          <w:b/>
-          <w:kern w:val="0"/>
-          <w:sz w:val="22"/>
-          <w:szCs w:val="22"/>
-          <w14:ligatures w14:val="none"/>
-        </w:rPr>
-      </w:pPr>
-      <w:r>
         <w:rPr>
           <w:rFonts w:ascii="Times" w:eastAsia="Times" w:hAnsi="Times" w:cs="Times"/>
           <w:bCs/>
@@ -783,8 +956,7 @@
           <w:szCs w:val="22"/>
           <w14:ligatures w14:val="none"/>
         </w:rPr>
-        <w:t xml:space="preserve">I am a member of the Vehicle Electrification Group (VEG), which is directed by my advisor, Dr. Jeremy Michalek. My research </w:t>
-      </w:r>
+      </w:pPr>
       <w:r>
         <w:rPr>
           <w:rFonts w:ascii="Times" w:eastAsia="Times" w:hAnsi="Times" w:cs="Times"/>
@@ -794,9 +966,19 @@
           <w:szCs w:val="22"/>
           <w14:ligatures w14:val="none"/>
         </w:rPr>
-        <w:t>examines</w:t>
-      </w:r>
-      <w:r>
+        <w:t>Paper 1: Developed an agent-based model in Julia to simulate Uber and Lyft trips in for analysis of the impact of discriminatory driver behavior and matching algorithm parameters on wait times</w:t>
+      </w:r>
+    </w:p>
+    <w:p>
+      <w:pPr>
+        <w:pStyle w:val="ListParagraph"/>
+        <w:numPr>
+          <w:ilvl w:val="0"/>
+          <w:numId w:val="46"/>
+        </w:numPr>
+        <w:tabs>
+          <w:tab w:val="right" w:pos="9360"/>
+        </w:tabs>
         <w:rPr>
           <w:rFonts w:ascii="Times" w:eastAsia="Times" w:hAnsi="Times" w:cs="Times"/>
           <w:bCs/>
@@ -805,8 +987,7 @@
           <w:szCs w:val="22"/>
           <w14:ligatures w14:val="none"/>
         </w:rPr>
-        <w:t xml:space="preserve"> the implementation of transportation technology, which covers topics ranging from</w:t>
-      </w:r>
+      </w:pPr>
       <w:r>
         <w:rPr>
           <w:rFonts w:ascii="Times" w:eastAsia="Times" w:hAnsi="Times" w:cs="Times"/>
@@ -816,9 +997,19 @@
           <w:szCs w:val="22"/>
           <w14:ligatures w14:val="none"/>
         </w:rPr>
-        <w:t xml:space="preserve"> how long people have to wait for their Uber and Lyft drivers</w:t>
-      </w:r>
-      <w:r>
+        <w:t>Paper 2: Created a process-based cost model of a battery repurposing facility, which was used along with empirical data and simulations of battery degradation to compare the economics of repurposing and recycling electric vehicle batteries across a wide variety of conditions</w:t>
+      </w:r>
+    </w:p>
+    <w:p>
+      <w:pPr>
+        <w:pStyle w:val="ListParagraph"/>
+        <w:numPr>
+          <w:ilvl w:val="0"/>
+          <w:numId w:val="46"/>
+        </w:numPr>
+        <w:tabs>
+          <w:tab w:val="right" w:pos="9360"/>
+        </w:tabs>
         <w:rPr>
           <w:rFonts w:ascii="Times" w:eastAsia="Times" w:hAnsi="Times" w:cs="Times"/>
           <w:bCs/>
@@ -827,7 +1018,28 @@
           <w:szCs w:val="22"/>
           <w14:ligatures w14:val="none"/>
         </w:rPr>
-        <w:t xml:space="preserve"> to the logistics of electric vehicle battery recycling markets.</w:t>
+      </w:pPr>
+      <w:r>
+        <w:rPr>
+          <w:rFonts w:ascii="Times" w:eastAsia="Times" w:hAnsi="Times" w:cs="Times"/>
+          <w:bCs/>
+          <w:kern w:val="0"/>
+          <w:sz w:val="22"/>
+          <w:szCs w:val="22"/>
+          <w14:ligatures w14:val="none"/>
+        </w:rPr>
+        <w:t xml:space="preserve">Paper 3: </w:t>
+      </w:r>
+      <w:r>
+        <w:rPr>
+          <w:rFonts w:ascii="Times" w:eastAsia="Times" w:hAnsi="Times" w:cs="Times"/>
+          <w:bCs/>
+          <w:kern w:val="0"/>
+          <w:sz w:val="22"/>
+          <w:szCs w:val="22"/>
+          <w14:ligatures w14:val="none"/>
+        </w:rPr>
+        <w:t>Using the EverBatt recycling cost and emissions model to examine the net benefits of lithium-ion battery recycling across cathode chemistries, evolving feedstock, and material prices</w:t>
       </w:r>
     </w:p>
     <w:p>
@@ -1035,7 +1247,27 @@
           <w:szCs w:val="22"/>
           <w14:ligatures w14:val="none"/>
         </w:rPr>
-        <w:t xml:space="preserve"> system-level technoeconomic model</w:t>
+        <w:t xml:space="preserve"> system</w:t>
+      </w:r>
+      <w:r>
+        <w:rPr>
+          <w:rFonts w:ascii="Times" w:eastAsia="Times" w:hAnsi="Times" w:cs="Times"/>
+          <w:kern w:val="0"/>
+          <w:sz w:val="22"/>
+          <w:szCs w:val="22"/>
+          <w14:ligatures w14:val="none"/>
+        </w:rPr>
+        <w:t>s</w:t>
+      </w:r>
+      <w:r>
+        <w:rPr>
+          <w:rFonts w:ascii="Times" w:eastAsia="Times" w:hAnsi="Times" w:cs="Times"/>
+          <w:kern w:val="0"/>
+          <w:sz w:val="22"/>
+          <w:szCs w:val="22"/>
+          <w14:ligatures w14:val="none"/>
+        </w:rPr>
+        <w:t>-level technoeconomic model</w:t>
       </w:r>
       <w:r>
         <w:rPr>
@@ -1331,7 +1563,40 @@
           <w:szCs w:val="22"/>
           <w14:ligatures w14:val="none"/>
         </w:rPr>
-        <w:t>Using experimental data, I created and calibrated a geometric flow model of a test combustion rig using Flownex. Model simulation results were used to help identify combustion instabilities that might occur during engine operation.</w:t>
+        <w:t xml:space="preserve">Created </w:t>
+      </w:r>
+      <w:r>
+        <w:rPr>
+          <w:rFonts w:ascii="Times" w:eastAsia="Times" w:hAnsi="Times" w:cs="Times"/>
+          <w:color w:val="000000"/>
+          <w:kern w:val="0"/>
+          <w:sz w:val="22"/>
+          <w:szCs w:val="22"/>
+          <w14:ligatures w14:val="none"/>
+        </w:rPr>
+        <w:t xml:space="preserve">and calibrate a geometric flow model of a test combustion rig. Model simulation results were used to help identify combustion instabilities that </w:t>
+      </w:r>
+      <w:r>
+        <w:rPr>
+          <w:rFonts w:ascii="Times" w:eastAsia="Times" w:hAnsi="Times" w:cs="Times"/>
+          <w:color w:val="000000"/>
+          <w:kern w:val="0"/>
+          <w:sz w:val="22"/>
+          <w:szCs w:val="22"/>
+          <w14:ligatures w14:val="none"/>
+        </w:rPr>
+        <w:t xml:space="preserve">can </w:t>
+      </w:r>
+      <w:r>
+        <w:rPr>
+          <w:rFonts w:ascii="Times" w:eastAsia="Times" w:hAnsi="Times" w:cs="Times"/>
+          <w:color w:val="000000"/>
+          <w:kern w:val="0"/>
+          <w:sz w:val="22"/>
+          <w:szCs w:val="22"/>
+          <w14:ligatures w14:val="none"/>
+        </w:rPr>
+        <w:t>occur during engine operation.</w:t>
       </w:r>
     </w:p>
     <w:p>
@@ -1366,7 +1631,1325 @@
           <w:sz w:val="22"/>
           <w:szCs w:val="22"/>
         </w:rPr>
-        <w:pict w14:anchorId="3BAE0BC4">
+        <w:pict w14:anchorId="01E5EB91">
+          <v:rect id="_x0000_i1030" alt="" style="width:468pt;height:.05pt;mso-width-percent:0;mso-height-percent:0;mso-width-percent:0;mso-height-percent:0" o:hralign="center" o:hrstd="t" o:hr="t" fillcolor="#a0a0a0" stroked="f"/>
+        </w:pict>
+      </w:r>
+    </w:p>
+    <w:p>
+      <w:pPr>
+        <w:tabs>
+          <w:tab w:val="right" w:pos="9216"/>
+          <w:tab w:val="right" w:pos="9360"/>
+        </w:tabs>
+        <w:rPr>
+          <w:rFonts w:ascii="Times" w:eastAsia="Times" w:hAnsi="Times" w:cs="Times"/>
+          <w:b/>
+          <w:color w:val="1F3864"/>
+          <w:kern w:val="0"/>
+          <w:sz w:val="28"/>
+          <w:szCs w:val="28"/>
+          <w14:ligatures w14:val="none"/>
+        </w:rPr>
+      </w:pPr>
+      <w:bookmarkStart w:id="1" w:name="_heading=h.30j0zll" w:colFirst="0" w:colLast="0"/>
+      <w:bookmarkEnd w:id="1"/>
+      <w:r>
+        <w:rPr>
+          <w:rFonts w:ascii="Times" w:eastAsia="Times" w:hAnsi="Times" w:cs="Times"/>
+          <w:b/>
+          <w:color w:val="1F3864"/>
+          <w:kern w:val="0"/>
+          <w:sz w:val="28"/>
+          <w:szCs w:val="28"/>
+          <w14:ligatures w14:val="none"/>
+        </w:rPr>
+        <w:t>Skills</w:t>
+      </w:r>
+    </w:p>
+    <w:p>
+      <w:pPr>
+        <w:pBdr>
+          <w:top w:val="nil"/>
+          <w:left w:val="nil"/>
+          <w:bottom w:val="nil"/>
+          <w:right w:val="nil"/>
+          <w:between w:val="nil"/>
+        </w:pBdr>
+        <w:tabs>
+          <w:tab w:val="right" w:pos="9216"/>
+          <w:tab w:val="right" w:pos="9360"/>
+        </w:tabs>
+        <w:rPr>
+          <w:rFonts w:ascii="Times" w:eastAsia="Times" w:hAnsi="Times" w:cs="Times"/>
+          <w:b/>
+          <w:kern w:val="0"/>
+          <w:sz w:val="22"/>
+          <w:szCs w:val="22"/>
+          <w14:ligatures w14:val="none"/>
+        </w:rPr>
+      </w:pPr>
+      <w:r>
+        <w:rPr>
+          <w:rFonts w:ascii="Times" w:eastAsia="Times" w:hAnsi="Times" w:cs="Times"/>
+          <w:b/>
+          <w:kern w:val="0"/>
+          <w:sz w:val="22"/>
+          <w:szCs w:val="22"/>
+          <w14:ligatures w14:val="none"/>
+        </w:rPr>
+        <w:t>Programming Languages</w:t>
+      </w:r>
+      <w:r>
+        <w:rPr>
+          <w:rFonts w:ascii="Times" w:eastAsia="Times" w:hAnsi="Times" w:cs="Times"/>
+          <w:b/>
+          <w:kern w:val="0"/>
+          <w:sz w:val="22"/>
+          <w:szCs w:val="22"/>
+          <w14:ligatures w14:val="none"/>
+        </w:rPr>
+        <w:t>/Software</w:t>
+      </w:r>
+    </w:p>
+    <w:p>
+      <w:pPr>
+        <w:pBdr>
+          <w:top w:val="nil"/>
+          <w:left w:val="nil"/>
+          <w:bottom w:val="nil"/>
+          <w:right w:val="nil"/>
+          <w:between w:val="nil"/>
+        </w:pBdr>
+        <w:tabs>
+          <w:tab w:val="right" w:pos="9216"/>
+          <w:tab w:val="right" w:pos="9360"/>
+        </w:tabs>
+        <w:ind w:left="720"/>
+        <w:rPr>
+          <w:rFonts w:ascii="Times" w:eastAsia="Times" w:hAnsi="Times" w:cs="Times"/>
+          <w:color w:val="000000"/>
+          <w:kern w:val="0"/>
+          <w:sz w:val="22"/>
+          <w:szCs w:val="22"/>
+          <w14:ligatures w14:val="none"/>
+        </w:rPr>
+      </w:pPr>
+      <w:r>
+        <w:rPr>
+          <w:rFonts w:ascii="Times" w:eastAsia="Times" w:hAnsi="Times" w:cs="Times"/>
+          <w:color w:val="000000"/>
+          <w:kern w:val="0"/>
+          <w:sz w:val="22"/>
+          <w:szCs w:val="22"/>
+          <w14:ligatures w14:val="none"/>
+        </w:rPr>
+        <w:t>R, Python</w:t>
+      </w:r>
+      <w:r>
+        <w:rPr>
+          <w:rFonts w:ascii="Times" w:eastAsia="Times" w:hAnsi="Times" w:cs="Times"/>
+          <w:color w:val="000000"/>
+          <w:kern w:val="0"/>
+          <w:sz w:val="22"/>
+          <w:szCs w:val="22"/>
+          <w14:ligatures w14:val="none"/>
+        </w:rPr>
+        <w:t xml:space="preserve">, </w:t>
+      </w:r>
+      <w:r>
+        <w:rPr>
+          <w:rFonts w:ascii="Times" w:eastAsia="Times" w:hAnsi="Times" w:cs="Times"/>
+          <w:kern w:val="0"/>
+          <w:sz w:val="22"/>
+          <w:szCs w:val="22"/>
+          <w14:ligatures w14:val="none"/>
+        </w:rPr>
+        <w:t>Julia</w:t>
+      </w:r>
+      <w:r>
+        <w:rPr>
+          <w:rFonts w:ascii="Times" w:eastAsia="Times" w:hAnsi="Times" w:cs="Times"/>
+          <w:color w:val="000000"/>
+          <w:kern w:val="0"/>
+          <w:sz w:val="22"/>
+          <w:szCs w:val="22"/>
+          <w14:ligatures w14:val="none"/>
+        </w:rPr>
+        <w:t>, MATLAB,</w:t>
+      </w:r>
+      <w:r>
+        <w:rPr>
+          <w:rFonts w:ascii="Times" w:eastAsia="Times" w:hAnsi="Times" w:cs="Times"/>
+          <w:color w:val="000000"/>
+          <w:kern w:val="0"/>
+          <w:sz w:val="22"/>
+          <w:szCs w:val="22"/>
+          <w14:ligatures w14:val="none"/>
+        </w:rPr>
+        <w:t xml:space="preserve"> GitHub, use of supercomputing resources</w:t>
+      </w:r>
+    </w:p>
+    <w:p>
+      <w:pPr>
+        <w:pBdr>
+          <w:top w:val="nil"/>
+          <w:left w:val="nil"/>
+          <w:bottom w:val="nil"/>
+          <w:right w:val="nil"/>
+          <w:between w:val="nil"/>
+        </w:pBdr>
+        <w:tabs>
+          <w:tab w:val="right" w:pos="9216"/>
+          <w:tab w:val="right" w:pos="9360"/>
+        </w:tabs>
+        <w:rPr>
+          <w:rFonts w:ascii="Times" w:eastAsia="Times" w:hAnsi="Times" w:cs="Times"/>
+          <w:b/>
+          <w:bCs/>
+          <w:kern w:val="0"/>
+          <w:sz w:val="22"/>
+          <w:szCs w:val="22"/>
+          <w14:ligatures w14:val="none"/>
+        </w:rPr>
+      </w:pPr>
+      <w:r>
+        <w:rPr>
+          <w:rFonts w:ascii="Times" w:eastAsia="Times" w:hAnsi="Times" w:cs="Times"/>
+          <w:b/>
+          <w:bCs/>
+          <w:kern w:val="0"/>
+          <w:sz w:val="22"/>
+          <w:szCs w:val="22"/>
+          <w14:ligatures w14:val="none"/>
+        </w:rPr>
+        <w:t>Models</w:t>
+      </w:r>
+    </w:p>
+    <w:p>
+      <w:pPr>
+        <w:pStyle w:val="ListParagraph"/>
+        <w:pBdr>
+          <w:top w:val="nil"/>
+          <w:left w:val="nil"/>
+          <w:bottom w:val="nil"/>
+          <w:right w:val="nil"/>
+          <w:between w:val="nil"/>
+        </w:pBdr>
+        <w:tabs>
+          <w:tab w:val="right" w:pos="9216"/>
+          <w:tab w:val="right" w:pos="9360"/>
+        </w:tabs>
+        <w:rPr>
+          <w:rFonts w:ascii="Times" w:eastAsia="Times" w:hAnsi="Times" w:cs="Times"/>
+          <w:color w:val="000000"/>
+          <w:kern w:val="0"/>
+          <w:sz w:val="22"/>
+          <w:szCs w:val="22"/>
+          <w14:ligatures w14:val="none"/>
+        </w:rPr>
+      </w:pPr>
+      <w:r>
+        <w:rPr>
+          <w:rFonts w:ascii="Times" w:eastAsia="Times" w:hAnsi="Times" w:cs="Times"/>
+          <w:color w:val="000000"/>
+          <w:kern w:val="0"/>
+          <w:sz w:val="22"/>
+          <w:szCs w:val="22"/>
+          <w14:ligatures w14:val="none"/>
+        </w:rPr>
+        <w:t>EverBatt, BLAST-Lite, GREET R&amp;D</w:t>
+      </w:r>
+    </w:p>
+    <w:p>
+      <w:pPr>
+        <w:pBdr>
+          <w:top w:val="nil"/>
+          <w:left w:val="nil"/>
+          <w:bottom w:val="nil"/>
+          <w:right w:val="nil"/>
+          <w:between w:val="nil"/>
+        </w:pBdr>
+        <w:tabs>
+          <w:tab w:val="right" w:pos="9216"/>
+          <w:tab w:val="right" w:pos="9360"/>
+        </w:tabs>
+        <w:rPr>
+          <w:rFonts w:ascii="Times" w:eastAsia="Times" w:hAnsi="Times" w:cs="Times"/>
+          <w:b/>
+          <w:bCs/>
+          <w:color w:val="000000"/>
+          <w:kern w:val="0"/>
+          <w:sz w:val="22"/>
+          <w:szCs w:val="22"/>
+          <w14:ligatures w14:val="none"/>
+        </w:rPr>
+      </w:pPr>
+      <w:r>
+        <w:rPr>
+          <w:rFonts w:ascii="Times" w:eastAsia="Times" w:hAnsi="Times" w:cs="Times"/>
+          <w:b/>
+          <w:bCs/>
+          <w:color w:val="000000"/>
+          <w:kern w:val="0"/>
+          <w:sz w:val="22"/>
+          <w:szCs w:val="22"/>
+          <w14:ligatures w14:val="none"/>
+        </w:rPr>
+        <w:t>Relevant Graduate Coursework</w:t>
+      </w:r>
+    </w:p>
+    <w:p>
+      <w:pPr>
+        <w:pStyle w:val="ListParagraph"/>
+        <w:pBdr>
+          <w:top w:val="nil"/>
+          <w:left w:val="nil"/>
+          <w:bottom w:val="nil"/>
+          <w:right w:val="nil"/>
+          <w:between w:val="nil"/>
+        </w:pBdr>
+        <w:tabs>
+          <w:tab w:val="right" w:pos="9216"/>
+          <w:tab w:val="right" w:pos="9360"/>
+        </w:tabs>
+        <w:rPr>
+          <w:rFonts w:ascii="Times" w:eastAsia="Times" w:hAnsi="Times" w:cs="Times"/>
+          <w:color w:val="000000"/>
+          <w:kern w:val="0"/>
+          <w:sz w:val="22"/>
+          <w:szCs w:val="22"/>
+          <w14:ligatures w14:val="none"/>
+        </w:rPr>
+      </w:pPr>
+      <w:r>
+        <w:rPr>
+          <w:rFonts w:ascii="Times" w:eastAsia="Times" w:hAnsi="Times" w:cs="Times"/>
+          <w:color w:val="000000"/>
+          <w:kern w:val="0"/>
+          <w:sz w:val="22"/>
+          <w:szCs w:val="22"/>
+          <w14:ligatures w14:val="none"/>
+        </w:rPr>
+        <w:t>Engineering Optimization, Introduction to Machine Learning, Electrochemical Decarbonization Technologies, Multi Criteria Decision Making, Data Science for Technology and Policy</w:t>
+      </w:r>
+    </w:p>
+    <w:p>
+      <w:pPr>
+        <w:rPr>
+          <w:rFonts w:ascii="Times" w:eastAsia="Times" w:hAnsi="Times" w:cs="Times"/>
+          <w:b/>
+          <w:color w:val="002060"/>
+          <w:kern w:val="0"/>
+          <w:sz w:val="28"/>
+          <w:szCs w:val="28"/>
+          <w14:ligatures w14:val="none"/>
+        </w:rPr>
+      </w:pPr>
+      <w:r>
+        <w:rPr>
+          <w:rFonts w:ascii="Times" w:eastAsia="Times" w:hAnsi="Times" w:cs="Times"/>
+          <w:b/>
+          <w:color w:val="002060"/>
+          <w:kern w:val="0"/>
+          <w:sz w:val="28"/>
+          <w:szCs w:val="28"/>
+          <w14:ligatures w14:val="none"/>
+        </w:rPr>
+        <w:lastRenderedPageBreak/>
+        <w:t>Academic Projects</w:t>
+      </w:r>
+    </w:p>
+    <w:p>
+      <w:pPr>
+        <w:tabs>
+          <w:tab w:val="right" w:pos="9360"/>
+        </w:tabs>
+        <w:rPr>
+          <w:rFonts w:ascii="Times" w:eastAsia="Times" w:hAnsi="Times" w:cs="Times"/>
+          <w:b/>
+          <w:kern w:val="0"/>
+          <w:sz w:val="22"/>
+          <w:szCs w:val="22"/>
+          <w14:ligatures w14:val="none"/>
+        </w:rPr>
+      </w:pPr>
+      <w:r>
+        <w:rPr>
+          <w:rFonts w:ascii="Times" w:eastAsia="Times" w:hAnsi="Times" w:cs="Times"/>
+          <w:b/>
+          <w:kern w:val="0"/>
+          <w:sz w:val="22"/>
+          <w:szCs w:val="22"/>
+          <w14:ligatures w14:val="none"/>
+        </w:rPr>
+        <w:t xml:space="preserve">USAEE Virtual Case Competition (Carnegie Mellon), </w:t>
+      </w:r>
+      <w:r>
+        <w:rPr>
+          <w:rFonts w:ascii="Times" w:eastAsia="Times" w:hAnsi="Times" w:cs="Times"/>
+          <w:bCs/>
+          <w:i/>
+          <w:iCs/>
+          <w:kern w:val="0"/>
+          <w:sz w:val="22"/>
+          <w:szCs w:val="22"/>
+          <w14:ligatures w14:val="none"/>
+        </w:rPr>
+        <w:t>Group Member</w:t>
+      </w:r>
+      <w:r>
+        <w:rPr>
+          <w:rFonts w:ascii="Times" w:eastAsia="Times" w:hAnsi="Times" w:cs="Times"/>
+          <w:bCs/>
+          <w:i/>
+          <w:iCs/>
+          <w:kern w:val="0"/>
+          <w:sz w:val="22"/>
+          <w:szCs w:val="22"/>
+          <w14:ligatures w14:val="none"/>
+        </w:rPr>
+        <w:t xml:space="preserve"> </w:t>
+      </w:r>
+      <w:r>
+        <w:rPr>
+          <w:rFonts w:ascii="Times" w:eastAsia="Times" w:hAnsi="Times" w:cs="Times"/>
+          <w:bCs/>
+          <w:kern w:val="0"/>
+          <w:sz w:val="22"/>
+          <w:szCs w:val="22"/>
+          <w14:ligatures w14:val="none"/>
+        </w:rPr>
+        <w:tab/>
+      </w:r>
+      <w:r>
+        <w:rPr>
+          <w:rFonts w:ascii="Times" w:eastAsia="Times" w:hAnsi="Times" w:cs="Times"/>
+          <w:b/>
+          <w:kern w:val="0"/>
+          <w:sz w:val="22"/>
+          <w:szCs w:val="22"/>
+          <w14:ligatures w14:val="none"/>
+        </w:rPr>
+        <w:t>August 2025</w:t>
+      </w:r>
+    </w:p>
+    <w:p>
+      <w:pPr>
+        <w:tabs>
+          <w:tab w:val="right" w:pos="9360"/>
+        </w:tabs>
+        <w:rPr>
+          <w:rFonts w:ascii="Times" w:eastAsia="Times" w:hAnsi="Times" w:cs="Times"/>
+          <w:bCs/>
+          <w:kern w:val="0"/>
+          <w:sz w:val="22"/>
+          <w:szCs w:val="22"/>
+          <w14:ligatures w14:val="none"/>
+        </w:rPr>
+      </w:pPr>
+      <w:r>
+        <w:rPr>
+          <w:rFonts w:ascii="Times" w:eastAsia="Times" w:hAnsi="Times" w:cs="Times"/>
+          <w:bCs/>
+          <w:kern w:val="0"/>
+          <w:sz w:val="22"/>
+          <w:szCs w:val="22"/>
+          <w14:ligatures w14:val="none"/>
+        </w:rPr>
+        <w:t xml:space="preserve">Month-long competition </w:t>
+      </w:r>
+      <w:r>
+        <w:rPr>
+          <w:rFonts w:ascii="Times" w:eastAsia="Times" w:hAnsi="Times" w:cs="Times"/>
+          <w:bCs/>
+          <w:kern w:val="0"/>
+          <w:sz w:val="22"/>
+          <w:szCs w:val="22"/>
+          <w14:ligatures w14:val="none"/>
+        </w:rPr>
+        <w:t xml:space="preserve">focused on strategies for utilities to handle load growth from data centers. </w:t>
+      </w:r>
+    </w:p>
+    <w:p>
+      <w:pPr>
+        <w:pStyle w:val="ListParagraph"/>
+        <w:numPr>
+          <w:ilvl w:val="0"/>
+          <w:numId w:val="40"/>
+        </w:numPr>
+        <w:tabs>
+          <w:tab w:val="right" w:pos="9360"/>
+        </w:tabs>
+        <w:rPr>
+          <w:rFonts w:ascii="Times" w:eastAsia="Times" w:hAnsi="Times" w:cs="Times"/>
+          <w:bCs/>
+          <w:kern w:val="0"/>
+          <w:sz w:val="22"/>
+          <w:szCs w:val="22"/>
+          <w14:ligatures w14:val="none"/>
+        </w:rPr>
+      </w:pPr>
+      <w:r>
+        <w:rPr>
+          <w:rFonts w:ascii="Times" w:eastAsia="Times" w:hAnsi="Times" w:cs="Times"/>
+          <w:bCs/>
+          <w:kern w:val="0"/>
+          <w:sz w:val="22"/>
+          <w:szCs w:val="22"/>
+          <w14:ligatures w14:val="none"/>
+        </w:rPr>
+        <w:t xml:space="preserve">Ran Monte Carlo simulations to examine how the composition of data centers requesting connection affects magnitude of uncertainty over time.  </w:t>
+      </w:r>
+    </w:p>
+    <w:p>
+      <w:pPr>
+        <w:pStyle w:val="ListParagraph"/>
+        <w:numPr>
+          <w:ilvl w:val="0"/>
+          <w:numId w:val="40"/>
+        </w:numPr>
+        <w:tabs>
+          <w:tab w:val="right" w:pos="9360"/>
+        </w:tabs>
+        <w:rPr>
+          <w:rFonts w:ascii="Times" w:eastAsia="Times" w:hAnsi="Times" w:cs="Times"/>
+          <w:bCs/>
+          <w:kern w:val="0"/>
+          <w:sz w:val="22"/>
+          <w:szCs w:val="22"/>
+          <w14:ligatures w14:val="none"/>
+        </w:rPr>
+      </w:pPr>
+      <w:r>
+        <w:rPr>
+          <w:rFonts w:ascii="Times" w:eastAsia="Times" w:hAnsi="Times" w:cs="Times"/>
+          <w:bCs/>
+          <w:kern w:val="0"/>
+          <w:sz w:val="22"/>
+          <w:szCs w:val="22"/>
+          <w14:ligatures w14:val="none"/>
+        </w:rPr>
+        <w:t>Team Placement: 1</w:t>
+      </w:r>
+      <w:r>
+        <w:rPr>
+          <w:rFonts w:ascii="Times" w:eastAsia="Times" w:hAnsi="Times" w:cs="Times"/>
+          <w:bCs/>
+          <w:kern w:val="0"/>
+          <w:sz w:val="22"/>
+          <w:szCs w:val="22"/>
+          <w:vertAlign w:val="superscript"/>
+          <w14:ligatures w14:val="none"/>
+        </w:rPr>
+        <w:t>st</w:t>
+      </w:r>
+      <w:r>
+        <w:rPr>
+          <w:rFonts w:ascii="Times" w:eastAsia="Times" w:hAnsi="Times" w:cs="Times"/>
+          <w:bCs/>
+          <w:kern w:val="0"/>
+          <w:sz w:val="22"/>
+          <w:szCs w:val="22"/>
+          <w14:ligatures w14:val="none"/>
+        </w:rPr>
+        <w:t xml:space="preserve"> </w:t>
+      </w:r>
+    </w:p>
+    <w:p>
+      <w:pPr>
+        <w:tabs>
+          <w:tab w:val="right" w:pos="9360"/>
+        </w:tabs>
+        <w:rPr>
+          <w:rFonts w:ascii="Times" w:eastAsia="Times" w:hAnsi="Times" w:cs="Times"/>
+          <w:b/>
+          <w:kern w:val="0"/>
+          <w:sz w:val="22"/>
+          <w:szCs w:val="22"/>
+          <w14:ligatures w14:val="none"/>
+        </w:rPr>
+      </w:pPr>
+      <w:r>
+        <w:rPr>
+          <w:rFonts w:ascii="Times" w:eastAsia="Times" w:hAnsi="Times" w:cs="Times"/>
+          <w:b/>
+          <w:kern w:val="0"/>
+          <w:sz w:val="22"/>
+          <w:szCs w:val="22"/>
+          <w14:ligatures w14:val="none"/>
+        </w:rPr>
+        <w:t>NASA Blue Skies Competition</w:t>
+      </w:r>
+      <w:r>
+        <w:rPr>
+          <w:rFonts w:ascii="Times" w:eastAsia="Times" w:hAnsi="Times" w:cs="Times"/>
+          <w:b/>
+          <w:kern w:val="0"/>
+          <w:sz w:val="22"/>
+          <w:szCs w:val="22"/>
+          <w14:ligatures w14:val="none"/>
+        </w:rPr>
+        <w:t xml:space="preserve"> (Carnegie Mellon)</w:t>
+      </w:r>
+      <w:r>
+        <w:rPr>
+          <w:rFonts w:ascii="Times" w:eastAsia="Times" w:hAnsi="Times" w:cs="Times"/>
+          <w:b/>
+          <w:kern w:val="0"/>
+          <w:sz w:val="22"/>
+          <w:szCs w:val="22"/>
+          <w14:ligatures w14:val="none"/>
+        </w:rPr>
+        <w:t xml:space="preserve">, </w:t>
+      </w:r>
+      <w:r>
+        <w:rPr>
+          <w:rFonts w:ascii="Times" w:eastAsia="Times" w:hAnsi="Times" w:cs="Times"/>
+          <w:i/>
+          <w:kern w:val="0"/>
+          <w:sz w:val="22"/>
+          <w:szCs w:val="22"/>
+          <w14:ligatures w14:val="none"/>
+        </w:rPr>
+        <w:t>Group Member</w:t>
+      </w:r>
+      <w:r>
+        <w:rPr>
+          <w:rFonts w:ascii="Times" w:eastAsia="Times" w:hAnsi="Times" w:cs="Times"/>
+          <w:i/>
+          <w:kern w:val="0"/>
+          <w:sz w:val="22"/>
+          <w:szCs w:val="22"/>
+          <w14:ligatures w14:val="none"/>
+        </w:rPr>
+        <w:tab/>
+      </w:r>
+      <w:r>
+        <w:rPr>
+          <w:rFonts w:ascii="Times" w:eastAsia="Times" w:hAnsi="Times" w:cs="Times"/>
+          <w:b/>
+          <w:kern w:val="0"/>
+          <w:sz w:val="22"/>
+          <w:szCs w:val="22"/>
+          <w14:ligatures w14:val="none"/>
+        </w:rPr>
+        <w:t>Academic Year 2022-23</w:t>
+      </w:r>
+    </w:p>
+    <w:p>
+      <w:pPr>
+        <w:tabs>
+          <w:tab w:val="right" w:pos="9360"/>
+        </w:tabs>
+        <w:rPr>
+          <w:rFonts w:ascii="Times" w:eastAsia="Times" w:hAnsi="Times" w:cs="Times"/>
+          <w:bCs/>
+          <w:kern w:val="0"/>
+          <w:sz w:val="22"/>
+          <w:szCs w:val="22"/>
+          <w14:ligatures w14:val="none"/>
+        </w:rPr>
+      </w:pPr>
+      <w:r>
+        <w:rPr>
+          <w:rFonts w:ascii="Times" w:eastAsia="Times" w:hAnsi="Times" w:cs="Times"/>
+          <w:bCs/>
+          <w:kern w:val="0"/>
+          <w:sz w:val="22"/>
+          <w:szCs w:val="22"/>
+          <w14:ligatures w14:val="none"/>
+        </w:rPr>
+        <w:t xml:space="preserve">Year-long competition focused on </w:t>
+      </w:r>
+      <w:r>
+        <w:rPr>
+          <w:rFonts w:ascii="Times" w:eastAsia="Times" w:hAnsi="Times" w:cs="Times"/>
+          <w:bCs/>
+          <w:kern w:val="0"/>
+          <w:sz w:val="22"/>
+          <w:szCs w:val="22"/>
+          <w14:ligatures w14:val="none"/>
+        </w:rPr>
+        <w:t xml:space="preserve">developing and analyzing supply chain for an alternative aviation fuel. </w:t>
+      </w:r>
+    </w:p>
+    <w:p>
+      <w:pPr>
+        <w:numPr>
+          <w:ilvl w:val="0"/>
+          <w:numId w:val="39"/>
+        </w:numPr>
+        <w:tabs>
+          <w:tab w:val="right" w:pos="9216"/>
+          <w:tab w:val="right" w:pos="9360"/>
+          <w:tab w:val="right" w:pos="10710"/>
+        </w:tabs>
+        <w:rPr>
+          <w:rFonts w:ascii="Times" w:eastAsia="Times" w:hAnsi="Times" w:cs="Times"/>
+          <w:b/>
+          <w:kern w:val="0"/>
+          <w:sz w:val="22"/>
+          <w:szCs w:val="22"/>
+          <w14:ligatures w14:val="none"/>
+        </w:rPr>
+      </w:pPr>
+      <w:r>
+        <w:rPr>
+          <w:rFonts w:ascii="Times" w:eastAsia="Times" w:hAnsi="Times" w:cs="Times"/>
+          <w:kern w:val="0"/>
+          <w:sz w:val="22"/>
+          <w:szCs w:val="22"/>
+          <w14:ligatures w14:val="none"/>
+        </w:rPr>
+        <w:t>Assessed hydrogen supply chain</w:t>
+      </w:r>
+      <w:r>
+        <w:rPr>
+          <w:rFonts w:ascii="Times" w:eastAsia="Times" w:hAnsi="Times" w:cs="Times"/>
+          <w:kern w:val="0"/>
+          <w:sz w:val="22"/>
+          <w:szCs w:val="22"/>
+          <w14:ligatures w14:val="none"/>
+        </w:rPr>
+        <w:t xml:space="preserve"> technology</w:t>
+      </w:r>
+      <w:r>
+        <w:rPr>
+          <w:rFonts w:ascii="Times" w:eastAsia="Times" w:hAnsi="Times" w:cs="Times"/>
+          <w:kern w:val="0"/>
+          <w:sz w:val="22"/>
+          <w:szCs w:val="22"/>
+          <w14:ligatures w14:val="none"/>
+        </w:rPr>
+        <w:t xml:space="preserve"> readiness </w:t>
+      </w:r>
+      <w:r>
+        <w:rPr>
+          <w:rFonts w:ascii="Times" w:eastAsia="Times" w:hAnsi="Times" w:cs="Times"/>
+          <w:kern w:val="0"/>
+          <w:sz w:val="22"/>
+          <w:szCs w:val="22"/>
+          <w14:ligatures w14:val="none"/>
+        </w:rPr>
+        <w:t xml:space="preserve">for use in commercial aviation </w:t>
+      </w:r>
+      <w:r>
+        <w:rPr>
+          <w:rFonts w:ascii="Times" w:eastAsia="Times" w:hAnsi="Times" w:cs="Times"/>
+          <w:kern w:val="0"/>
+          <w:sz w:val="22"/>
+          <w:szCs w:val="22"/>
+          <w14:ligatures w14:val="none"/>
+        </w:rPr>
+        <w:t>in terms of cost, technology readiness levels, and emissions</w:t>
+      </w:r>
+    </w:p>
+    <w:p>
+      <w:pPr>
+        <w:numPr>
+          <w:ilvl w:val="0"/>
+          <w:numId w:val="39"/>
+        </w:numPr>
+        <w:tabs>
+          <w:tab w:val="right" w:pos="9216"/>
+          <w:tab w:val="right" w:pos="9360"/>
+          <w:tab w:val="right" w:pos="10710"/>
+        </w:tabs>
+        <w:rPr>
+          <w:rFonts w:ascii="Times" w:eastAsia="Times" w:hAnsi="Times" w:cs="Times"/>
+          <w:kern w:val="0"/>
+          <w:sz w:val="22"/>
+          <w:szCs w:val="22"/>
+          <w14:ligatures w14:val="none"/>
+        </w:rPr>
+      </w:pPr>
+      <w:r>
+        <w:rPr>
+          <w:rFonts w:ascii="Times" w:eastAsia="Times" w:hAnsi="Times" w:cs="Times"/>
+          <w:kern w:val="0"/>
+          <w:sz w:val="22"/>
+          <w:szCs w:val="22"/>
+          <w14:ligatures w14:val="none"/>
+        </w:rPr>
+        <w:t>Supported development of multi-objective optimization model of hydrogen supply chain technologies</w:t>
+      </w:r>
+      <w:r>
+        <w:rPr>
+          <w:rFonts w:ascii="Times" w:eastAsia="Times" w:hAnsi="Times" w:cs="Times"/>
+          <w:kern w:val="0"/>
+          <w:sz w:val="22"/>
+          <w:szCs w:val="22"/>
+          <w14:ligatures w14:val="none"/>
+        </w:rPr>
+        <w:t xml:space="preserve"> including production, long-distance transport, and last-mile transport</w:t>
+      </w:r>
+    </w:p>
+    <w:p>
+      <w:pPr>
+        <w:numPr>
+          <w:ilvl w:val="0"/>
+          <w:numId w:val="39"/>
+        </w:numPr>
+        <w:tabs>
+          <w:tab w:val="right" w:pos="9216"/>
+          <w:tab w:val="right" w:pos="9360"/>
+          <w:tab w:val="right" w:pos="10710"/>
+        </w:tabs>
+        <w:rPr>
+          <w:rFonts w:ascii="Times" w:eastAsia="Times" w:hAnsi="Times" w:cs="Times"/>
+          <w:kern w:val="0"/>
+          <w:sz w:val="22"/>
+          <w:szCs w:val="22"/>
+          <w14:ligatures w14:val="none"/>
+        </w:rPr>
+      </w:pPr>
+      <w:r>
+        <w:rPr>
+          <w:rFonts w:ascii="Times" w:eastAsia="Times" w:hAnsi="Times" w:cs="Times"/>
+          <w:kern w:val="0"/>
+          <w:sz w:val="22"/>
+          <w:szCs w:val="22"/>
+          <w14:ligatures w14:val="none"/>
+        </w:rPr>
+        <w:t>One of eight teams selected to compete in final competition at NASA headquarters in June 2023</w:t>
+      </w:r>
+      <w:r>
+        <w:rPr>
+          <w:rFonts w:ascii="Times" w:eastAsia="Times" w:hAnsi="Times" w:cs="Times"/>
+          <w:kern w:val="0"/>
+          <w:sz w:val="22"/>
+          <w:szCs w:val="22"/>
+          <w14:ligatures w14:val="none"/>
+        </w:rPr>
+        <w:t>: awarded “Best Oral Presentation”</w:t>
+      </w:r>
+    </w:p>
+    <w:p>
+      <w:pPr>
+        <w:tabs>
+          <w:tab w:val="right" w:pos="9360"/>
+        </w:tabs>
+        <w:rPr>
+          <w:rFonts w:ascii="Times" w:eastAsia="Times" w:hAnsi="Times" w:cs="Times"/>
+          <w:i/>
+          <w:kern w:val="0"/>
+          <w:sz w:val="22"/>
+          <w:szCs w:val="22"/>
+          <w14:ligatures w14:val="none"/>
+        </w:rPr>
+      </w:pPr>
+      <w:r>
+        <w:rPr>
+          <w:rFonts w:ascii="Times" w:eastAsia="Times" w:hAnsi="Times" w:cs="Times"/>
+          <w:b/>
+          <w:kern w:val="0"/>
+          <w:sz w:val="22"/>
+          <w:szCs w:val="22"/>
+          <w14:ligatures w14:val="none"/>
+        </w:rPr>
+        <w:t>Georgia Tech EcoCAR</w:t>
+      </w:r>
+      <w:r>
+        <w:rPr>
+          <w:rFonts w:ascii="Times" w:eastAsia="Times" w:hAnsi="Times" w:cs="Times"/>
+          <w:b/>
+          <w:kern w:val="0"/>
+          <w:sz w:val="22"/>
+          <w:szCs w:val="22"/>
+          <w14:ligatures w14:val="none"/>
+        </w:rPr>
+        <w:t xml:space="preserve"> (Georgia Tech)</w:t>
+      </w:r>
+      <w:r>
+        <w:rPr>
+          <w:rFonts w:ascii="Times" w:eastAsia="Times" w:hAnsi="Times" w:cs="Times"/>
+          <w:b/>
+          <w:kern w:val="0"/>
+          <w:sz w:val="22"/>
+          <w:szCs w:val="22"/>
+          <w14:ligatures w14:val="none"/>
+        </w:rPr>
+        <w:t>,</w:t>
+      </w:r>
+      <w:r>
+        <w:rPr>
+          <w:rFonts w:ascii="Times" w:eastAsia="Times" w:hAnsi="Times" w:cs="Times"/>
+          <w:kern w:val="0"/>
+          <w:sz w:val="22"/>
+          <w:szCs w:val="22"/>
+          <w14:ligatures w14:val="none"/>
+        </w:rPr>
+        <w:t xml:space="preserve"> </w:t>
+      </w:r>
+      <w:r>
+        <w:rPr>
+          <w:rFonts w:ascii="Times" w:eastAsia="Times" w:hAnsi="Times" w:cs="Times"/>
+          <w:i/>
+          <w:kern w:val="0"/>
+          <w:sz w:val="22"/>
+          <w:szCs w:val="22"/>
+          <w14:ligatures w14:val="none"/>
+        </w:rPr>
+        <w:t xml:space="preserve">PCM Sub-Team Lead </w:t>
+      </w:r>
+      <w:r>
+        <w:rPr>
+          <w:rFonts w:ascii="Times" w:eastAsia="Times" w:hAnsi="Times" w:cs="Times"/>
+          <w:i/>
+          <w:kern w:val="0"/>
+          <w:sz w:val="22"/>
+          <w:szCs w:val="22"/>
+          <w14:ligatures w14:val="none"/>
+        </w:rPr>
+        <w:tab/>
+      </w:r>
+      <w:r>
+        <w:rPr>
+          <w:rFonts w:ascii="Times" w:eastAsia="Times" w:hAnsi="Times" w:cs="Times"/>
+          <w:b/>
+          <w:kern w:val="0"/>
+          <w:sz w:val="22"/>
+          <w:szCs w:val="22"/>
+          <w14:ligatures w14:val="none"/>
+        </w:rPr>
+        <w:t>2021 - 2022</w:t>
+      </w:r>
+    </w:p>
+    <w:p>
+      <w:pPr>
+        <w:pBdr>
+          <w:top w:val="nil"/>
+          <w:left w:val="nil"/>
+          <w:bottom w:val="nil"/>
+          <w:right w:val="nil"/>
+          <w:between w:val="nil"/>
+        </w:pBdr>
+        <w:tabs>
+          <w:tab w:val="right" w:pos="9216"/>
+          <w:tab w:val="right" w:pos="9360"/>
+        </w:tabs>
+        <w:rPr>
+          <w:rFonts w:ascii="Times" w:eastAsia="Times" w:hAnsi="Times" w:cs="Times"/>
+          <w:color w:val="000000"/>
+          <w:kern w:val="0"/>
+          <w:sz w:val="22"/>
+          <w:szCs w:val="22"/>
+          <w14:ligatures w14:val="none"/>
+        </w:rPr>
+      </w:pPr>
+      <w:r>
+        <w:rPr>
+          <w:rFonts w:ascii="Times" w:eastAsia="Times" w:hAnsi="Times" w:cs="Times"/>
+          <w:color w:val="000000"/>
+          <w:kern w:val="0"/>
+          <w:sz w:val="22"/>
+          <w:szCs w:val="22"/>
+          <w14:ligatures w14:val="none"/>
+        </w:rPr>
+        <w:t>Four-year collegiate competition focused on converting a gas-powered Chevrolet Blazer to a hybrid electric vehicle</w:t>
+      </w:r>
+      <w:r>
+        <w:rPr>
+          <w:rFonts w:ascii="Times" w:eastAsia="Times" w:hAnsi="Times" w:cs="Times"/>
+          <w:color w:val="000000"/>
+          <w:kern w:val="0"/>
+          <w:sz w:val="22"/>
+          <w:szCs w:val="22"/>
+          <w14:ligatures w14:val="none"/>
+        </w:rPr>
+        <w:t xml:space="preserve"> through software and hardware reconfiguration, testing, and installation.</w:t>
+      </w:r>
+    </w:p>
+    <w:p>
+      <w:pPr>
+        <w:numPr>
+          <w:ilvl w:val="0"/>
+          <w:numId w:val="47"/>
+        </w:numPr>
+        <w:pBdr>
+          <w:top w:val="nil"/>
+          <w:left w:val="nil"/>
+          <w:bottom w:val="nil"/>
+          <w:right w:val="nil"/>
+          <w:between w:val="nil"/>
+        </w:pBdr>
+        <w:tabs>
+          <w:tab w:val="right" w:pos="9216"/>
+          <w:tab w:val="right" w:pos="9360"/>
+        </w:tabs>
+        <w:rPr>
+          <w:rFonts w:ascii="Times" w:eastAsia="Times" w:hAnsi="Times" w:cs="Times"/>
+          <w:color w:val="000000"/>
+          <w:kern w:val="0"/>
+          <w:sz w:val="22"/>
+          <w:szCs w:val="22"/>
+          <w14:ligatures w14:val="none"/>
+        </w:rPr>
+      </w:pPr>
+      <w:r>
+        <w:rPr>
+          <w:rFonts w:ascii="Times" w:eastAsia="Times" w:hAnsi="Times" w:cs="Times"/>
+          <w:color w:val="000000"/>
+          <w:kern w:val="0"/>
+          <w:sz w:val="22"/>
+          <w:szCs w:val="22"/>
+          <w14:ligatures w14:val="none"/>
+        </w:rPr>
+        <w:t xml:space="preserve">MIL (Model-in-Loop), HIL (Hardware-in-Loop), and VIL (Vehicle-in-Loop) </w:t>
+      </w:r>
+      <w:r>
+        <w:rPr>
+          <w:rFonts w:ascii="Times" w:eastAsia="Times" w:hAnsi="Times" w:cs="Times"/>
+          <w:color w:val="000000"/>
+          <w:kern w:val="0"/>
+          <w:sz w:val="22"/>
+          <w:szCs w:val="22"/>
+          <w14:ligatures w14:val="none"/>
+        </w:rPr>
+        <w:t>software</w:t>
+      </w:r>
+      <w:r>
+        <w:rPr>
+          <w:rFonts w:ascii="Times" w:eastAsia="Times" w:hAnsi="Times" w:cs="Times"/>
+          <w:color w:val="000000"/>
+          <w:kern w:val="0"/>
+          <w:sz w:val="22"/>
+          <w:szCs w:val="22"/>
+          <w14:ligatures w14:val="none"/>
+        </w:rPr>
+        <w:t xml:space="preserve"> test</w:t>
+      </w:r>
+      <w:r>
+        <w:rPr>
+          <w:rFonts w:ascii="Times" w:eastAsia="Times" w:hAnsi="Times" w:cs="Times"/>
+          <w:color w:val="000000"/>
+          <w:kern w:val="0"/>
+          <w:sz w:val="22"/>
+          <w:szCs w:val="22"/>
+          <w14:ligatures w14:val="none"/>
+        </w:rPr>
+        <w:t>ing</w:t>
+      </w:r>
+    </w:p>
+    <w:p>
+      <w:pPr>
+        <w:numPr>
+          <w:ilvl w:val="0"/>
+          <w:numId w:val="47"/>
+        </w:numPr>
+        <w:pBdr>
+          <w:top w:val="nil"/>
+          <w:left w:val="nil"/>
+          <w:bottom w:val="nil"/>
+          <w:right w:val="nil"/>
+          <w:between w:val="nil"/>
+        </w:pBdr>
+        <w:tabs>
+          <w:tab w:val="right" w:pos="9216"/>
+          <w:tab w:val="right" w:pos="9360"/>
+        </w:tabs>
+        <w:rPr>
+          <w:rFonts w:ascii="Times" w:eastAsia="Times" w:hAnsi="Times" w:cs="Times"/>
+          <w:color w:val="000000"/>
+          <w:kern w:val="0"/>
+          <w:sz w:val="22"/>
+          <w:szCs w:val="22"/>
+          <w14:ligatures w14:val="none"/>
+        </w:rPr>
+      </w:pPr>
+      <w:r>
+        <w:rPr>
+          <w:rFonts w:ascii="Times" w:eastAsia="Times" w:hAnsi="Times" w:cs="Times"/>
+          <w:color w:val="000000"/>
+          <w:kern w:val="0"/>
+          <w:sz w:val="22"/>
+          <w:szCs w:val="22"/>
+          <w14:ligatures w14:val="none"/>
+        </w:rPr>
+        <w:t xml:space="preserve">Automated and improved robustness of </w:t>
+      </w:r>
+      <w:r>
+        <w:rPr>
+          <w:rFonts w:ascii="Times" w:eastAsia="Times" w:hAnsi="Times" w:cs="Times"/>
+          <w:color w:val="000000"/>
+          <w:kern w:val="0"/>
+          <w:sz w:val="22"/>
+          <w:szCs w:val="22"/>
+          <w14:ligatures w14:val="none"/>
+        </w:rPr>
+        <w:t>existing MIL testing procedures</w:t>
+      </w:r>
+    </w:p>
+    <w:p>
+      <w:pPr>
+        <w:numPr>
+          <w:ilvl w:val="0"/>
+          <w:numId w:val="47"/>
+        </w:numPr>
+        <w:pBdr>
+          <w:top w:val="nil"/>
+          <w:left w:val="nil"/>
+          <w:bottom w:val="nil"/>
+          <w:right w:val="nil"/>
+          <w:between w:val="nil"/>
+        </w:pBdr>
+        <w:tabs>
+          <w:tab w:val="right" w:pos="9216"/>
+          <w:tab w:val="right" w:pos="9360"/>
+        </w:tabs>
+        <w:rPr>
+          <w:rFonts w:ascii="Times" w:eastAsia="Times" w:hAnsi="Times" w:cs="Times"/>
+          <w:color w:val="000000"/>
+          <w:kern w:val="0"/>
+          <w:sz w:val="22"/>
+          <w:szCs w:val="22"/>
+          <w14:ligatures w14:val="none"/>
+        </w:rPr>
+      </w:pPr>
+      <w:r>
+        <w:rPr>
+          <w:rFonts w:ascii="Times" w:eastAsia="Times" w:hAnsi="Times" w:cs="Times"/>
+          <w:color w:val="000000"/>
+          <w:kern w:val="0"/>
+          <w:sz w:val="22"/>
+          <w:szCs w:val="22"/>
+          <w14:ligatures w14:val="none"/>
+        </w:rPr>
+        <w:t>Trained new team members, d</w:t>
+      </w:r>
+      <w:r>
+        <w:rPr>
+          <w:rFonts w:ascii="Times" w:eastAsia="Times" w:hAnsi="Times" w:cs="Times"/>
+          <w:color w:val="000000"/>
+          <w:kern w:val="0"/>
+          <w:sz w:val="22"/>
+          <w:szCs w:val="22"/>
+          <w14:ligatures w14:val="none"/>
+        </w:rPr>
+        <w:t>evelop</w:t>
+      </w:r>
+      <w:r>
+        <w:rPr>
+          <w:rFonts w:ascii="Times" w:eastAsia="Times" w:hAnsi="Times" w:cs="Times"/>
+          <w:color w:val="000000"/>
+          <w:kern w:val="0"/>
+          <w:sz w:val="22"/>
+          <w:szCs w:val="22"/>
+          <w14:ligatures w14:val="none"/>
+        </w:rPr>
+        <w:t>ed</w:t>
+      </w:r>
+      <w:r>
+        <w:rPr>
+          <w:rFonts w:ascii="Times" w:eastAsia="Times" w:hAnsi="Times" w:cs="Times"/>
+          <w:color w:val="000000"/>
+          <w:kern w:val="0"/>
+          <w:sz w:val="22"/>
+          <w:szCs w:val="22"/>
+          <w14:ligatures w14:val="none"/>
+        </w:rPr>
+        <w:t xml:space="preserve"> high-level team goals, delegate</w:t>
+      </w:r>
+      <w:r>
+        <w:rPr>
+          <w:rFonts w:ascii="Times" w:eastAsia="Times" w:hAnsi="Times" w:cs="Times"/>
+          <w:color w:val="000000"/>
+          <w:kern w:val="0"/>
+          <w:sz w:val="22"/>
+          <w:szCs w:val="22"/>
+          <w14:ligatures w14:val="none"/>
+        </w:rPr>
+        <w:t>d</w:t>
+      </w:r>
+      <w:r>
+        <w:rPr>
+          <w:rFonts w:ascii="Times" w:eastAsia="Times" w:hAnsi="Times" w:cs="Times"/>
+          <w:color w:val="000000"/>
+          <w:kern w:val="0"/>
+          <w:sz w:val="22"/>
+          <w:szCs w:val="22"/>
+          <w14:ligatures w14:val="none"/>
+        </w:rPr>
+        <w:t xml:space="preserve"> work to team members, and collaborate</w:t>
+      </w:r>
+      <w:r>
+        <w:rPr>
+          <w:rFonts w:ascii="Times" w:eastAsia="Times" w:hAnsi="Times" w:cs="Times"/>
+          <w:color w:val="000000"/>
+          <w:kern w:val="0"/>
+          <w:sz w:val="22"/>
+          <w:szCs w:val="22"/>
+          <w14:ligatures w14:val="none"/>
+        </w:rPr>
+        <w:t>d</w:t>
+      </w:r>
+      <w:r>
+        <w:rPr>
+          <w:rFonts w:ascii="Times" w:eastAsia="Times" w:hAnsi="Times" w:cs="Times"/>
+          <w:color w:val="000000"/>
+          <w:kern w:val="0"/>
+          <w:sz w:val="22"/>
+          <w:szCs w:val="22"/>
+          <w14:ligatures w14:val="none"/>
+        </w:rPr>
+        <w:t xml:space="preserve"> with leads at other universities</w:t>
+      </w:r>
+    </w:p>
+    <w:p>
+      <w:pPr>
+        <w:numPr>
+          <w:ilvl w:val="0"/>
+          <w:numId w:val="47"/>
+        </w:numPr>
+        <w:pBdr>
+          <w:top w:val="nil"/>
+          <w:left w:val="nil"/>
+          <w:bottom w:val="nil"/>
+          <w:right w:val="nil"/>
+          <w:between w:val="nil"/>
+        </w:pBdr>
+        <w:tabs>
+          <w:tab w:val="right" w:pos="9216"/>
+          <w:tab w:val="right" w:pos="9360"/>
+        </w:tabs>
+        <w:rPr>
+          <w:rFonts w:ascii="Times" w:eastAsia="Times" w:hAnsi="Times" w:cs="Times"/>
+          <w:color w:val="000000"/>
+          <w:kern w:val="0"/>
+          <w:sz w:val="22"/>
+          <w:szCs w:val="22"/>
+          <w14:ligatures w14:val="none"/>
+        </w:rPr>
+      </w:pPr>
+      <w:r>
+        <w:rPr>
+          <w:rFonts w:ascii="Times" w:eastAsia="Times" w:hAnsi="Times" w:cs="Times"/>
+          <w:color w:val="000000"/>
+          <w:kern w:val="0"/>
+          <w:sz w:val="22"/>
+          <w:szCs w:val="22"/>
+          <w14:ligatures w14:val="none"/>
+        </w:rPr>
+        <w:t>Individual Placement (Propulsion, Controls, and Modeling (PCM) presentation): 1</w:t>
+      </w:r>
+      <w:r>
+        <w:rPr>
+          <w:rFonts w:ascii="Times" w:eastAsia="Times" w:hAnsi="Times" w:cs="Times"/>
+          <w:color w:val="000000"/>
+          <w:kern w:val="0"/>
+          <w:sz w:val="22"/>
+          <w:szCs w:val="22"/>
+          <w:vertAlign w:val="superscript"/>
+          <w14:ligatures w14:val="none"/>
+        </w:rPr>
+        <w:t>st</w:t>
+      </w:r>
+      <w:r>
+        <w:rPr>
+          <w:rFonts w:ascii="Times" w:eastAsia="Times" w:hAnsi="Times" w:cs="Times"/>
+          <w:color w:val="000000"/>
+          <w:kern w:val="0"/>
+          <w:sz w:val="22"/>
+          <w:szCs w:val="22"/>
+          <w14:ligatures w14:val="none"/>
+        </w:rPr>
+        <w:t xml:space="preserve"> </w:t>
+      </w:r>
+    </w:p>
+    <w:p>
+      <w:pPr>
+        <w:numPr>
+          <w:ilvl w:val="0"/>
+          <w:numId w:val="47"/>
+        </w:numPr>
+        <w:pBdr>
+          <w:top w:val="nil"/>
+          <w:left w:val="nil"/>
+          <w:bottom w:val="nil"/>
+          <w:right w:val="nil"/>
+          <w:between w:val="nil"/>
+        </w:pBdr>
+        <w:tabs>
+          <w:tab w:val="right" w:pos="9216"/>
+          <w:tab w:val="right" w:pos="9360"/>
+        </w:tabs>
+        <w:rPr>
+          <w:rFonts w:ascii="Times" w:eastAsia="Times" w:hAnsi="Times" w:cs="Times"/>
+          <w:color w:val="000000"/>
+          <w:kern w:val="0"/>
+          <w:sz w:val="22"/>
+          <w:szCs w:val="22"/>
+          <w14:ligatures w14:val="none"/>
+        </w:rPr>
+      </w:pPr>
+      <w:r>
+        <w:rPr>
+          <w:rFonts w:ascii="Times" w:eastAsia="Times" w:hAnsi="Times" w:cs="Times"/>
+          <w:color w:val="000000"/>
+          <w:kern w:val="0"/>
+          <w:sz w:val="22"/>
+          <w:szCs w:val="22"/>
+          <w14:ligatures w14:val="none"/>
+        </w:rPr>
+        <w:t>Team Placement: 1</w:t>
+      </w:r>
+      <w:r>
+        <w:rPr>
+          <w:rFonts w:ascii="Times" w:eastAsia="Times" w:hAnsi="Times" w:cs="Times"/>
+          <w:color w:val="000000"/>
+          <w:kern w:val="0"/>
+          <w:sz w:val="22"/>
+          <w:szCs w:val="22"/>
+          <w:vertAlign w:val="superscript"/>
+          <w14:ligatures w14:val="none"/>
+        </w:rPr>
+        <w:t>st</w:t>
+      </w:r>
+      <w:r>
+        <w:rPr>
+          <w:rFonts w:ascii="Times" w:eastAsia="Times" w:hAnsi="Times" w:cs="Times"/>
+          <w:color w:val="000000"/>
+          <w:kern w:val="0"/>
+          <w:sz w:val="22"/>
+          <w:szCs w:val="22"/>
+          <w14:ligatures w14:val="none"/>
+        </w:rPr>
+        <w:t xml:space="preserve"> </w:t>
+      </w:r>
+    </w:p>
+    <w:p>
+      <w:pPr>
+        <w:pBdr>
+          <w:top w:val="nil"/>
+          <w:left w:val="nil"/>
+          <w:bottom w:val="nil"/>
+          <w:right w:val="nil"/>
+          <w:between w:val="nil"/>
+        </w:pBdr>
+        <w:tabs>
+          <w:tab w:val="right" w:pos="9216"/>
+          <w:tab w:val="right" w:pos="9360"/>
+        </w:tabs>
+        <w:rPr>
+          <w:rFonts w:ascii="Times" w:eastAsia="Times" w:hAnsi="Times" w:cs="Times"/>
+          <w:kern w:val="0"/>
+          <w:sz w:val="22"/>
+          <w:szCs w:val="22"/>
+          <w14:ligatures w14:val="none"/>
+        </w:rPr>
+      </w:pPr>
+      <w:r>
+        <w:rPr>
+          <w:rFonts w:ascii="Times" w:eastAsia="Times" w:hAnsi="Times" w:cs="Times"/>
+          <w:bCs/>
+          <w:noProof/>
+          <w:color w:val="000000" w:themeColor="text1"/>
+          <w:kern w:val="0"/>
+          <w:sz w:val="22"/>
+          <w:szCs w:val="22"/>
+        </w:rPr>
+        <w:pict w14:anchorId="0F0314D7">
           <v:rect id="_x0000_i1029" alt="" style="width:468pt;height:.05pt;mso-width-percent:0;mso-height-percent:0;mso-width-percent:0;mso-height-percent:0" o:hralign="center" o:hrstd="t" o:hr="t" fillcolor="#a0a0a0" stroked="f"/>
         </w:pict>
       </w:r>
@@ -1520,18 +3103,7 @@
           <w:szCs w:val="22"/>
           <w14:ligatures w14:val="none"/>
         </w:rPr>
-        <w:t>Carnegie Mel</w:t>
-      </w:r>
-      <w:r>
-        <w:rPr>
-          <w:rFonts w:ascii="Times" w:eastAsia="Times" w:hAnsi="Times" w:cs="Times"/>
-          <w:b/>
-          <w:kern w:val="0"/>
-          <w:sz w:val="22"/>
-          <w:szCs w:val="22"/>
-          <w14:ligatures w14:val="none"/>
-        </w:rPr>
-        <w:t xml:space="preserve">lon (Pittsburgh, PA), </w:t>
+        <w:t xml:space="preserve">Carnegie Mellon (Pittsburgh, PA), </w:t>
       </w:r>
       <w:r>
         <w:rPr>
@@ -1828,56 +3400,44 @@
     </w:p>
     <w:p>
       <w:pPr>
-        <w:pBdr>
-          <w:top w:val="nil"/>
-          <w:left w:val="nil"/>
-          <w:bottom w:val="nil"/>
-          <w:right w:val="nil"/>
-          <w:between w:val="nil"/>
-        </w:pBdr>
-        <w:tabs>
-          <w:tab w:val="right" w:pos="9216"/>
-          <w:tab w:val="right" w:pos="9360"/>
-        </w:tabs>
-        <w:rPr>
-          <w:rFonts w:ascii="Times" w:eastAsia="Times" w:hAnsi="Times" w:cs="Times"/>
-          <w:color w:val="000000"/>
-          <w:kern w:val="0"/>
-          <w:sz w:val="22"/>
-          <w:szCs w:val="22"/>
-          <w14:ligatures w14:val="none"/>
-        </w:rPr>
-      </w:pPr>
-    </w:p>
-    <w:p>
-      <w:pPr>
-        <w:rPr>
-          <w:rFonts w:ascii="Times" w:eastAsia="Times" w:hAnsi="Times" w:cs="Times"/>
-          <w:b/>
-          <w:color w:val="1F3864"/>
+        <w:rPr>
+          <w:rFonts w:ascii="Times" w:eastAsia="Times" w:hAnsi="Times" w:cs="Times"/>
+          <w:b/>
+          <w:color w:val="002060"/>
           <w:kern w:val="0"/>
           <w:sz w:val="28"/>
           <w:szCs w:val="28"/>
           <w14:ligatures w14:val="none"/>
         </w:rPr>
       </w:pPr>
-      <w:bookmarkStart w:id="1" w:name="_heading=h.30j0zll" w:colFirst="0" w:colLast="0"/>
-      <w:bookmarkEnd w:id="1"/>
-      <w:r>
-        <w:rPr>
-          <w:rFonts w:ascii="Times" w:eastAsia="Times" w:hAnsi="Times" w:cs="Times"/>
-          <w:b/>
-          <w:color w:val="1F3864"/>
+      <w:r>
+        <w:rPr>
+          <w:rFonts w:ascii="Times" w:eastAsia="Times" w:hAnsi="Times" w:cs="Times"/>
+          <w:bCs/>
+          <w:noProof/>
+          <w:color w:val="000000" w:themeColor="text1"/>
+          <w:kern w:val="0"/>
+          <w:sz w:val="22"/>
+          <w:szCs w:val="22"/>
+        </w:rPr>
+        <w:pict w14:anchorId="243BF279">
+          <v:rect id="_x0000_i1028" alt="" style="width:468pt;height:.05pt;mso-width-percent:0;mso-height-percent:0;mso-width-percent:0;mso-height-percent:0" o:hralign="center" o:hrstd="t" o:hr="t" fillcolor="#a0a0a0" stroked="f"/>
+        </w:pict>
+      </w:r>
+    </w:p>
+    <w:p>
+      <w:pPr>
+        <w:rPr>
+          <w:rFonts w:ascii="Times" w:eastAsia="Times" w:hAnsi="Times" w:cs="Times"/>
+          <w:b/>
+          <w:color w:val="002060"/>
           <w:kern w:val="0"/>
           <w:sz w:val="28"/>
           <w:szCs w:val="28"/>
           <w14:ligatures w14:val="none"/>
         </w:rPr>
-        <w:br w:type="page"/>
-      </w:r>
-    </w:p>
-    <w:p>
-      <w:pPr>
+      </w:pPr>
+      <w:r>
         <w:rPr>
           <w:rFonts w:ascii="Times" w:eastAsia="Times" w:hAnsi="Times" w:cs="Times"/>
           <w:b/>
@@ -1887,19 +3447,7 @@
           <w:szCs w:val="28"/>
           <w14:ligatures w14:val="none"/>
         </w:rPr>
-      </w:pPr>
-      <w:r>
-        <w:rPr>
-          <w:rFonts w:ascii="Times" w:eastAsia="Times" w:hAnsi="Times" w:cs="Times"/>
-          <w:b/>
-          <w:color w:val="002060"/>
-          <w:kern w:val="0"/>
-          <w:sz w:val="28"/>
-          <w:szCs w:val="28"/>
-          <w14:ligatures w14:val="none"/>
-        </w:rPr>
-        <w:lastRenderedPageBreak/>
-        <w:t>Academic Projects</w:t>
+        <w:t>Awards &amp; Honors</w:t>
       </w:r>
     </w:p>
     <w:p>
@@ -1925,46 +3473,24 @@
           <w:szCs w:val="22"/>
           <w14:ligatures w14:val="none"/>
         </w:rPr>
-        <w:t xml:space="preserve">USAEE Virtual Case Competition (Carnegie Mellon), </w:t>
-      </w:r>
-      <w:r>
-        <w:rPr>
-          <w:rFonts w:ascii="Times" w:eastAsia="Times" w:hAnsi="Times" w:cs="Times"/>
-          <w:bCs/>
-          <w:i/>
-          <w:iCs/>
-          <w:kern w:val="0"/>
-          <w:sz w:val="22"/>
-          <w:szCs w:val="22"/>
-          <w14:ligatures w14:val="none"/>
-        </w:rPr>
-        <w:t>Group Member</w:t>
-      </w:r>
-      <w:r>
-        <w:rPr>
-          <w:rFonts w:ascii="Times" w:eastAsia="Times" w:hAnsi="Times" w:cs="Times"/>
-          <w:bCs/>
+        <w:t>Robert W. Dunlap Award</w:t>
+      </w:r>
+      <w:r>
+        <w:rPr>
+          <w:rFonts w:ascii="Times" w:eastAsia="Times" w:hAnsi="Times" w:cs="Times"/>
+          <w:b/>
           <w:kern w:val="0"/>
           <w:sz w:val="22"/>
           <w:szCs w:val="22"/>
           <w14:ligatures w14:val="none"/>
         </w:rPr>
         <w:tab/>
-      </w:r>
-      <w:r>
-        <w:rPr>
-          <w:rFonts w:ascii="Times" w:eastAsia="Times" w:hAnsi="Times" w:cs="Times"/>
-          <w:b/>
-          <w:kern w:val="0"/>
-          <w:sz w:val="22"/>
-          <w:szCs w:val="22"/>
-          <w14:ligatures w14:val="none"/>
-        </w:rPr>
-        <w:t>August 2025</w:t>
-      </w:r>
-    </w:p>
-    <w:p>
-      <w:pPr>
+        <w:t>Spring 2024</w:t>
+      </w:r>
+    </w:p>
+    <w:p>
+      <w:pPr>
+        <w:pStyle w:val="ListParagraph"/>
         <w:tabs>
           <w:tab w:val="right" w:pos="9360"/>
         </w:tabs>
@@ -1986,7 +3512,7 @@
           <w:szCs w:val="22"/>
           <w14:ligatures w14:val="none"/>
         </w:rPr>
-        <w:t xml:space="preserve">Month-long competition </w:t>
+        <w:t>Awarded for</w:t>
       </w:r>
       <w:r>
         <w:rPr>
@@ -1997,69 +3523,115 @@
           <w:szCs w:val="22"/>
           <w14:ligatures w14:val="none"/>
         </w:rPr>
-        <w:t xml:space="preserve">focused on strategies for utilities to handle load growth from data centers. </w:t>
-      </w:r>
-    </w:p>
-    <w:p>
-      <w:pPr>
-        <w:pStyle w:val="ListParagraph"/>
-        <w:numPr>
-          <w:ilvl w:val="0"/>
-          <w:numId w:val="27"/>
-        </w:numPr>
+        <w:t xml:space="preserve"> the most</w:t>
+      </w:r>
+      <w:r>
+        <w:rPr>
+          <w:rFonts w:ascii="Times" w:eastAsia="Times" w:hAnsi="Times" w:cs="Times"/>
+          <w:bCs/>
+          <w:kern w:val="0"/>
+          <w:sz w:val="22"/>
+          <w:szCs w:val="22"/>
+          <w14:ligatures w14:val="none"/>
+        </w:rPr>
+        <w:t xml:space="preserve"> outstanding solution submitted for the Part B Qualifying Examination of the Department of Engineering and Public Policy</w:t>
+      </w:r>
+    </w:p>
+    <w:p>
+      <w:pPr>
         <w:tabs>
           <w:tab w:val="right" w:pos="9360"/>
         </w:tabs>
         <w:rPr>
           <w:rFonts w:ascii="Times" w:eastAsia="Times" w:hAnsi="Times" w:cs="Times"/>
-          <w:bCs/>
-          <w:kern w:val="0"/>
-          <w:sz w:val="22"/>
-          <w:szCs w:val="22"/>
-          <w14:ligatures w14:val="none"/>
-        </w:rPr>
-      </w:pPr>
-      <w:r>
-        <w:rPr>
-          <w:rFonts w:ascii="Times" w:eastAsia="Times" w:hAnsi="Times" w:cs="Times"/>
-          <w:bCs/>
-          <w:kern w:val="0"/>
-          <w:sz w:val="22"/>
-          <w:szCs w:val="22"/>
-          <w14:ligatures w14:val="none"/>
-        </w:rPr>
-        <w:t xml:space="preserve">Ran Monte Carlo simulations to examine how the composition of data centers requesting connection affects magnitude of uncertainty over time.  </w:t>
-      </w:r>
-    </w:p>
-    <w:p>
-      <w:pPr>
-        <w:pStyle w:val="ListParagraph"/>
-        <w:numPr>
-          <w:ilvl w:val="0"/>
-          <w:numId w:val="27"/>
-        </w:numPr>
+          <w:b/>
+          <w:kern w:val="0"/>
+          <w:sz w:val="22"/>
+          <w:szCs w:val="22"/>
+          <w14:ligatures w14:val="none"/>
+        </w:rPr>
+      </w:pPr>
+      <w:r>
+        <w:rPr>
+          <w:rFonts w:ascii="Times" w:eastAsia="Times" w:hAnsi="Times" w:cs="Times"/>
+          <w:b/>
+          <w:kern w:val="0"/>
+          <w:sz w:val="22"/>
+          <w:szCs w:val="22"/>
+          <w14:ligatures w14:val="none"/>
+        </w:rPr>
+        <w:t>Carnegie Institute of Technology Presidential Fellowship</w:t>
+      </w:r>
+      <w:r>
+        <w:rPr>
+          <w:rFonts w:ascii="Times" w:eastAsia="Times" w:hAnsi="Times" w:cs="Times"/>
+          <w:b/>
+          <w:kern w:val="0"/>
+          <w:sz w:val="22"/>
+          <w:szCs w:val="22"/>
+          <w14:ligatures w14:val="none"/>
+        </w:rPr>
+        <w:t xml:space="preserve"> </w:t>
+      </w:r>
+      <w:r>
+        <w:rPr>
+          <w:rFonts w:ascii="Times" w:eastAsia="Times" w:hAnsi="Times" w:cs="Times"/>
+          <w:b/>
+          <w:kern w:val="0"/>
+          <w:sz w:val="22"/>
+          <w:szCs w:val="22"/>
+          <w14:ligatures w14:val="none"/>
+        </w:rPr>
+        <w:tab/>
+        <w:t>Academic Year 2024-2025</w:t>
+      </w:r>
+    </w:p>
+    <w:p>
+      <w:pPr>
         <w:tabs>
           <w:tab w:val="right" w:pos="9360"/>
         </w:tabs>
         <w:rPr>
           <w:rFonts w:ascii="Times" w:eastAsia="Times" w:hAnsi="Times" w:cs="Times"/>
-          <w:bCs/>
-          <w:kern w:val="0"/>
-          <w:sz w:val="22"/>
-          <w:szCs w:val="22"/>
-          <w14:ligatures w14:val="none"/>
-        </w:rPr>
-      </w:pPr>
-      <w:r>
-        <w:rPr>
-          <w:rFonts w:ascii="Times" w:eastAsia="Times" w:hAnsi="Times" w:cs="Times"/>
-          <w:bCs/>
-          <w:kern w:val="0"/>
-          <w:sz w:val="22"/>
-          <w:szCs w:val="22"/>
-          <w14:ligatures w14:val="none"/>
-        </w:rPr>
-        <w:t>Overall winner</w:t>
+          <w:b/>
+          <w:kern w:val="0"/>
+          <w:sz w:val="22"/>
+          <w:szCs w:val="22"/>
+          <w14:ligatures w14:val="none"/>
+        </w:rPr>
+      </w:pPr>
+      <w:r>
+        <w:rPr>
+          <w:rFonts w:ascii="Times" w:eastAsia="Times" w:hAnsi="Times" w:cs="Times"/>
+          <w:b/>
+          <w:kern w:val="0"/>
+          <w:sz w:val="22"/>
+          <w:szCs w:val="22"/>
+          <w14:ligatures w14:val="none"/>
+        </w:rPr>
+        <w:t>Dean’s Fellowship</w:t>
+      </w:r>
+      <w:r>
+        <w:rPr>
+          <w:rFonts w:ascii="Times" w:eastAsia="Times" w:hAnsi="Times" w:cs="Times"/>
+          <w:b/>
+          <w:kern w:val="0"/>
+          <w:sz w:val="22"/>
+          <w:szCs w:val="22"/>
+          <w14:ligatures w14:val="none"/>
+        </w:rPr>
+        <w:tab/>
+      </w:r>
+      <w:r>
+        <w:rPr>
+          <w:rFonts w:ascii="Times" w:eastAsia="Times" w:hAnsi="Times" w:cs="Times"/>
+          <w:b/>
+          <w:kern w:val="0"/>
+          <w:sz w:val="22"/>
+          <w:szCs w:val="22"/>
+          <w14:ligatures w14:val="none"/>
+        </w:rPr>
+        <w:t>Academic Year 2022-23</w:t>
       </w:r>
     </w:p>
     <w:p>
@@ -2085,1097 +3657,6 @@
           <w:szCs w:val="22"/>
           <w14:ligatures w14:val="none"/>
         </w:rPr>
-        <w:t>NASA Blue Skies Competition</w:t>
-      </w:r>
-      <w:r>
-        <w:rPr>
-          <w:rFonts w:ascii="Times" w:eastAsia="Times" w:hAnsi="Times" w:cs="Times"/>
-          <w:b/>
-          <w:kern w:val="0"/>
-          <w:sz w:val="22"/>
-          <w:szCs w:val="22"/>
-          <w14:ligatures w14:val="none"/>
-        </w:rPr>
-        <w:t xml:space="preserve"> (Carnegie Mellon)</w:t>
-      </w:r>
-      <w:r>
-        <w:rPr>
-          <w:rFonts w:ascii="Times" w:eastAsia="Times" w:hAnsi="Times" w:cs="Times"/>
-          <w:b/>
-          <w:kern w:val="0"/>
-          <w:sz w:val="22"/>
-          <w:szCs w:val="22"/>
-          <w14:ligatures w14:val="none"/>
-        </w:rPr>
-        <w:t xml:space="preserve">, </w:t>
-      </w:r>
-      <w:r>
-        <w:rPr>
-          <w:rFonts w:ascii="Times" w:eastAsia="Times" w:hAnsi="Times" w:cs="Times"/>
-          <w:i/>
-          <w:kern w:val="0"/>
-          <w:sz w:val="22"/>
-          <w:szCs w:val="22"/>
-          <w14:ligatures w14:val="none"/>
-        </w:rPr>
-        <w:t>Group Member</w:t>
-      </w:r>
-      <w:r>
-        <w:rPr>
-          <w:rFonts w:ascii="Times" w:eastAsia="Times" w:hAnsi="Times" w:cs="Times"/>
-          <w:i/>
-          <w:kern w:val="0"/>
-          <w:sz w:val="22"/>
-          <w:szCs w:val="22"/>
-          <w14:ligatures w14:val="none"/>
-        </w:rPr>
-        <w:tab/>
-      </w:r>
-      <w:r>
-        <w:rPr>
-          <w:rFonts w:ascii="Times" w:eastAsia="Times" w:hAnsi="Times" w:cs="Times"/>
-          <w:b/>
-          <w:kern w:val="0"/>
-          <w:sz w:val="22"/>
-          <w:szCs w:val="22"/>
-          <w14:ligatures w14:val="none"/>
-        </w:rPr>
-        <w:t>Academic Year 2022-23</w:t>
-      </w:r>
-    </w:p>
-    <w:p>
-      <w:pPr>
-        <w:numPr>
-          <w:ilvl w:val="0"/>
-          <w:numId w:val="11"/>
-        </w:numPr>
-        <w:tabs>
-          <w:tab w:val="right" w:pos="9216"/>
-          <w:tab w:val="right" w:pos="9360"/>
-          <w:tab w:val="right" w:pos="10710"/>
-        </w:tabs>
-        <w:rPr>
-          <w:rFonts w:ascii="Times" w:eastAsia="Times" w:hAnsi="Times" w:cs="Times"/>
-          <w:b/>
-          <w:kern w:val="0"/>
-          <w:sz w:val="22"/>
-          <w:szCs w:val="22"/>
-          <w14:ligatures w14:val="none"/>
-        </w:rPr>
-      </w:pPr>
-      <w:r>
-        <w:rPr>
-          <w:rFonts w:ascii="Times" w:eastAsia="Times" w:hAnsi="Times" w:cs="Times"/>
-          <w:kern w:val="0"/>
-          <w:sz w:val="22"/>
-          <w:szCs w:val="22"/>
-          <w14:ligatures w14:val="none"/>
-        </w:rPr>
-        <w:t>Assessed hydrogen supply chain</w:t>
-      </w:r>
-      <w:r>
-        <w:rPr>
-          <w:rFonts w:ascii="Times" w:eastAsia="Times" w:hAnsi="Times" w:cs="Times"/>
-          <w:kern w:val="0"/>
-          <w:sz w:val="22"/>
-          <w:szCs w:val="22"/>
-          <w14:ligatures w14:val="none"/>
-        </w:rPr>
-        <w:t xml:space="preserve"> technology</w:t>
-      </w:r>
-      <w:r>
-        <w:rPr>
-          <w:rFonts w:ascii="Times" w:eastAsia="Times" w:hAnsi="Times" w:cs="Times"/>
-          <w:kern w:val="0"/>
-          <w:sz w:val="22"/>
-          <w:szCs w:val="22"/>
-          <w14:ligatures w14:val="none"/>
-        </w:rPr>
-        <w:t xml:space="preserve"> readiness </w:t>
-      </w:r>
-      <w:r>
-        <w:rPr>
-          <w:rFonts w:ascii="Times" w:eastAsia="Times" w:hAnsi="Times" w:cs="Times"/>
-          <w:kern w:val="0"/>
-          <w:sz w:val="22"/>
-          <w:szCs w:val="22"/>
-          <w14:ligatures w14:val="none"/>
-        </w:rPr>
-        <w:t xml:space="preserve">for use in commercial aviation </w:t>
-      </w:r>
-      <w:r>
-        <w:rPr>
-          <w:rFonts w:ascii="Times" w:eastAsia="Times" w:hAnsi="Times" w:cs="Times"/>
-          <w:kern w:val="0"/>
-          <w:sz w:val="22"/>
-          <w:szCs w:val="22"/>
-          <w14:ligatures w14:val="none"/>
-        </w:rPr>
-        <w:t>in terms of cost, technology readiness levels, and emissions</w:t>
-      </w:r>
-    </w:p>
-    <w:p>
-      <w:pPr>
-        <w:numPr>
-          <w:ilvl w:val="0"/>
-          <w:numId w:val="11"/>
-        </w:numPr>
-        <w:tabs>
-          <w:tab w:val="right" w:pos="9216"/>
-          <w:tab w:val="right" w:pos="9360"/>
-          <w:tab w:val="right" w:pos="10710"/>
-        </w:tabs>
-        <w:rPr>
-          <w:rFonts w:ascii="Times" w:eastAsia="Times" w:hAnsi="Times" w:cs="Times"/>
-          <w:kern w:val="0"/>
-          <w:sz w:val="22"/>
-          <w:szCs w:val="22"/>
-          <w14:ligatures w14:val="none"/>
-        </w:rPr>
-      </w:pPr>
-      <w:r>
-        <w:rPr>
-          <w:rFonts w:ascii="Times" w:eastAsia="Times" w:hAnsi="Times" w:cs="Times"/>
-          <w:kern w:val="0"/>
-          <w:sz w:val="22"/>
-          <w:szCs w:val="22"/>
-          <w14:ligatures w14:val="none"/>
-        </w:rPr>
-        <w:t>Supported development of multi-objective optimization model of hydrogen supply chain technologies</w:t>
-      </w:r>
-      <w:r>
-        <w:rPr>
-          <w:rFonts w:ascii="Times" w:eastAsia="Times" w:hAnsi="Times" w:cs="Times"/>
-          <w:kern w:val="0"/>
-          <w:sz w:val="22"/>
-          <w:szCs w:val="22"/>
-          <w14:ligatures w14:val="none"/>
-        </w:rPr>
-        <w:t xml:space="preserve"> including production, long-distance transport, and last-mile transport</w:t>
-      </w:r>
-    </w:p>
-    <w:p>
-      <w:pPr>
-        <w:numPr>
-          <w:ilvl w:val="0"/>
-          <w:numId w:val="11"/>
-        </w:numPr>
-        <w:tabs>
-          <w:tab w:val="right" w:pos="9216"/>
-          <w:tab w:val="right" w:pos="9360"/>
-          <w:tab w:val="right" w:pos="10710"/>
-        </w:tabs>
-        <w:rPr>
-          <w:rFonts w:ascii="Times" w:eastAsia="Times" w:hAnsi="Times" w:cs="Times"/>
-          <w:kern w:val="0"/>
-          <w:sz w:val="22"/>
-          <w:szCs w:val="22"/>
-          <w14:ligatures w14:val="none"/>
-        </w:rPr>
-      </w:pPr>
-      <w:r>
-        <w:rPr>
-          <w:rFonts w:ascii="Times" w:eastAsia="Times" w:hAnsi="Times" w:cs="Times"/>
-          <w:kern w:val="0"/>
-          <w:sz w:val="22"/>
-          <w:szCs w:val="22"/>
-          <w14:ligatures w14:val="none"/>
-        </w:rPr>
-        <w:t>One of eight teams selected to compete in final competition at NASA headquarters in June 2023</w:t>
-      </w:r>
-      <w:r>
-        <w:rPr>
-          <w:rFonts w:ascii="Times" w:eastAsia="Times" w:hAnsi="Times" w:cs="Times"/>
-          <w:kern w:val="0"/>
-          <w:sz w:val="22"/>
-          <w:szCs w:val="22"/>
-          <w14:ligatures w14:val="none"/>
-        </w:rPr>
-        <w:t>: awarded “Best Oral Presentation”</w:t>
-      </w:r>
-    </w:p>
-    <w:p>
-      <w:pPr>
-        <w:tabs>
-          <w:tab w:val="right" w:pos="9360"/>
-        </w:tabs>
-        <w:rPr>
-          <w:rFonts w:ascii="Times" w:eastAsia="Times" w:hAnsi="Times" w:cs="Times"/>
-          <w:i/>
-          <w:kern w:val="0"/>
-          <w:sz w:val="22"/>
-          <w:szCs w:val="22"/>
-          <w14:ligatures w14:val="none"/>
-        </w:rPr>
-      </w:pPr>
-      <w:r>
-        <w:rPr>
-          <w:rFonts w:ascii="Times" w:eastAsia="Times" w:hAnsi="Times" w:cs="Times"/>
-          <w:b/>
-          <w:kern w:val="0"/>
-          <w:sz w:val="22"/>
-          <w:szCs w:val="22"/>
-          <w14:ligatures w14:val="none"/>
-        </w:rPr>
-        <w:t>Georgia Tech EcoCAR</w:t>
-      </w:r>
-      <w:r>
-        <w:rPr>
-          <w:rFonts w:ascii="Times" w:eastAsia="Times" w:hAnsi="Times" w:cs="Times"/>
-          <w:b/>
-          <w:kern w:val="0"/>
-          <w:sz w:val="22"/>
-          <w:szCs w:val="22"/>
-          <w14:ligatures w14:val="none"/>
-        </w:rPr>
-        <w:t xml:space="preserve"> (Georgia Tech)</w:t>
-      </w:r>
-      <w:r>
-        <w:rPr>
-          <w:rFonts w:ascii="Times" w:eastAsia="Times" w:hAnsi="Times" w:cs="Times"/>
-          <w:b/>
-          <w:kern w:val="0"/>
-          <w:sz w:val="22"/>
-          <w:szCs w:val="22"/>
-          <w14:ligatures w14:val="none"/>
-        </w:rPr>
-        <w:t>,</w:t>
-      </w:r>
-      <w:r>
-        <w:rPr>
-          <w:rFonts w:ascii="Times" w:eastAsia="Times" w:hAnsi="Times" w:cs="Times"/>
-          <w:kern w:val="0"/>
-          <w:sz w:val="22"/>
-          <w:szCs w:val="22"/>
-          <w14:ligatures w14:val="none"/>
-        </w:rPr>
-        <w:t xml:space="preserve"> </w:t>
-      </w:r>
-      <w:r>
-        <w:rPr>
-          <w:rFonts w:ascii="Times" w:eastAsia="Times" w:hAnsi="Times" w:cs="Times"/>
-          <w:i/>
-          <w:kern w:val="0"/>
-          <w:sz w:val="22"/>
-          <w:szCs w:val="22"/>
-          <w14:ligatures w14:val="none"/>
-        </w:rPr>
-        <w:t xml:space="preserve">PCM Sub-Team Lead </w:t>
-      </w:r>
-      <w:r>
-        <w:rPr>
-          <w:rFonts w:ascii="Times" w:eastAsia="Times" w:hAnsi="Times" w:cs="Times"/>
-          <w:i/>
-          <w:kern w:val="0"/>
-          <w:sz w:val="22"/>
-          <w:szCs w:val="22"/>
-          <w14:ligatures w14:val="none"/>
-        </w:rPr>
-        <w:tab/>
-      </w:r>
-      <w:r>
-        <w:rPr>
-          <w:rFonts w:ascii="Times" w:eastAsia="Times" w:hAnsi="Times" w:cs="Times"/>
-          <w:b/>
-          <w:kern w:val="0"/>
-          <w:sz w:val="22"/>
-          <w:szCs w:val="22"/>
-          <w14:ligatures w14:val="none"/>
-        </w:rPr>
-        <w:t>2021 - 2022</w:t>
-      </w:r>
-    </w:p>
-    <w:p>
-      <w:pPr>
-        <w:pBdr>
-          <w:top w:val="nil"/>
-          <w:left w:val="nil"/>
-          <w:bottom w:val="nil"/>
-          <w:right w:val="nil"/>
-          <w:between w:val="nil"/>
-        </w:pBdr>
-        <w:tabs>
-          <w:tab w:val="right" w:pos="9216"/>
-          <w:tab w:val="right" w:pos="9360"/>
-        </w:tabs>
-        <w:rPr>
-          <w:rFonts w:ascii="Times" w:eastAsia="Times" w:hAnsi="Times" w:cs="Times"/>
-          <w:color w:val="000000"/>
-          <w:kern w:val="0"/>
-          <w:sz w:val="22"/>
-          <w:szCs w:val="22"/>
-          <w14:ligatures w14:val="none"/>
-        </w:rPr>
-      </w:pPr>
-      <w:r>
-        <w:rPr>
-          <w:rFonts w:ascii="Times" w:eastAsia="Times" w:hAnsi="Times" w:cs="Times"/>
-          <w:color w:val="000000"/>
-          <w:kern w:val="0"/>
-          <w:sz w:val="22"/>
-          <w:szCs w:val="22"/>
-          <w14:ligatures w14:val="none"/>
-        </w:rPr>
-        <w:t>Four-year collegiate competition focused on converting a gas-powered Chevrolet Blazer to a hybrid electric vehicle</w:t>
-      </w:r>
-      <w:r>
-        <w:rPr>
-          <w:rFonts w:ascii="Times" w:eastAsia="Times" w:hAnsi="Times" w:cs="Times"/>
-          <w:color w:val="000000"/>
-          <w:kern w:val="0"/>
-          <w:sz w:val="22"/>
-          <w:szCs w:val="22"/>
-          <w14:ligatures w14:val="none"/>
-        </w:rPr>
-        <w:t xml:space="preserve"> through software and hardware reconfiguration, testing, and installation.</w:t>
-      </w:r>
-    </w:p>
-    <w:p>
-      <w:pPr>
-        <w:numPr>
-          <w:ilvl w:val="0"/>
-          <w:numId w:val="7"/>
-        </w:numPr>
-        <w:pBdr>
-          <w:top w:val="nil"/>
-          <w:left w:val="nil"/>
-          <w:bottom w:val="nil"/>
-          <w:right w:val="nil"/>
-          <w:between w:val="nil"/>
-        </w:pBdr>
-        <w:tabs>
-          <w:tab w:val="right" w:pos="9216"/>
-          <w:tab w:val="right" w:pos="9360"/>
-        </w:tabs>
-        <w:rPr>
-          <w:rFonts w:ascii="Times" w:eastAsia="Times" w:hAnsi="Times" w:cs="Times"/>
-          <w:color w:val="000000"/>
-          <w:kern w:val="0"/>
-          <w:sz w:val="22"/>
-          <w:szCs w:val="22"/>
-          <w14:ligatures w14:val="none"/>
-        </w:rPr>
-      </w:pPr>
-      <w:r>
-        <w:rPr>
-          <w:rFonts w:ascii="Times" w:eastAsia="Times" w:hAnsi="Times" w:cs="Times"/>
-          <w:color w:val="000000"/>
-          <w:kern w:val="0"/>
-          <w:sz w:val="22"/>
-          <w:szCs w:val="22"/>
-          <w14:ligatures w14:val="none"/>
-        </w:rPr>
-        <w:t xml:space="preserve">MIL (Model-in-Loop), HIL (Hardware-in-Loop), and VIL (Vehicle-in-Loop) </w:t>
-      </w:r>
-      <w:r>
-        <w:rPr>
-          <w:rFonts w:ascii="Times" w:eastAsia="Times" w:hAnsi="Times" w:cs="Times"/>
-          <w:color w:val="000000"/>
-          <w:kern w:val="0"/>
-          <w:sz w:val="22"/>
-          <w:szCs w:val="22"/>
-          <w14:ligatures w14:val="none"/>
-        </w:rPr>
-        <w:t>software</w:t>
-      </w:r>
-      <w:r>
-        <w:rPr>
-          <w:rFonts w:ascii="Times" w:eastAsia="Times" w:hAnsi="Times" w:cs="Times"/>
-          <w:color w:val="000000"/>
-          <w:kern w:val="0"/>
-          <w:sz w:val="22"/>
-          <w:szCs w:val="22"/>
-          <w14:ligatures w14:val="none"/>
-        </w:rPr>
-        <w:t xml:space="preserve"> test</w:t>
-      </w:r>
-      <w:r>
-        <w:rPr>
-          <w:rFonts w:ascii="Times" w:eastAsia="Times" w:hAnsi="Times" w:cs="Times"/>
-          <w:color w:val="000000"/>
-          <w:kern w:val="0"/>
-          <w:sz w:val="22"/>
-          <w:szCs w:val="22"/>
-          <w14:ligatures w14:val="none"/>
-        </w:rPr>
-        <w:t>ing</w:t>
-      </w:r>
-    </w:p>
-    <w:p>
-      <w:pPr>
-        <w:numPr>
-          <w:ilvl w:val="0"/>
-          <w:numId w:val="7"/>
-        </w:numPr>
-        <w:pBdr>
-          <w:top w:val="nil"/>
-          <w:left w:val="nil"/>
-          <w:bottom w:val="nil"/>
-          <w:right w:val="nil"/>
-          <w:between w:val="nil"/>
-        </w:pBdr>
-        <w:tabs>
-          <w:tab w:val="right" w:pos="9216"/>
-          <w:tab w:val="right" w:pos="9360"/>
-        </w:tabs>
-        <w:rPr>
-          <w:rFonts w:ascii="Times" w:eastAsia="Times" w:hAnsi="Times" w:cs="Times"/>
-          <w:color w:val="000000"/>
-          <w:kern w:val="0"/>
-          <w:sz w:val="22"/>
-          <w:szCs w:val="22"/>
-          <w14:ligatures w14:val="none"/>
-        </w:rPr>
-      </w:pPr>
-      <w:r>
-        <w:rPr>
-          <w:rFonts w:ascii="Times" w:eastAsia="Times" w:hAnsi="Times" w:cs="Times"/>
-          <w:color w:val="000000"/>
-          <w:kern w:val="0"/>
-          <w:sz w:val="22"/>
-          <w:szCs w:val="22"/>
-          <w14:ligatures w14:val="none"/>
-        </w:rPr>
-        <w:t xml:space="preserve">Automated and improved robustness of </w:t>
-      </w:r>
-      <w:r>
-        <w:rPr>
-          <w:rFonts w:ascii="Times" w:eastAsia="Times" w:hAnsi="Times" w:cs="Times"/>
-          <w:color w:val="000000"/>
-          <w:kern w:val="0"/>
-          <w:sz w:val="22"/>
-          <w:szCs w:val="22"/>
-          <w14:ligatures w14:val="none"/>
-        </w:rPr>
-        <w:t>existing MIL testing procedures</w:t>
-      </w:r>
-    </w:p>
-    <w:p>
-      <w:pPr>
-        <w:numPr>
-          <w:ilvl w:val="0"/>
-          <w:numId w:val="7"/>
-        </w:numPr>
-        <w:pBdr>
-          <w:top w:val="nil"/>
-          <w:left w:val="nil"/>
-          <w:bottom w:val="nil"/>
-          <w:right w:val="nil"/>
-          <w:between w:val="nil"/>
-        </w:pBdr>
-        <w:tabs>
-          <w:tab w:val="right" w:pos="9216"/>
-          <w:tab w:val="right" w:pos="9360"/>
-        </w:tabs>
-        <w:rPr>
-          <w:rFonts w:ascii="Times" w:eastAsia="Times" w:hAnsi="Times" w:cs="Times"/>
-          <w:color w:val="000000"/>
-          <w:kern w:val="0"/>
-          <w:sz w:val="22"/>
-          <w:szCs w:val="22"/>
-          <w14:ligatures w14:val="none"/>
-        </w:rPr>
-      </w:pPr>
-      <w:r>
-        <w:rPr>
-          <w:rFonts w:ascii="Times" w:eastAsia="Times" w:hAnsi="Times" w:cs="Times"/>
-          <w:color w:val="000000"/>
-          <w:kern w:val="0"/>
-          <w:sz w:val="22"/>
-          <w:szCs w:val="22"/>
-          <w14:ligatures w14:val="none"/>
-        </w:rPr>
-        <w:t>Trained new team members, d</w:t>
-      </w:r>
-      <w:r>
-        <w:rPr>
-          <w:rFonts w:ascii="Times" w:eastAsia="Times" w:hAnsi="Times" w:cs="Times"/>
-          <w:color w:val="000000"/>
-          <w:kern w:val="0"/>
-          <w:sz w:val="22"/>
-          <w:szCs w:val="22"/>
-          <w14:ligatures w14:val="none"/>
-        </w:rPr>
-        <w:t>evelop</w:t>
-      </w:r>
-      <w:r>
-        <w:rPr>
-          <w:rFonts w:ascii="Times" w:eastAsia="Times" w:hAnsi="Times" w:cs="Times"/>
-          <w:color w:val="000000"/>
-          <w:kern w:val="0"/>
-          <w:sz w:val="22"/>
-          <w:szCs w:val="22"/>
-          <w14:ligatures w14:val="none"/>
-        </w:rPr>
-        <w:t>ed</w:t>
-      </w:r>
-      <w:r>
-        <w:rPr>
-          <w:rFonts w:ascii="Times" w:eastAsia="Times" w:hAnsi="Times" w:cs="Times"/>
-          <w:color w:val="000000"/>
-          <w:kern w:val="0"/>
-          <w:sz w:val="22"/>
-          <w:szCs w:val="22"/>
-          <w14:ligatures w14:val="none"/>
-        </w:rPr>
-        <w:t xml:space="preserve"> high-level team goals, delegate</w:t>
-      </w:r>
-      <w:r>
-        <w:rPr>
-          <w:rFonts w:ascii="Times" w:eastAsia="Times" w:hAnsi="Times" w:cs="Times"/>
-          <w:color w:val="000000"/>
-          <w:kern w:val="0"/>
-          <w:sz w:val="22"/>
-          <w:szCs w:val="22"/>
-          <w14:ligatures w14:val="none"/>
-        </w:rPr>
-        <w:t>d</w:t>
-      </w:r>
-      <w:r>
-        <w:rPr>
-          <w:rFonts w:ascii="Times" w:eastAsia="Times" w:hAnsi="Times" w:cs="Times"/>
-          <w:color w:val="000000"/>
-          <w:kern w:val="0"/>
-          <w:sz w:val="22"/>
-          <w:szCs w:val="22"/>
-          <w14:ligatures w14:val="none"/>
-        </w:rPr>
-        <w:t xml:space="preserve"> work to team members, and collaborate</w:t>
-      </w:r>
-      <w:r>
-        <w:rPr>
-          <w:rFonts w:ascii="Times" w:eastAsia="Times" w:hAnsi="Times" w:cs="Times"/>
-          <w:color w:val="000000"/>
-          <w:kern w:val="0"/>
-          <w:sz w:val="22"/>
-          <w:szCs w:val="22"/>
-          <w14:ligatures w14:val="none"/>
-        </w:rPr>
-        <w:t>d</w:t>
-      </w:r>
-      <w:r>
-        <w:rPr>
-          <w:rFonts w:ascii="Times" w:eastAsia="Times" w:hAnsi="Times" w:cs="Times"/>
-          <w:color w:val="000000"/>
-          <w:kern w:val="0"/>
-          <w:sz w:val="22"/>
-          <w:szCs w:val="22"/>
-          <w14:ligatures w14:val="none"/>
-        </w:rPr>
-        <w:t xml:space="preserve"> with leads at other universities</w:t>
-      </w:r>
-    </w:p>
-    <w:p>
-      <w:pPr>
-        <w:numPr>
-          <w:ilvl w:val="0"/>
-          <w:numId w:val="7"/>
-        </w:numPr>
-        <w:pBdr>
-          <w:top w:val="nil"/>
-          <w:left w:val="nil"/>
-          <w:bottom w:val="nil"/>
-          <w:right w:val="nil"/>
-          <w:between w:val="nil"/>
-        </w:pBdr>
-        <w:tabs>
-          <w:tab w:val="right" w:pos="9216"/>
-          <w:tab w:val="right" w:pos="9360"/>
-        </w:tabs>
-        <w:rPr>
-          <w:rFonts w:ascii="Times" w:eastAsia="Times" w:hAnsi="Times" w:cs="Times"/>
-          <w:kern w:val="0"/>
-          <w:sz w:val="22"/>
-          <w:szCs w:val="22"/>
-          <w14:ligatures w14:val="none"/>
-        </w:rPr>
-      </w:pPr>
-      <w:r>
-        <w:rPr>
-          <w:rFonts w:ascii="Times" w:eastAsia="Times" w:hAnsi="Times" w:cs="Times"/>
-          <w:kern w:val="0"/>
-          <w:sz w:val="22"/>
-          <w:szCs w:val="22"/>
-          <w14:ligatures w14:val="none"/>
-        </w:rPr>
-        <w:t xml:space="preserve">Winner of PCM Technical Presentation at 2022 EcoCAR competition. Entire team won first place </w:t>
-      </w:r>
-    </w:p>
-    <w:p>
-      <w:pPr>
-        <w:pBdr>
-          <w:top w:val="nil"/>
-          <w:left w:val="nil"/>
-          <w:bottom w:val="nil"/>
-          <w:right w:val="nil"/>
-          <w:between w:val="nil"/>
-        </w:pBdr>
-        <w:tabs>
-          <w:tab w:val="right" w:pos="9216"/>
-          <w:tab w:val="right" w:pos="9360"/>
-        </w:tabs>
-        <w:ind w:left="720"/>
-        <w:rPr>
-          <w:rFonts w:ascii="Times" w:eastAsia="Times" w:hAnsi="Times" w:cs="Times"/>
-          <w:kern w:val="0"/>
-          <w:sz w:val="22"/>
-          <w:szCs w:val="22"/>
-          <w14:ligatures w14:val="none"/>
-        </w:rPr>
-      </w:pPr>
-      <w:r>
-        <w:rPr>
-          <w:rFonts w:ascii="Times" w:eastAsia="Times" w:hAnsi="Times" w:cs="Times"/>
-          <w:kern w:val="0"/>
-          <w:sz w:val="22"/>
-          <w:szCs w:val="22"/>
-          <w14:ligatures w14:val="none"/>
-        </w:rPr>
-        <w:t>Overall</w:t>
-      </w:r>
-      <w:r>
-        <w:rPr>
-          <w:rFonts w:ascii="Times" w:eastAsia="Times" w:hAnsi="Times" w:cs="Times"/>
-          <w:kern w:val="0"/>
-          <w:sz w:val="22"/>
-          <w:szCs w:val="22"/>
-          <w14:ligatures w14:val="none"/>
-        </w:rPr>
-        <w:t>.</w:t>
-      </w:r>
-    </w:p>
-    <w:p>
-      <w:pPr>
-        <w:pBdr>
-          <w:top w:val="nil"/>
-          <w:left w:val="nil"/>
-          <w:bottom w:val="nil"/>
-          <w:right w:val="nil"/>
-          <w:between w:val="nil"/>
-        </w:pBdr>
-        <w:tabs>
-          <w:tab w:val="right" w:pos="9216"/>
-          <w:tab w:val="right" w:pos="9360"/>
-        </w:tabs>
-        <w:rPr>
-          <w:rFonts w:ascii="Times" w:eastAsia="Times" w:hAnsi="Times" w:cs="Times"/>
-          <w:kern w:val="0"/>
-          <w:sz w:val="22"/>
-          <w:szCs w:val="22"/>
-          <w14:ligatures w14:val="none"/>
-        </w:rPr>
-      </w:pPr>
-      <w:r>
-        <w:rPr>
-          <w:rFonts w:ascii="Times" w:eastAsia="Times" w:hAnsi="Times" w:cs="Times"/>
-          <w:bCs/>
-          <w:noProof/>
-          <w:color w:val="000000" w:themeColor="text1"/>
-          <w:kern w:val="0"/>
-          <w:sz w:val="22"/>
-          <w:szCs w:val="22"/>
-        </w:rPr>
-        <w:pict w14:anchorId="448BBA76">
-          <v:rect id="_x0000_i1028" alt="" style="width:468pt;height:.05pt;mso-width-percent:0;mso-height-percent:0;mso-width-percent:0;mso-height-percent:0" o:hralign="center" o:hrstd="t" o:hr="t" fillcolor="#a0a0a0" stroked="f"/>
-        </w:pict>
-      </w:r>
-    </w:p>
-    <w:p>
-      <w:pPr>
-        <w:tabs>
-          <w:tab w:val="right" w:pos="9216"/>
-          <w:tab w:val="right" w:pos="9360"/>
-        </w:tabs>
-        <w:rPr>
-          <w:rFonts w:ascii="Times" w:eastAsia="Times" w:hAnsi="Times" w:cs="Times"/>
-          <w:b/>
-          <w:color w:val="1F3864"/>
-          <w:kern w:val="0"/>
-          <w:sz w:val="28"/>
-          <w:szCs w:val="28"/>
-          <w14:ligatures w14:val="none"/>
-        </w:rPr>
-      </w:pPr>
-      <w:r>
-        <w:rPr>
-          <w:rFonts w:ascii="Times" w:eastAsia="Times" w:hAnsi="Times" w:cs="Times"/>
-          <w:b/>
-          <w:color w:val="1F3864"/>
-          <w:kern w:val="0"/>
-          <w:sz w:val="28"/>
-          <w:szCs w:val="28"/>
-          <w14:ligatures w14:val="none"/>
-        </w:rPr>
-        <w:t>Skills</w:t>
-      </w:r>
-    </w:p>
-    <w:p>
-      <w:pPr>
-        <w:pBdr>
-          <w:top w:val="nil"/>
-          <w:left w:val="nil"/>
-          <w:bottom w:val="nil"/>
-          <w:right w:val="nil"/>
-          <w:between w:val="nil"/>
-        </w:pBdr>
-        <w:tabs>
-          <w:tab w:val="right" w:pos="9216"/>
-          <w:tab w:val="right" w:pos="9360"/>
-        </w:tabs>
-        <w:rPr>
-          <w:rFonts w:ascii="Times" w:eastAsia="Times" w:hAnsi="Times" w:cs="Times"/>
-          <w:b/>
-          <w:kern w:val="0"/>
-          <w:sz w:val="22"/>
-          <w:szCs w:val="22"/>
-          <w14:ligatures w14:val="none"/>
-        </w:rPr>
-      </w:pPr>
-      <w:r>
-        <w:rPr>
-          <w:rFonts w:ascii="Times" w:eastAsia="Times" w:hAnsi="Times" w:cs="Times"/>
-          <w:b/>
-          <w:kern w:val="0"/>
-          <w:sz w:val="22"/>
-          <w:szCs w:val="22"/>
-          <w14:ligatures w14:val="none"/>
-        </w:rPr>
-        <w:t>Programming Languages</w:t>
-      </w:r>
-      <w:r>
-        <w:rPr>
-          <w:rFonts w:ascii="Times" w:eastAsia="Times" w:hAnsi="Times" w:cs="Times"/>
-          <w:b/>
-          <w:kern w:val="0"/>
-          <w:sz w:val="22"/>
-          <w:szCs w:val="22"/>
-          <w14:ligatures w14:val="none"/>
-        </w:rPr>
-        <w:t>/Software</w:t>
-      </w:r>
-    </w:p>
-    <w:p>
-      <w:pPr>
-        <w:numPr>
-          <w:ilvl w:val="0"/>
-          <w:numId w:val="3"/>
-        </w:numPr>
-        <w:pBdr>
-          <w:top w:val="nil"/>
-          <w:left w:val="nil"/>
-          <w:bottom w:val="nil"/>
-          <w:right w:val="nil"/>
-          <w:between w:val="nil"/>
-        </w:pBdr>
-        <w:tabs>
-          <w:tab w:val="right" w:pos="9216"/>
-          <w:tab w:val="right" w:pos="9360"/>
-        </w:tabs>
-        <w:rPr>
-          <w:rFonts w:ascii="Times" w:eastAsia="Times" w:hAnsi="Times" w:cs="Times"/>
-          <w:color w:val="000000"/>
-          <w:kern w:val="0"/>
-          <w:sz w:val="22"/>
-          <w:szCs w:val="22"/>
-          <w14:ligatures w14:val="none"/>
-        </w:rPr>
-      </w:pPr>
-      <w:r>
-        <w:rPr>
-          <w:rFonts w:ascii="Times" w:eastAsia="Times" w:hAnsi="Times" w:cs="Times"/>
-          <w:kern w:val="0"/>
-          <w:sz w:val="22"/>
-          <w:szCs w:val="22"/>
-          <w14:ligatures w14:val="none"/>
-        </w:rPr>
-        <w:t>Julia</w:t>
-      </w:r>
-      <w:r>
-        <w:rPr>
-          <w:rFonts w:ascii="Times" w:eastAsia="Times" w:hAnsi="Times" w:cs="Times"/>
-          <w:color w:val="000000"/>
-          <w:kern w:val="0"/>
-          <w:sz w:val="22"/>
-          <w:szCs w:val="22"/>
-          <w14:ligatures w14:val="none"/>
-        </w:rPr>
-        <w:t>, MATLAB, R, Python</w:t>
-      </w:r>
-      <w:r>
-        <w:rPr>
-          <w:rFonts w:ascii="Times" w:eastAsia="Times" w:hAnsi="Times" w:cs="Times"/>
-          <w:color w:val="000000"/>
-          <w:kern w:val="0"/>
-          <w:sz w:val="22"/>
-          <w:szCs w:val="22"/>
-          <w14:ligatures w14:val="none"/>
-        </w:rPr>
-        <w:t>, Stata, GitHub, use of supercomputing resources</w:t>
-      </w:r>
-    </w:p>
-    <w:p>
-      <w:pPr>
-        <w:rPr>
-          <w:rFonts w:ascii="Times" w:eastAsia="Times" w:hAnsi="Times" w:cs="Times"/>
-          <w:b/>
-          <w:color w:val="002060"/>
-          <w:kern w:val="0"/>
-          <w:sz w:val="28"/>
-          <w:szCs w:val="28"/>
-          <w14:ligatures w14:val="none"/>
-        </w:rPr>
-      </w:pPr>
-      <w:r>
-        <w:rPr>
-          <w:rFonts w:ascii="Times" w:eastAsia="Times" w:hAnsi="Times" w:cs="Times"/>
-          <w:bCs/>
-          <w:noProof/>
-          <w:color w:val="000000" w:themeColor="text1"/>
-          <w:kern w:val="0"/>
-          <w:sz w:val="22"/>
-          <w:szCs w:val="22"/>
-        </w:rPr>
-        <w:pict w14:anchorId="53795C5E">
-          <v:rect id="_x0000_i1027" alt="" style="width:468pt;height:.05pt;mso-width-percent:0;mso-height-percent:0;mso-width-percent:0;mso-height-percent:0" o:hralign="center" o:hrstd="t" o:hr="t" fillcolor="#a0a0a0" stroked="f"/>
-        </w:pict>
-      </w:r>
-    </w:p>
-    <w:p>
-      <w:pPr>
-        <w:rPr>
-          <w:rFonts w:ascii="Times" w:eastAsia="Times" w:hAnsi="Times" w:cs="Times"/>
-          <w:b/>
-          <w:color w:val="002060"/>
-          <w:kern w:val="0"/>
-          <w:sz w:val="28"/>
-          <w:szCs w:val="28"/>
-          <w14:ligatures w14:val="none"/>
-        </w:rPr>
-      </w:pPr>
-      <w:r>
-        <w:rPr>
-          <w:rFonts w:ascii="Times" w:eastAsia="Times" w:hAnsi="Times" w:cs="Times"/>
-          <w:b/>
-          <w:color w:val="002060"/>
-          <w:kern w:val="0"/>
-          <w:sz w:val="28"/>
-          <w:szCs w:val="28"/>
-          <w14:ligatures w14:val="none"/>
-        </w:rPr>
-        <w:t>Awards &amp; Honors</w:t>
-      </w:r>
-    </w:p>
-    <w:p>
-      <w:pPr>
-        <w:tabs>
-          <w:tab w:val="right" w:pos="9360"/>
-        </w:tabs>
-        <w:rPr>
-          <w:rFonts w:ascii="Times" w:eastAsia="Times" w:hAnsi="Times" w:cs="Times"/>
-          <w:b/>
-          <w:kern w:val="0"/>
-          <w:sz w:val="22"/>
-          <w:szCs w:val="22"/>
-          <w14:ligatures w14:val="none"/>
-        </w:rPr>
-      </w:pPr>
-      <w:r>
-        <w:rPr>
-          <w:rFonts w:ascii="Times" w:eastAsia="Times" w:hAnsi="Times" w:cs="Times"/>
-          <w:b/>
-          <w:kern w:val="0"/>
-          <w:sz w:val="22"/>
-          <w:szCs w:val="22"/>
-          <w14:ligatures w14:val="none"/>
-        </w:rPr>
-        <w:t>Robert W. Dunlap Award</w:t>
-      </w:r>
-      <w:r>
-        <w:rPr>
-          <w:rFonts w:ascii="Times" w:eastAsia="Times" w:hAnsi="Times" w:cs="Times"/>
-          <w:b/>
-          <w:kern w:val="0"/>
-          <w:sz w:val="22"/>
-          <w:szCs w:val="22"/>
-          <w14:ligatures w14:val="none"/>
-        </w:rPr>
-        <w:tab/>
-        <w:t>Spring 2024</w:t>
-      </w:r>
-    </w:p>
-    <w:p>
-      <w:pPr>
-        <w:pStyle w:val="ListParagraph"/>
-        <w:numPr>
-          <w:ilvl w:val="0"/>
-          <w:numId w:val="16"/>
-        </w:numPr>
-        <w:tabs>
-          <w:tab w:val="right" w:pos="9360"/>
-        </w:tabs>
-        <w:rPr>
-          <w:rFonts w:ascii="Times" w:eastAsia="Times" w:hAnsi="Times" w:cs="Times"/>
-          <w:bCs/>
-          <w:kern w:val="0"/>
-          <w:sz w:val="22"/>
-          <w:szCs w:val="22"/>
-          <w14:ligatures w14:val="none"/>
-        </w:rPr>
-      </w:pPr>
-      <w:r>
-        <w:rPr>
-          <w:rFonts w:ascii="Times" w:eastAsia="Times" w:hAnsi="Times" w:cs="Times"/>
-          <w:bCs/>
-          <w:kern w:val="0"/>
-          <w:sz w:val="22"/>
-          <w:szCs w:val="22"/>
-          <w14:ligatures w14:val="none"/>
-        </w:rPr>
-        <w:t>Awarded for</w:t>
-      </w:r>
-      <w:r>
-        <w:rPr>
-          <w:rFonts w:ascii="Times" w:eastAsia="Times" w:hAnsi="Times" w:cs="Times"/>
-          <w:bCs/>
-          <w:kern w:val="0"/>
-          <w:sz w:val="22"/>
-          <w:szCs w:val="22"/>
-          <w14:ligatures w14:val="none"/>
-        </w:rPr>
-        <w:t xml:space="preserve"> the most</w:t>
-      </w:r>
-      <w:r>
-        <w:rPr>
-          <w:rFonts w:ascii="Times" w:eastAsia="Times" w:hAnsi="Times" w:cs="Times"/>
-          <w:bCs/>
-          <w:kern w:val="0"/>
-          <w:sz w:val="22"/>
-          <w:szCs w:val="22"/>
-          <w14:ligatures w14:val="none"/>
-        </w:rPr>
-        <w:t xml:space="preserve"> outstanding solution submitted for the Part B Qualifying Examination of the Department of Engineering and Public Policy</w:t>
-      </w:r>
-    </w:p>
-    <w:p>
-      <w:pPr>
-        <w:tabs>
-          <w:tab w:val="right" w:pos="9360"/>
-        </w:tabs>
-        <w:rPr>
-          <w:rFonts w:ascii="Times" w:eastAsia="Times" w:hAnsi="Times" w:cs="Times"/>
-          <w:b/>
-          <w:kern w:val="0"/>
-          <w:sz w:val="22"/>
-          <w:szCs w:val="22"/>
-          <w14:ligatures w14:val="none"/>
-        </w:rPr>
-      </w:pPr>
-      <w:r>
-        <w:rPr>
-          <w:rFonts w:ascii="Times" w:eastAsia="Times" w:hAnsi="Times" w:cs="Times"/>
-          <w:b/>
-          <w:kern w:val="0"/>
-          <w:sz w:val="22"/>
-          <w:szCs w:val="22"/>
-          <w14:ligatures w14:val="none"/>
-        </w:rPr>
-        <w:t>Carnegie Institute of Technology Presidential Fellowship</w:t>
-      </w:r>
-      <w:r>
-        <w:rPr>
-          <w:rFonts w:ascii="Times" w:eastAsia="Times" w:hAnsi="Times" w:cs="Times"/>
-          <w:b/>
-          <w:kern w:val="0"/>
-          <w:sz w:val="22"/>
-          <w:szCs w:val="22"/>
-          <w14:ligatures w14:val="none"/>
-        </w:rPr>
-        <w:t xml:space="preserve"> </w:t>
-      </w:r>
-      <w:r>
-        <w:rPr>
-          <w:rFonts w:ascii="Times" w:eastAsia="Times" w:hAnsi="Times" w:cs="Times"/>
-          <w:b/>
-          <w:kern w:val="0"/>
-          <w:sz w:val="22"/>
-          <w:szCs w:val="22"/>
-          <w14:ligatures w14:val="none"/>
-        </w:rPr>
-        <w:tab/>
-        <w:t>Academic Year 2024-2025</w:t>
-      </w:r>
-    </w:p>
-    <w:p>
-      <w:pPr>
-        <w:tabs>
-          <w:tab w:val="right" w:pos="9360"/>
-        </w:tabs>
-        <w:rPr>
-          <w:rFonts w:ascii="Times" w:eastAsia="Times" w:hAnsi="Times" w:cs="Times"/>
-          <w:b/>
-          <w:kern w:val="0"/>
-          <w:sz w:val="22"/>
-          <w:szCs w:val="22"/>
-          <w14:ligatures w14:val="none"/>
-        </w:rPr>
-      </w:pPr>
-      <w:r>
-        <w:rPr>
-          <w:rFonts w:ascii="Times" w:eastAsia="Times" w:hAnsi="Times" w:cs="Times"/>
-          <w:b/>
-          <w:kern w:val="0"/>
-          <w:sz w:val="22"/>
-          <w:szCs w:val="22"/>
-          <w14:ligatures w14:val="none"/>
-        </w:rPr>
-        <w:t>Dean’s Fellowship</w:t>
-      </w:r>
-      <w:r>
-        <w:rPr>
-          <w:rFonts w:ascii="Times" w:eastAsia="Times" w:hAnsi="Times" w:cs="Times"/>
-          <w:b/>
-          <w:kern w:val="0"/>
-          <w:sz w:val="22"/>
-          <w:szCs w:val="22"/>
-          <w14:ligatures w14:val="none"/>
-        </w:rPr>
-        <w:tab/>
-      </w:r>
-      <w:r>
-        <w:rPr>
-          <w:rFonts w:ascii="Times" w:eastAsia="Times" w:hAnsi="Times" w:cs="Times"/>
-          <w:b/>
-          <w:kern w:val="0"/>
-          <w:sz w:val="22"/>
-          <w:szCs w:val="22"/>
-          <w14:ligatures w14:val="none"/>
-        </w:rPr>
-        <w:t>Academic Year 2022-23</w:t>
-      </w:r>
-    </w:p>
-    <w:p>
-      <w:pPr>
-        <w:tabs>
-          <w:tab w:val="right" w:pos="9360"/>
-        </w:tabs>
-        <w:rPr>
-          <w:rFonts w:ascii="Times" w:eastAsia="Times" w:hAnsi="Times" w:cs="Times"/>
-          <w:b/>
-          <w:kern w:val="0"/>
-          <w:sz w:val="22"/>
-          <w:szCs w:val="22"/>
-          <w14:ligatures w14:val="none"/>
-        </w:rPr>
-      </w:pPr>
-      <w:r>
-        <w:rPr>
-          <w:rFonts w:ascii="Times" w:eastAsia="Times" w:hAnsi="Times" w:cs="Times"/>
-          <w:b/>
-          <w:kern w:val="0"/>
-          <w:sz w:val="22"/>
-          <w:szCs w:val="22"/>
-          <w14:ligatures w14:val="none"/>
-        </w:rPr>
         <w:t xml:space="preserve">National Science Foundation Graduate Research Fellowship </w:t>
       </w:r>
       <w:r>
@@ -3193,16 +3674,13 @@
     </w:p>
     <w:p>
       <w:pPr>
-        <w:numPr>
-          <w:ilvl w:val="0"/>
-          <w:numId w:val="15"/>
-        </w:numPr>
         <w:tabs>
           <w:tab w:val="left" w:pos="180"/>
           <w:tab w:val="left" w:pos="8190"/>
           <w:tab w:val="right" w:pos="9360"/>
           <w:tab w:val="left" w:pos="10800"/>
         </w:tabs>
+        <w:ind w:left="720"/>
         <w:rPr>
           <w:rFonts w:ascii="Times" w:eastAsia="Times" w:hAnsi="Times" w:cs="Times"/>
           <w:kern w:val="0"/>
@@ -3261,27 +3739,16 @@
         </w:rPr>
         <w:t xml:space="preserve"> years of graduate education</w:t>
       </w:r>
-    </w:p>
-    <w:p>
-      <w:pPr>
-        <w:numPr>
-          <w:ilvl w:val="0"/>
-          <w:numId w:val="15"/>
-        </w:numPr>
-        <w:tabs>
-          <w:tab w:val="left" w:pos="180"/>
-          <w:tab w:val="left" w:pos="8190"/>
-          <w:tab w:val="right" w:pos="9360"/>
-          <w:tab w:val="left" w:pos="10800"/>
-        </w:tabs>
-        <w:rPr>
-          <w:rFonts w:ascii="Times" w:eastAsia="Times" w:hAnsi="Times" w:cs="Times"/>
-          <w:kern w:val="0"/>
-          <w:sz w:val="22"/>
-          <w:szCs w:val="22"/>
-          <w14:ligatures w14:val="none"/>
-        </w:rPr>
-      </w:pPr>
+      <w:r>
+        <w:rPr>
+          <w:rFonts w:ascii="Times" w:eastAsia="Times" w:hAnsi="Times" w:cs="Times"/>
+          <w:kern w:val="0"/>
+          <w:sz w:val="22"/>
+          <w:szCs w:val="22"/>
+          <w14:ligatures w14:val="none"/>
+        </w:rPr>
+        <w:t xml:space="preserve">. </w:t>
+      </w:r>
       <w:r>
         <w:rPr>
           <w:rFonts w:ascii="Times" w:eastAsia="Times" w:hAnsi="Times" w:cs="Times"/>
@@ -3333,10 +3800,6 @@
     </w:p>
     <w:p>
       <w:pPr>
-        <w:numPr>
-          <w:ilvl w:val="0"/>
-          <w:numId w:val="6"/>
-        </w:numPr>
         <w:pBdr>
           <w:top w:val="nil"/>
           <w:left w:val="nil"/>
@@ -3350,6 +3813,7 @@
           <w:tab w:val="right" w:pos="9360"/>
           <w:tab w:val="left" w:pos="10800"/>
         </w:tabs>
+        <w:ind w:left="720"/>
         <w:rPr>
           <w:rFonts w:ascii="Times" w:eastAsia="Times" w:hAnsi="Times" w:cs="Times"/>
           <w:color w:val="000000"/>
@@ -3368,7 +3832,18 @@
           <w:szCs w:val="22"/>
           <w14:ligatures w14:val="none"/>
         </w:rPr>
-        <w:t>Stipend awarded for research proposal: “PMT Data Analysis for Flame Transfer Function of Test Combustion Rig”</w:t>
+        <w:t>R</w:t>
+      </w:r>
+      <w:r>
+        <w:rPr>
+          <w:rFonts w:ascii="Times" w:eastAsia="Times" w:hAnsi="Times" w:cs="Times"/>
+          <w:color w:val="000000"/>
+          <w:kern w:val="0"/>
+          <w:sz w:val="22"/>
+          <w:szCs w:val="22"/>
+          <w14:ligatures w14:val="none"/>
+        </w:rPr>
+        <w:t>esearch proposal: “PMT Data Analysis for Flame Transfer Function of Test Combustion Rig”</w:t>
       </w:r>
     </w:p>
     <w:p>
@@ -3432,10 +3907,6 @@
     </w:p>
     <w:p>
       <w:pPr>
-        <w:numPr>
-          <w:ilvl w:val="0"/>
-          <w:numId w:val="4"/>
-        </w:numPr>
         <w:pBdr>
           <w:top w:val="nil"/>
           <w:left w:val="nil"/>
@@ -3449,6 +3920,7 @@
           <w:tab w:val="right" w:pos="9360"/>
           <w:tab w:val="left" w:pos="10800"/>
         </w:tabs>
+        <w:ind w:left="720"/>
         <w:rPr>
           <w:rFonts w:ascii="Times" w:eastAsia="Times" w:hAnsi="Times" w:cs="Times"/>
           <w:i/>
@@ -3534,10 +4006,6 @@
     </w:p>
     <w:p>
       <w:pPr>
-        <w:numPr>
-          <w:ilvl w:val="0"/>
-          <w:numId w:val="4"/>
-        </w:numPr>
         <w:pBdr>
           <w:top w:val="nil"/>
           <w:left w:val="nil"/>
@@ -3551,6 +4019,7 @@
           <w:tab w:val="right" w:pos="9360"/>
           <w:tab w:val="left" w:pos="10800"/>
         </w:tabs>
+        <w:ind w:left="720"/>
         <w:rPr>
           <w:rFonts w:ascii="Times" w:eastAsia="Times" w:hAnsi="Times" w:cs="Times"/>
           <w:i/>
@@ -3586,33 +4055,16 @@
     </w:p>
     <w:p>
       <w:pPr>
-        <w:tabs>
-          <w:tab w:val="right" w:pos="9360"/>
-        </w:tabs>
-        <w:rPr>
-          <w:rFonts w:ascii="Times" w:eastAsia="Times" w:hAnsi="Times" w:cs="Times"/>
-          <w:b/>
-          <w:color w:val="1F3864"/>
+        <w:rPr>
+          <w:rFonts w:ascii="Times" w:eastAsia="Times" w:hAnsi="Times" w:cs="Times"/>
+          <w:b/>
+          <w:color w:val="002060"/>
           <w:kern w:val="0"/>
           <w:sz w:val="28"/>
           <w:szCs w:val="28"/>
           <w14:ligatures w14:val="none"/>
         </w:rPr>
       </w:pPr>
-      <w:r>
-        <w:rPr>
-          <w:rFonts w:ascii="Times" w:eastAsia="Times" w:hAnsi="Times" w:cs="Times"/>
-          <w:bCs/>
-          <w:noProof/>
-          <w:color w:val="000000" w:themeColor="text1"/>
-          <w:kern w:val="0"/>
-          <w:sz w:val="22"/>
-          <w:szCs w:val="22"/>
-        </w:rPr>
-        <w:pict w14:anchorId="329C4E21">
-          <v:rect id="_x0000_i1026" alt="" style="width:468pt;height:.05pt;mso-width-percent:0;mso-height-percent:0;mso-width-percent:0;mso-height-percent:0" o:hralign="center" o:hrstd="t" o:hr="t" fillcolor="#a0a0a0" stroked="f"/>
-        </w:pict>
-      </w:r>
     </w:p>
     <w:p>
       <w:pPr>
@@ -3636,19 +4088,16 @@
           <w:szCs w:val="28"/>
           <w14:ligatures w14:val="none"/>
         </w:rPr>
+        <w:lastRenderedPageBreak/>
         <w:t>Media, Commentary, &amp; Other Contributions</w:t>
       </w:r>
     </w:p>
     <w:p>
       <w:pPr>
         <w:rPr>
-          <w:rFonts w:ascii="Times" w:eastAsia="Times" w:hAnsi="Times" w:cs="Times"/>
-          <w:b/>
-          <w:color w:val="000000" w:themeColor="text1"/>
-          <w:kern w:val="0"/>
-          <w:sz w:val="22"/>
-          <w:szCs w:val="22"/>
-          <w14:ligatures w14:val="none"/>
+          <w:rFonts w:ascii="Times New Roman" w:hAnsi="Times New Roman" w:cs="Times New Roman"/>
+          <w:sz w:val="22"/>
+          <w:szCs w:val="22"/>
         </w:rPr>
       </w:pPr>
       <w:hyperlink r:id="rId8" w:history="1">
@@ -3666,10 +4115,119 @@
         </w:r>
       </w:hyperlink>
       <w:r>
-        <w:tab/>
-      </w:r>
-      <w:r>
-        <w:tab/>
+        <w:rPr>
+          <w:rFonts w:ascii="Times New Roman" w:hAnsi="Times New Roman" w:cs="Times New Roman"/>
+          <w:sz w:val="22"/>
+          <w:szCs w:val="22"/>
+        </w:rPr>
+        <w:t>:</w:t>
+      </w:r>
+      <w:r>
+        <w:rPr>
+          <w:rFonts w:ascii="Times New Roman" w:hAnsi="Times New Roman" w:cs="Times New Roman"/>
+          <w:sz w:val="22"/>
+          <w:szCs w:val="22"/>
+        </w:rPr>
+        <w:t xml:space="preserve"> </w:t>
+      </w:r>
+      <w:r>
+        <w:rPr>
+          <w:rFonts w:ascii="Times New Roman" w:hAnsi="Times New Roman" w:cs="Times New Roman"/>
+          <w:sz w:val="22"/>
+          <w:szCs w:val="22"/>
+        </w:rPr>
+        <w:t xml:space="preserve">Contributed analysis to the </w:t>
+      </w:r>
+      <w:r>
+        <w:rPr>
+          <w:rFonts w:ascii="Times New Roman" w:hAnsi="Times New Roman" w:cs="Times New Roman"/>
+          <w:sz w:val="22"/>
+          <w:szCs w:val="22"/>
+        </w:rPr>
+        <w:t>D</w:t>
+      </w:r>
+      <w:r>
+        <w:rPr>
+          <w:rFonts w:ascii="Times New Roman" w:hAnsi="Times New Roman" w:cs="Times New Roman"/>
+          <w:sz w:val="22"/>
+          <w:szCs w:val="22"/>
+        </w:rPr>
+        <w:t xml:space="preserve">ownstream </w:t>
+      </w:r>
+      <w:r>
+        <w:rPr>
+          <w:rFonts w:ascii="Times New Roman" w:hAnsi="Times New Roman" w:cs="Times New Roman"/>
+          <w:sz w:val="22"/>
+          <w:szCs w:val="22"/>
+        </w:rPr>
+        <w:t>S</w:t>
+      </w:r>
+      <w:r>
+        <w:rPr>
+          <w:rFonts w:ascii="Times New Roman" w:hAnsi="Times New Roman" w:cs="Times New Roman"/>
+          <w:sz w:val="22"/>
+          <w:szCs w:val="22"/>
+        </w:rPr>
+        <w:t xml:space="preserve">upply </w:t>
+      </w:r>
+      <w:r>
+        <w:rPr>
+          <w:rFonts w:ascii="Times New Roman" w:hAnsi="Times New Roman" w:cs="Times New Roman"/>
+          <w:sz w:val="22"/>
+          <w:szCs w:val="22"/>
+        </w:rPr>
+        <w:t>C</w:t>
+      </w:r>
+      <w:r>
+        <w:rPr>
+          <w:rFonts w:ascii="Times New Roman" w:hAnsi="Times New Roman" w:cs="Times New Roman"/>
+          <w:sz w:val="22"/>
+          <w:szCs w:val="22"/>
+        </w:rPr>
+        <w:t>hain section</w:t>
+      </w:r>
+      <w:r>
+        <w:rPr>
+          <w:rFonts w:ascii="Times New Roman" w:hAnsi="Times New Roman" w:cs="Times New Roman"/>
+          <w:sz w:val="22"/>
+          <w:szCs w:val="22"/>
+        </w:rPr>
+        <w:t xml:space="preserve"> of the report</w:t>
+      </w:r>
+      <w:r>
+        <w:rPr>
+          <w:rFonts w:ascii="Times New Roman" w:hAnsi="Times New Roman" w:cs="Times New Roman"/>
+          <w:sz w:val="22"/>
+          <w:szCs w:val="22"/>
+        </w:rPr>
+        <w:t>, focusing on legislation, market trends, and environmental benefits of battery recycling</w:t>
+      </w:r>
+    </w:p>
+    <w:p>
+      <w:pPr>
+        <w:rPr>
+          <w:rFonts w:ascii="Times" w:eastAsia="Times" w:hAnsi="Times" w:cs="Times"/>
+          <w:b/>
+          <w:color w:val="000000" w:themeColor="text1"/>
+          <w:kern w:val="0"/>
+          <w:sz w:val="22"/>
+          <w:szCs w:val="22"/>
+          <w14:ligatures w14:val="none"/>
+        </w:rPr>
+      </w:pPr>
+      <w:r>
+        <w:rPr>
+          <w:rFonts w:ascii="Times" w:eastAsia="Times" w:hAnsi="Times" w:cs="Times"/>
+          <w:bCs/>
+          <w:noProof/>
+          <w:color w:val="000000" w:themeColor="text1"/>
+          <w:kern w:val="0"/>
+          <w:sz w:val="22"/>
+          <w:szCs w:val="22"/>
+        </w:rPr>
+        <w:pict w14:anchorId="6BA5B018">
+          <v:rect id="_x0000_i1027" alt="" style="width:468pt;height:.05pt;mso-width-percent:0;mso-height-percent:0;mso-width-percent:0;mso-height-percent:0" o:hralign="center" o:hrstd="t" o:hr="t" fillcolor="#a0a0a0" stroked="f"/>
+        </w:pict>
       </w:r>
     </w:p>
     <w:p>
@@ -3684,9 +4242,7 @@
           <w14:ligatures w14:val="none"/>
         </w:rPr>
       </w:pPr>
-    </w:p>
-    <w:p>
-      <w:pPr>
+      <w:r>
         <w:rPr>
           <w:rFonts w:ascii="Times" w:eastAsia="Times" w:hAnsi="Times" w:cs="Times"/>
           <w:b/>
@@ -3696,43 +4252,6 @@
           <w:szCs w:val="28"/>
           <w14:ligatures w14:val="none"/>
         </w:rPr>
-      </w:pPr>
-      <w:r>
-        <w:rPr>
-          <w:rFonts w:ascii="Times" w:eastAsia="Times" w:hAnsi="Times" w:cs="Times"/>
-          <w:b/>
-          <w:color w:val="002060"/>
-          <w:kern w:val="0"/>
-          <w:sz w:val="28"/>
-          <w:szCs w:val="28"/>
-          <w14:ligatures w14:val="none"/>
-        </w:rPr>
-        <w:br w:type="page"/>
-      </w:r>
-    </w:p>
-    <w:p>
-      <w:pPr>
-        <w:rPr>
-          <w:rFonts w:ascii="Times" w:eastAsia="Times" w:hAnsi="Times" w:cs="Times"/>
-          <w:b/>
-          <w:color w:val="002060"/>
-          <w:kern w:val="0"/>
-          <w:sz w:val="28"/>
-          <w:szCs w:val="28"/>
-          <w14:ligatures w14:val="none"/>
-        </w:rPr>
-      </w:pPr>
-      <w:r>
-        <w:rPr>
-          <w:rFonts w:ascii="Times" w:eastAsia="Times" w:hAnsi="Times" w:cs="Times"/>
-          <w:b/>
-          <w:color w:val="002060"/>
-          <w:kern w:val="0"/>
-          <w:sz w:val="28"/>
-          <w:szCs w:val="28"/>
-          <w14:ligatures w14:val="none"/>
-        </w:rPr>
-        <w:lastRenderedPageBreak/>
         <w:t>Volunteer Work</w:t>
       </w:r>
     </w:p>
@@ -3795,7 +4314,7 @@
         <w:pStyle w:val="ListParagraph"/>
         <w:numPr>
           <w:ilvl w:val="0"/>
-          <w:numId w:val="16"/>
+          <w:numId w:val="45"/>
         </w:numPr>
         <w:tabs>
           <w:tab w:val="right" w:pos="9360"/>
@@ -3819,7 +4338,18 @@
           <w:szCs w:val="22"/>
           <w14:ligatures w14:val="none"/>
         </w:rPr>
-        <w:t>Match Engineering and Public Policy (EPP) graduate applicants with current students to provide support with the application process (answering questions about the application, providing high-level feedback on essays)</w:t>
+        <w:t>Match Engineering and Public Policy (EPP) graduate applicants with current students to provide support with the application process (</w:t>
+      </w:r>
+      <w:r>
+        <w:rPr>
+          <w:rFonts w:ascii="Times" w:eastAsia="Times" w:hAnsi="Times" w:cs="Times"/>
+          <w:bCs/>
+          <w:kern w:val="0"/>
+          <w:sz w:val="22"/>
+          <w:szCs w:val="22"/>
+          <w14:ligatures w14:val="none"/>
+        </w:rPr>
+        <w:t>Q&amp;A, feedback on application materials)</w:t>
       </w:r>
     </w:p>
     <w:p>
@@ -3837,22 +4367,6 @@
           <w14:ligatures w14:val="none"/>
         </w:rPr>
       </w:pPr>
-    </w:p>
-    <w:p>
-      <w:pPr>
-        <w:tabs>
-          <w:tab w:val="right" w:pos="9360"/>
-        </w:tabs>
-        <w:ind w:right="187"/>
-        <w:rPr>
-          <w:rFonts w:ascii="Times" w:eastAsia="Times" w:hAnsi="Times" w:cs="Times"/>
-          <w:b/>
-          <w:kern w:val="0"/>
-          <w:sz w:val="22"/>
-          <w:szCs w:val="22"/>
-          <w14:ligatures w14:val="none"/>
-        </w:rPr>
-      </w:pPr>
       <w:r>
         <w:rPr>
           <w:rFonts w:ascii="Times" w:eastAsia="Times" w:hAnsi="Times" w:cs="Times"/>
@@ -3907,7 +4421,7 @@
         <w:pStyle w:val="ListParagraph"/>
         <w:numPr>
           <w:ilvl w:val="0"/>
-          <w:numId w:val="16"/>
+          <w:numId w:val="44"/>
         </w:numPr>
         <w:tabs>
           <w:tab w:val="right" w:pos="9360"/>
@@ -4079,7 +4593,7 @@
       <w:pPr>
         <w:numPr>
           <w:ilvl w:val="0"/>
-          <w:numId w:val="3"/>
+          <w:numId w:val="43"/>
         </w:numPr>
         <w:tabs>
           <w:tab w:val="left" w:pos="180"/>
@@ -4203,7 +4717,7 @@
       <w:pPr>
         <w:numPr>
           <w:ilvl w:val="0"/>
-          <w:numId w:val="13"/>
+          <w:numId w:val="42"/>
         </w:numPr>
         <w:tabs>
           <w:tab w:val="right" w:pos="9360"/>
@@ -4303,7 +4817,7 @@
       <w:pPr>
         <w:numPr>
           <w:ilvl w:val="0"/>
-          <w:numId w:val="1"/>
+          <w:numId w:val="41"/>
         </w:numPr>
         <w:tabs>
           <w:tab w:val="right" w:pos="9360"/>
@@ -4371,7 +4885,7 @@
       <w:pPr>
         <w:numPr>
           <w:ilvl w:val="0"/>
-          <w:numId w:val="1"/>
+          <w:numId w:val="41"/>
         </w:numPr>
         <w:tabs>
           <w:tab w:val="right" w:pos="9360"/>
@@ -4399,7 +4913,7 @@
       <w:pPr>
         <w:numPr>
           <w:ilvl w:val="0"/>
-          <w:numId w:val="1"/>
+          <w:numId w:val="41"/>
         </w:numPr>
         <w:tabs>
           <w:tab w:val="right" w:pos="9360"/>
@@ -4456,8 +4970,8 @@
           <w:sz w:val="22"/>
           <w:szCs w:val="22"/>
         </w:rPr>
-        <w:pict w14:anchorId="6B7325B4">
-          <v:rect id="_x0000_i1025" alt="" style="width:468pt;height:.05pt;mso-width-percent:0;mso-height-percent:0;mso-width-percent:0;mso-height-percent:0" o:hralign="center" o:hrstd="t" o:hr="t" fillcolor="#a0a0a0" stroked="f"/>
+        <w:pict w14:anchorId="3F2D5154">
+          <v:rect id="_x0000_i1026" alt="" style="width:468pt;height:.05pt;mso-width-percent:0;mso-height-percent:0;mso-width-percent:0;mso-height-percent:0" o:hralign="center" o:hrstd="t" o:hr="t" fillcolor="#a0a0a0" stroked="f"/>
         </w:pict>
       </w:r>
     </w:p>
@@ -4488,6 +5002,60 @@
         </w:rPr>
         <w:t>Publications</w:t>
       </w:r>
+      <w:r>
+        <w:rPr>
+          <w:rFonts w:ascii="Times" w:eastAsia="Times" w:hAnsi="Times" w:cs="Times"/>
+          <w:b/>
+          <w:color w:val="002060"/>
+          <w:kern w:val="0"/>
+          <w:sz w:val="28"/>
+          <w:szCs w:val="28"/>
+          <w14:ligatures w14:val="none"/>
+        </w:rPr>
+        <w:t xml:space="preserve"> [</w:t>
+      </w:r>
+      <w:hyperlink r:id="rId9" w:history="1">
+        <w:r>
+          <w:rPr>
+            <w:rStyle w:val="Hyperlink"/>
+            <w:rFonts w:ascii="Times" w:eastAsia="Times" w:hAnsi="Times" w:cs="Times"/>
+            <w:b/>
+            <w:kern w:val="0"/>
+            <w:sz w:val="28"/>
+            <w:szCs w:val="28"/>
+            <w14:ligatures w14:val="none"/>
+          </w:rPr>
+          <w:t>Google Scholar Link</w:t>
+        </w:r>
+      </w:hyperlink>
+      <w:r>
+        <w:rPr>
+          <w:rFonts w:ascii="Times" w:eastAsia="Times" w:hAnsi="Times" w:cs="Times"/>
+          <w:b/>
+          <w:color w:val="002060"/>
+          <w:kern w:val="0"/>
+          <w:sz w:val="28"/>
+          <w:szCs w:val="28"/>
+          <w14:ligatures w14:val="none"/>
+        </w:rPr>
+        <w:t>]</w:t>
+      </w:r>
+    </w:p>
+    <w:p>
+      <w:pPr>
+        <w:tabs>
+          <w:tab w:val="right" w:pos="9360"/>
+        </w:tabs>
+        <w:rPr>
+          <w:rFonts w:ascii="Times" w:eastAsia="Times" w:hAnsi="Times" w:cs="Times"/>
+          <w:b/>
+          <w:color w:val="002060"/>
+          <w:kern w:val="0"/>
+          <w:sz w:val="8"/>
+          <w:szCs w:val="8"/>
+          <w14:ligatures w14:val="none"/>
+        </w:rPr>
+      </w:pPr>
     </w:p>
     <w:p>
       <w:pPr>
@@ -4497,6 +5065,8 @@
           <w:b/>
           <w:bCs/>
           <w:kern w:val="0"/>
+          <w:sz w:val="22"/>
+          <w:szCs w:val="22"/>
           <w14:ligatures w14:val="none"/>
         </w:rPr>
       </w:pPr>
@@ -4506,50 +5076,42 @@
           <w:b/>
           <w:bCs/>
           <w:kern w:val="0"/>
-          <w14:ligatures w14:val="none"/>
-        </w:rPr>
-        <w:t>In Preparation:</w:t>
-      </w:r>
-    </w:p>
-    <w:p>
-      <w:pPr>
-        <w:rPr>
-          <w:rFonts w:ascii="Times New Roman" w:eastAsia="Times New Roman" w:hAnsi="Times New Roman" w:cs="Times New Roman"/>
-          <w:kern w:val="0"/>
-          <w14:ligatures w14:val="none"/>
-        </w:rPr>
-      </w:pPr>
-      <w:r>
-        <w:rPr>
-          <w:rFonts w:ascii="Times New Roman" w:eastAsia="Times New Roman" w:hAnsi="Times New Roman" w:cs="Times New Roman"/>
-          <w:kern w:val="0"/>
-          <w14:ligatures w14:val="none"/>
-        </w:rPr>
-        <w:t>A.</w:t>
-      </w:r>
-      <w:r>
-        <w:rPr>
-          <w:rFonts w:ascii="Times New Roman" w:eastAsia="Times New Roman" w:hAnsi="Times New Roman" w:cs="Times New Roman"/>
-          <w:kern w:val="0"/>
-          <w14:ligatures w14:val="none"/>
-        </w:rPr>
-        <w:t xml:space="preserve"> </w:t>
-      </w:r>
-      <w:r>
-        <w:rPr>
-          <w:rFonts w:ascii="Times New Roman" w:eastAsia="Times New Roman" w:hAnsi="Times New Roman" w:cs="Times New Roman"/>
-          <w:kern w:val="0"/>
-          <w14:ligatures w14:val="none"/>
-        </w:rPr>
-        <w:t>Cobb et al., “Lithium Ion Battery Recycling Economics and Externalities: Is policy intervention required?”</w:t>
-      </w:r>
-      <w:r>
-        <w:rPr>
-          <w:rFonts w:ascii="Times New Roman" w:eastAsia="Times New Roman" w:hAnsi="Times New Roman" w:cs="Times New Roman"/>
-          <w:kern w:val="0"/>
-          <w14:ligatures w14:val="none"/>
-        </w:rPr>
-        <w:t xml:space="preserve"> </w:t>
+          <w:sz w:val="22"/>
+          <w:szCs w:val="22"/>
+          <w14:ligatures w14:val="none"/>
+        </w:rPr>
+        <w:t>In Preparation</w:t>
+      </w:r>
+    </w:p>
+    <w:p>
+      <w:pPr>
+        <w:rPr>
+          <w:rFonts w:ascii="Times New Roman" w:eastAsia="Times New Roman" w:hAnsi="Times New Roman" w:cs="Times New Roman"/>
+          <w:kern w:val="0"/>
+          <w:sz w:val="22"/>
+          <w:szCs w:val="22"/>
+          <w14:ligatures w14:val="none"/>
+        </w:rPr>
+      </w:pPr>
+      <w:r>
+        <w:rPr>
+          <w:rFonts w:ascii="Times New Roman" w:eastAsia="Times New Roman" w:hAnsi="Times New Roman" w:cs="Times New Roman"/>
+          <w:kern w:val="0"/>
+          <w:sz w:val="22"/>
+          <w:szCs w:val="22"/>
+          <w14:ligatures w14:val="none"/>
+        </w:rPr>
+        <w:t xml:space="preserve">A. </w:t>
+      </w:r>
+      <w:r>
+        <w:rPr>
+          <w:rFonts w:ascii="Times New Roman" w:eastAsia="Times New Roman" w:hAnsi="Times New Roman" w:cs="Times New Roman"/>
+          <w:kern w:val="0"/>
+          <w:sz w:val="22"/>
+          <w:szCs w:val="22"/>
+          <w14:ligatures w14:val="none"/>
+        </w:rPr>
+        <w:t xml:space="preserve">Cobb </w:t>
       </w:r>
       <w:r>
         <w:rPr>
@@ -4557,14 +5119,28 @@
           <w:i/>
           <w:iCs/>
           <w:kern w:val="0"/>
-          <w14:ligatures w14:val="none"/>
-        </w:rPr>
-        <w:t>In</w:t>
-      </w:r>
-      <w:r>
-        <w:rPr>
-          <w:rFonts w:ascii="Times New Roman" w:eastAsia="Times New Roman" w:hAnsi="Times New Roman" w:cs="Times New Roman"/>
-          <w:kern w:val="0"/>
+          <w:sz w:val="22"/>
+          <w:szCs w:val="22"/>
+          <w14:ligatures w14:val="none"/>
+        </w:rPr>
+        <w:t>et al.</w:t>
+      </w:r>
+      <w:r>
+        <w:rPr>
+          <w:rFonts w:ascii="Times New Roman" w:eastAsia="Times New Roman" w:hAnsi="Times New Roman" w:cs="Times New Roman"/>
+          <w:kern w:val="0"/>
+          <w:sz w:val="22"/>
+          <w:szCs w:val="22"/>
+          <w14:ligatures w14:val="none"/>
+        </w:rPr>
+        <w:t>, “Lithium Ion Battery Recycling Economics and Externalities: Is policy intervention required?”</w:t>
+      </w:r>
+      <w:r>
+        <w:rPr>
+          <w:rFonts w:ascii="Times New Roman" w:eastAsia="Times New Roman" w:hAnsi="Times New Roman" w:cs="Times New Roman"/>
+          <w:kern w:val="0"/>
+          <w:sz w:val="22"/>
+          <w:szCs w:val="22"/>
           <w14:ligatures w14:val="none"/>
         </w:rPr>
         <w:t xml:space="preserve"> </w:t>
@@ -4575,43 +5151,21 @@
           <w:i/>
           <w:iCs/>
           <w:kern w:val="0"/>
-          <w14:ligatures w14:val="none"/>
-        </w:rPr>
-        <w:t>preparation</w:t>
-      </w:r>
-      <w:r>
-        <w:rPr>
-          <w:rFonts w:ascii="Times New Roman" w:eastAsia="Times New Roman" w:hAnsi="Times New Roman" w:cs="Times New Roman"/>
-          <w:kern w:val="0"/>
-          <w14:ligatures w14:val="none"/>
-        </w:rPr>
-        <w:t>, Jan. 2026.</w:t>
-      </w:r>
-    </w:p>
-    <w:p>
-      <w:pPr>
-        <w:rPr>
-          <w:rFonts w:ascii="Times New Roman" w:eastAsia="Times New Roman" w:hAnsi="Times New Roman" w:cs="Times New Roman"/>
-          <w:kern w:val="0"/>
-          <w14:ligatures w14:val="none"/>
-        </w:rPr>
-      </w:pPr>
-    </w:p>
-    <w:p>
-      <w:pPr>
-        <w:rPr>
-          <w:rFonts w:ascii="Times New Roman" w:eastAsia="Times New Roman" w:hAnsi="Times New Roman" w:cs="Times New Roman"/>
-          <w:kern w:val="0"/>
-          <w14:ligatures w14:val="none"/>
-        </w:rPr>
-      </w:pPr>
-      <w:r>
-        <w:rPr>
-          <w:rFonts w:ascii="Times New Roman" w:eastAsia="Times New Roman" w:hAnsi="Times New Roman" w:cs="Times New Roman"/>
-          <w:kern w:val="0"/>
-          <w14:ligatures w14:val="none"/>
-        </w:rPr>
-        <w:t xml:space="preserve">A. Cobb and N. Khanna, “Designing Electric Vehicle Battery Packs for Recyclability,” </w:t>
+          <w:sz w:val="22"/>
+          <w:szCs w:val="22"/>
+          <w14:ligatures w14:val="none"/>
+        </w:rPr>
+        <w:t>In</w:t>
+      </w:r>
+      <w:r>
+        <w:rPr>
+          <w:rFonts w:ascii="Times New Roman" w:eastAsia="Times New Roman" w:hAnsi="Times New Roman" w:cs="Times New Roman"/>
+          <w:kern w:val="0"/>
+          <w:sz w:val="22"/>
+          <w:szCs w:val="22"/>
+          <w14:ligatures w14:val="none"/>
+        </w:rPr>
+        <w:t xml:space="preserve"> </w:t>
       </w:r>
       <w:r>
         <w:rPr>
@@ -4619,17 +5173,117 @@
           <w:i/>
           <w:iCs/>
           <w:kern w:val="0"/>
-          <w14:ligatures w14:val="none"/>
-        </w:rPr>
-        <w:t>In</w:t>
-      </w:r>
-      <w:r>
-        <w:rPr>
-          <w:rFonts w:ascii="Times New Roman" w:eastAsia="Times New Roman" w:hAnsi="Times New Roman" w:cs="Times New Roman"/>
-          <w:kern w:val="0"/>
-          <w14:ligatures w14:val="none"/>
-        </w:rPr>
-        <w:t xml:space="preserve"> </w:t>
+          <w:sz w:val="22"/>
+          <w:szCs w:val="22"/>
+          <w14:ligatures w14:val="none"/>
+        </w:rPr>
+        <w:t>preparation</w:t>
+      </w:r>
+      <w:r>
+        <w:rPr>
+          <w:rFonts w:ascii="Times New Roman" w:eastAsia="Times New Roman" w:hAnsi="Times New Roman" w:cs="Times New Roman"/>
+          <w:kern w:val="0"/>
+          <w:sz w:val="22"/>
+          <w:szCs w:val="22"/>
+          <w14:ligatures w14:val="none"/>
+        </w:rPr>
+        <w:t xml:space="preserve">, </w:t>
+      </w:r>
+      <w:r>
+        <w:rPr>
+          <w:rFonts w:ascii="Times New Roman" w:eastAsia="Times New Roman" w:hAnsi="Times New Roman" w:cs="Times New Roman"/>
+          <w:kern w:val="0"/>
+          <w:sz w:val="22"/>
+          <w:szCs w:val="22"/>
+          <w14:ligatures w14:val="none"/>
+        </w:rPr>
+        <w:t>April</w:t>
+      </w:r>
+      <w:r>
+        <w:rPr>
+          <w:rFonts w:ascii="Times New Roman" w:eastAsia="Times New Roman" w:hAnsi="Times New Roman" w:cs="Times New Roman"/>
+          <w:kern w:val="0"/>
+          <w:sz w:val="22"/>
+          <w:szCs w:val="22"/>
+          <w14:ligatures w14:val="none"/>
+        </w:rPr>
+        <w:t>. 2026.</w:t>
+      </w:r>
+    </w:p>
+    <w:p>
+      <w:pPr>
+        <w:rPr>
+          <w:rFonts w:ascii="Times New Roman" w:eastAsia="Times New Roman" w:hAnsi="Times New Roman" w:cs="Times New Roman"/>
+          <w:kern w:val="0"/>
+          <w14:ligatures w14:val="none"/>
+        </w:rPr>
+      </w:pPr>
+    </w:p>
+    <w:p>
+      <w:pPr>
+        <w:spacing w:after="120"/>
+        <w:rPr>
+          <w:rFonts w:ascii="Times New Roman" w:eastAsia="Times New Roman" w:hAnsi="Times New Roman" w:cs="Times New Roman"/>
+          <w:b/>
+          <w:bCs/>
+          <w:kern w:val="0"/>
+          <w:sz w:val="22"/>
+          <w:szCs w:val="22"/>
+          <w14:ligatures w14:val="none"/>
+        </w:rPr>
+      </w:pPr>
+      <w:r>
+        <w:rPr>
+          <w:rFonts w:ascii="Times New Roman" w:eastAsia="Times New Roman" w:hAnsi="Times New Roman" w:cs="Times New Roman"/>
+          <w:b/>
+          <w:bCs/>
+          <w:kern w:val="0"/>
+          <w:sz w:val="22"/>
+          <w:szCs w:val="22"/>
+          <w14:ligatures w14:val="none"/>
+        </w:rPr>
+        <w:t>Under Review</w:t>
+      </w:r>
+    </w:p>
+    <w:p>
+      <w:pPr>
+        <w:rPr>
+          <w:rFonts w:ascii="Times New Roman" w:eastAsia="Times New Roman" w:hAnsi="Times New Roman" w:cs="Times New Roman"/>
+          <w:kern w:val="0"/>
+          <w:sz w:val="22"/>
+          <w:szCs w:val="22"/>
+          <w14:ligatures w14:val="none"/>
+        </w:rPr>
+      </w:pPr>
+      <w:r>
+        <w:rPr>
+          <w:rFonts w:ascii="Times New Roman" w:eastAsia="Times New Roman" w:hAnsi="Times New Roman" w:cs="Times New Roman"/>
+          <w:kern w:val="0"/>
+          <w:sz w:val="22"/>
+          <w:szCs w:val="22"/>
+          <w14:ligatures w14:val="none"/>
+        </w:rPr>
+        <w:t>A. Cobb and N. Khanna, “</w:t>
+      </w:r>
+      <w:r>
+        <w:rPr>
+          <w:rFonts w:ascii="Times New Roman" w:eastAsia="Times New Roman" w:hAnsi="Times New Roman" w:cs="Times New Roman"/>
+          <w:kern w:val="0"/>
+          <w:sz w:val="22"/>
+          <w:szCs w:val="22"/>
+          <w14:ligatures w14:val="none"/>
+        </w:rPr>
+        <w:t>Rethinking electric vehicle battery design: Policy levers for incentivizing integration of circularity design principles</w:t>
+      </w:r>
+      <w:r>
+        <w:rPr>
+          <w:rFonts w:ascii="Times New Roman" w:eastAsia="Times New Roman" w:hAnsi="Times New Roman" w:cs="Times New Roman"/>
+          <w:kern w:val="0"/>
+          <w:sz w:val="22"/>
+          <w:szCs w:val="22"/>
+          <w14:ligatures w14:val="none"/>
+        </w:rPr>
+        <w:t xml:space="preserve">,” </w:t>
       </w:r>
       <w:r>
         <w:rPr>
@@ -4637,17 +5291,21 @@
           <w:i/>
           <w:iCs/>
           <w:kern w:val="0"/>
-          <w14:ligatures w14:val="none"/>
-        </w:rPr>
-        <w:t>preparation</w:t>
-      </w:r>
-      <w:r>
-        <w:rPr>
-          <w:rFonts w:ascii="Times New Roman" w:eastAsia="Times New Roman" w:hAnsi="Times New Roman" w:cs="Times New Roman"/>
-          <w:kern w:val="0"/>
-          <w14:ligatures w14:val="none"/>
-        </w:rPr>
-        <w:t>, Jan. 2026.</w:t>
+          <w:sz w:val="22"/>
+          <w:szCs w:val="22"/>
+          <w14:ligatures w14:val="none"/>
+        </w:rPr>
+        <w:t>Under Review at Humanities and Social Sciences Communications</w:t>
+      </w:r>
+      <w:r>
+        <w:rPr>
+          <w:rFonts w:ascii="Times New Roman" w:eastAsia="Times New Roman" w:hAnsi="Times New Roman" w:cs="Times New Roman"/>
+          <w:kern w:val="0"/>
+          <w:sz w:val="22"/>
+          <w:szCs w:val="22"/>
+          <w14:ligatures w14:val="none"/>
+        </w:rPr>
+        <w:t>, April 2026.</w:t>
       </w:r>
     </w:p>
     <w:p>
@@ -4667,6 +5325,8 @@
           <w:b/>
           <w:bCs/>
           <w:kern w:val="0"/>
+          <w:sz w:val="22"/>
+          <w:szCs w:val="22"/>
           <w14:ligatures w14:val="none"/>
         </w:rPr>
       </w:pPr>
@@ -4676,23 +5336,30 @@
           <w:b/>
           <w:bCs/>
           <w:kern w:val="0"/>
-          <w14:ligatures w14:val="none"/>
-        </w:rPr>
-        <w:t>Submitted:</w:t>
-      </w:r>
-    </w:p>
-    <w:p>
-      <w:pPr>
-        <w:rPr>
-          <w:rFonts w:ascii="Times New Roman" w:eastAsia="Times New Roman" w:hAnsi="Times New Roman" w:cs="Times New Roman"/>
-          <w:kern w:val="0"/>
-          <w14:ligatures w14:val="none"/>
-        </w:rPr>
-      </w:pPr>
-      <w:r>
-        <w:rPr>
-          <w:rFonts w:ascii="Times New Roman" w:eastAsia="Times New Roman" w:hAnsi="Times New Roman" w:cs="Times New Roman"/>
-          <w:kern w:val="0"/>
+          <w:sz w:val="22"/>
+          <w:szCs w:val="22"/>
+          <w14:ligatures w14:val="none"/>
+        </w:rPr>
+        <w:t>Published</w:t>
+      </w:r>
+    </w:p>
+    <w:p>
+      <w:pPr>
+        <w:spacing w:after="120"/>
+        <w:rPr>
+          <w:rFonts w:ascii="Times New Roman" w:eastAsia="Times New Roman" w:hAnsi="Times New Roman" w:cs="Times New Roman"/>
+          <w:kern w:val="0"/>
+          <w:sz w:val="22"/>
+          <w:szCs w:val="22"/>
+          <w14:ligatures w14:val="none"/>
+        </w:rPr>
+      </w:pPr>
+      <w:r>
+        <w:rPr>
+          <w:rFonts w:ascii="Times New Roman" w:eastAsia="Times New Roman" w:hAnsi="Times New Roman" w:cs="Times New Roman"/>
+          <w:kern w:val="0"/>
+          <w:sz w:val="22"/>
+          <w:szCs w:val="22"/>
           <w14:ligatures w14:val="none"/>
         </w:rPr>
         <w:t xml:space="preserve">A. Cobb </w:t>
@@ -4703,6 +5370,8 @@
           <w:i/>
           <w:iCs/>
           <w:kern w:val="0"/>
+          <w:sz w:val="22"/>
+          <w:szCs w:val="22"/>
           <w14:ligatures w14:val="none"/>
         </w:rPr>
         <w:t>et al.</w:t>
@@ -4711,9 +5380,11 @@
         <w:rPr>
           <w:rFonts w:ascii="Times New Roman" w:eastAsia="Times New Roman" w:hAnsi="Times New Roman" w:cs="Times New Roman"/>
           <w:kern w:val="0"/>
-          <w14:ligatures w14:val="none"/>
-        </w:rPr>
-        <w:t xml:space="preserve">, “A Techno-economic Assessment of Electric Vehicle Battery End-of-Life Pathways: When to Repurpose and When to Recycle,” </w:t>
+          <w:sz w:val="22"/>
+          <w:szCs w:val="22"/>
+          <w14:ligatures w14:val="none"/>
+        </w:rPr>
+        <w:t xml:space="preserve">, “Electric-vehicle battery second-life and recycling pathways: How economics depend on chemistry, processing, and application,” </w:t>
       </w:r>
       <w:r>
         <w:rPr>
@@ -4721,90 +5392,96 @@
           <w:i/>
           <w:iCs/>
           <w:kern w:val="0"/>
-          <w14:ligatures w14:val="none"/>
-        </w:rPr>
-        <w:t>Submitted</w:t>
-      </w:r>
-      <w:r>
-        <w:rPr>
-          <w:rFonts w:ascii="Times New Roman" w:eastAsia="Times New Roman" w:hAnsi="Times New Roman" w:cs="Times New Roman"/>
-          <w:kern w:val="0"/>
-          <w14:ligatures w14:val="none"/>
-        </w:rPr>
-        <w:t>, Oct. 2025.</w:t>
-      </w:r>
-    </w:p>
-    <w:p>
-      <w:pPr>
-        <w:rPr>
-          <w:rFonts w:ascii="Times New Roman" w:eastAsia="Times New Roman" w:hAnsi="Times New Roman" w:cs="Times New Roman"/>
-          <w:kern w:val="0"/>
-          <w14:ligatures w14:val="none"/>
-        </w:rPr>
-      </w:pPr>
-    </w:p>
-    <w:p>
-      <w:pPr>
-        <w:spacing w:after="120"/>
-        <w:rPr>
-          <w:rFonts w:ascii="Times New Roman" w:eastAsia="Times New Roman" w:hAnsi="Times New Roman" w:cs="Times New Roman"/>
-          <w:b/>
-          <w:bCs/>
-          <w:kern w:val="0"/>
-          <w14:ligatures w14:val="none"/>
-        </w:rPr>
-      </w:pPr>
-      <w:r>
-        <w:rPr>
-          <w:rFonts w:ascii="Times New Roman" w:eastAsia="Times New Roman" w:hAnsi="Times New Roman" w:cs="Times New Roman"/>
-          <w:b/>
-          <w:bCs/>
-          <w:kern w:val="0"/>
-          <w14:ligatures w14:val="none"/>
-        </w:rPr>
-        <w:t>Published:</w:t>
-      </w:r>
-    </w:p>
-    <w:p>
-      <w:pPr>
-        <w:rPr>
-          <w:rFonts w:ascii="Times New Roman" w:eastAsia="Times New Roman" w:hAnsi="Times New Roman" w:cs="Times New Roman"/>
-          <w:kern w:val="0"/>
-          <w14:ligatures w14:val="none"/>
-        </w:rPr>
-      </w:pPr>
-      <w:r>
-        <w:rPr>
-          <w:rFonts w:ascii="Times New Roman" w:eastAsia="Times New Roman" w:hAnsi="Times New Roman" w:cs="Times New Roman"/>
-          <w:kern w:val="0"/>
-          <w14:ligatures w14:val="none"/>
-        </w:rPr>
-        <w:t xml:space="preserve">M. Tsuchiya, A. Cobb, and P. Vaishnav, “Chicago Riders’ Choice of Uber and Lyft over Transit Implies a Median Breakeven Value of Travel Time Equal to the Regional Hourly Wage of $30 per Hour,” </w:t>
-      </w:r>
-      <w:r>
-        <w:rPr>
-          <w:rFonts w:ascii="Times New Roman" w:eastAsia="Times New Roman" w:hAnsi="Times New Roman" w:cs="Times New Roman"/>
-          <w:i/>
-          <w:iCs/>
-          <w:kern w:val="0"/>
-          <w14:ligatures w14:val="none"/>
-        </w:rPr>
-        <w:t>Environ. Sci. Technol.</w:t>
-      </w:r>
-      <w:r>
-        <w:rPr>
-          <w:rFonts w:ascii="Times New Roman" w:eastAsia="Times New Roman" w:hAnsi="Times New Roman" w:cs="Times New Roman"/>
-          <w:kern w:val="0"/>
-          <w14:ligatures w14:val="none"/>
-        </w:rPr>
-        <w:t xml:space="preserve">, vol. 59, no. 4, pp. 1921–1931, Feb. 2025, doi: </w:t>
-      </w:r>
-      <w:hyperlink r:id="rId9" w:history="1">
+          <w:sz w:val="22"/>
+          <w:szCs w:val="22"/>
+          <w14:ligatures w14:val="none"/>
+        </w:rPr>
+        <w:t>Applied Energy</w:t>
+      </w:r>
+      <w:r>
+        <w:rPr>
+          <w:rFonts w:ascii="Times New Roman" w:eastAsia="Times New Roman" w:hAnsi="Times New Roman" w:cs="Times New Roman"/>
+          <w:kern w:val="0"/>
+          <w:sz w:val="22"/>
+          <w:szCs w:val="22"/>
+          <w14:ligatures w14:val="none"/>
+        </w:rPr>
+        <w:t xml:space="preserve">, vol. 414, p. 127809, Jul. 2026, doi: </w:t>
+      </w:r>
+      <w:hyperlink r:id="rId10" w:history="1">
         <w:r>
           <w:rPr>
             <w:rStyle w:val="Hyperlink"/>
             <w:rFonts w:ascii="Times New Roman" w:eastAsia="Times New Roman" w:hAnsi="Times New Roman" w:cs="Times New Roman"/>
             <w:kern w:val="0"/>
+            <w:sz w:val="22"/>
+            <w:szCs w:val="22"/>
+            <w14:ligatures w14:val="none"/>
+          </w:rPr>
+          <w:t>10.1016/j.apenergy.2026.127809</w:t>
+        </w:r>
+      </w:hyperlink>
+      <w:r>
+        <w:rPr>
+          <w:rFonts w:ascii="Times New Roman" w:eastAsia="Times New Roman" w:hAnsi="Times New Roman" w:cs="Times New Roman"/>
+          <w:kern w:val="0"/>
+          <w:sz w:val="22"/>
+          <w:szCs w:val="22"/>
+          <w14:ligatures w14:val="none"/>
+        </w:rPr>
+        <w:t xml:space="preserve"> </w:t>
+      </w:r>
+    </w:p>
+    <w:p>
+      <w:pPr>
+        <w:rPr>
+          <w:rFonts w:ascii="Times New Roman" w:eastAsia="Times New Roman" w:hAnsi="Times New Roman" w:cs="Times New Roman"/>
+          <w:kern w:val="0"/>
+          <w:sz w:val="22"/>
+          <w:szCs w:val="22"/>
+          <w14:ligatures w14:val="none"/>
+        </w:rPr>
+      </w:pPr>
+      <w:r>
+        <w:rPr>
+          <w:rFonts w:ascii="Times New Roman" w:eastAsia="Times New Roman" w:hAnsi="Times New Roman" w:cs="Times New Roman"/>
+          <w:kern w:val="0"/>
+          <w:sz w:val="22"/>
+          <w:szCs w:val="22"/>
+          <w14:ligatures w14:val="none"/>
+        </w:rPr>
+        <w:t xml:space="preserve">M. Tsuchiya, A. Cobb, and P. Vaishnav, “Chicago Riders’ Choice of Uber and Lyft over Transit Implies a Median Breakeven Value of Travel Time Equal to the Regional Hourly Wage of $30 per Hour,” </w:t>
+      </w:r>
+      <w:r>
+        <w:rPr>
+          <w:rFonts w:ascii="Times New Roman" w:eastAsia="Times New Roman" w:hAnsi="Times New Roman" w:cs="Times New Roman"/>
+          <w:i/>
+          <w:iCs/>
+          <w:kern w:val="0"/>
+          <w:sz w:val="22"/>
+          <w:szCs w:val="22"/>
+          <w14:ligatures w14:val="none"/>
+        </w:rPr>
+        <w:t>Environ. Sci. Technol.</w:t>
+      </w:r>
+      <w:r>
+        <w:rPr>
+          <w:rFonts w:ascii="Times New Roman" w:eastAsia="Times New Roman" w:hAnsi="Times New Roman" w:cs="Times New Roman"/>
+          <w:kern w:val="0"/>
+          <w:sz w:val="22"/>
+          <w:szCs w:val="22"/>
+          <w14:ligatures w14:val="none"/>
+        </w:rPr>
+        <w:t xml:space="preserve">, vol. 59, no. 4, pp. 1921–1931, Feb. 2025, doi: </w:t>
+      </w:r>
+      <w:hyperlink r:id="rId11" w:history="1">
+        <w:r>
+          <w:rPr>
+            <w:rStyle w:val="Hyperlink"/>
+            <w:rFonts w:ascii="Times New Roman" w:eastAsia="Times New Roman" w:hAnsi="Times New Roman" w:cs="Times New Roman"/>
+            <w:kern w:val="0"/>
+            <w:sz w:val="22"/>
+            <w:szCs w:val="22"/>
             <w14:ligatures w14:val="none"/>
           </w:rPr>
           <w:t>10.1021/acs.est.4c08808</w:t>
@@ -4814,6 +5491,8 @@
         <w:rPr>
           <w:rFonts w:ascii="Times New Roman" w:eastAsia="Times New Roman" w:hAnsi="Times New Roman" w:cs="Times New Roman"/>
           <w:kern w:val="0"/>
+          <w:sz w:val="22"/>
+          <w:szCs w:val="22"/>
           <w14:ligatures w14:val="none"/>
         </w:rPr>
         <w:t>.</w:t>
@@ -4824,41 +5503,31 @@
         <w:rPr>
           <w:rFonts w:ascii="Times New Roman" w:eastAsia="Times New Roman" w:hAnsi="Times New Roman" w:cs="Times New Roman"/>
           <w:kern w:val="0"/>
-          <w14:ligatures w14:val="none"/>
-        </w:rPr>
-      </w:pPr>
-    </w:p>
-    <w:p>
-      <w:pPr>
-        <w:rPr>
-          <w:rFonts w:ascii="Times New Roman" w:eastAsia="Times New Roman" w:hAnsi="Times New Roman" w:cs="Times New Roman"/>
-          <w:kern w:val="0"/>
-          <w14:ligatures w14:val="none"/>
-        </w:rPr>
-      </w:pPr>
-      <w:r>
-        <w:rPr>
-          <w:rFonts w:ascii="Times New Roman" w:eastAsia="Times New Roman" w:hAnsi="Times New Roman" w:cs="Times New Roman"/>
-          <w:kern w:val="0"/>
-          <w14:ligatures w14:val="none"/>
-        </w:rPr>
-        <w:t>A.</w:t>
-      </w:r>
-      <w:r>
-        <w:rPr>
-          <w:rFonts w:ascii="Times New Roman" w:eastAsia="Times New Roman" w:hAnsi="Times New Roman" w:cs="Times New Roman"/>
-          <w:kern w:val="0"/>
-          <w14:ligatures w14:val="none"/>
-        </w:rPr>
-        <w:t xml:space="preserve"> </w:t>
-      </w:r>
-      <w:r>
-        <w:rPr>
-          <w:rFonts w:ascii="Times New Roman" w:eastAsia="Times New Roman" w:hAnsi="Times New Roman" w:cs="Times New Roman"/>
-          <w:kern w:val="0"/>
-          <w14:ligatures w14:val="none"/>
-        </w:rPr>
-        <w:t xml:space="preserve">Cobb, A. Mohan, C. D. Harper, D. Nock, and J. Michalek, “Ride-hailing technology mitigates effects of driver racial discrimination, but effects of residential segregation persist,” </w:t>
+          <w:sz w:val="22"/>
+          <w:szCs w:val="22"/>
+          <w14:ligatures w14:val="none"/>
+        </w:rPr>
+      </w:pPr>
+    </w:p>
+    <w:p>
+      <w:pPr>
+        <w:rPr>
+          <w:rFonts w:ascii="Times New Roman" w:eastAsia="Times New Roman" w:hAnsi="Times New Roman" w:cs="Times New Roman"/>
+          <w:kern w:val="0"/>
+          <w:sz w:val="22"/>
+          <w:szCs w:val="22"/>
+          <w14:ligatures w14:val="none"/>
+        </w:rPr>
+      </w:pPr>
+      <w:r>
+        <w:rPr>
+          <w:rFonts w:ascii="Times New Roman" w:eastAsia="Times New Roman" w:hAnsi="Times New Roman" w:cs="Times New Roman"/>
+          <w:kern w:val="0"/>
+          <w:sz w:val="22"/>
+          <w:szCs w:val="22"/>
+          <w14:ligatures w14:val="none"/>
+        </w:rPr>
+        <w:t xml:space="preserve">A. Cobb, A. Mohan, C. D. Harper, D. Nock, and J. Michalek, “Ride-hailing technology mitigates effects of driver racial discrimination, but effects of residential segregation persist,” </w:t>
       </w:r>
       <w:r>
         <w:rPr>
@@ -4866,6 +5535,8 @@
           <w:i/>
           <w:iCs/>
           <w:kern w:val="0"/>
+          <w:sz w:val="22"/>
+          <w:szCs w:val="22"/>
           <w14:ligatures w14:val="none"/>
         </w:rPr>
         <w:t>Proceedings of the National Academy of Sciences</w:t>
@@ -4874,16 +5545,20 @@
         <w:rPr>
           <w:rFonts w:ascii="Times New Roman" w:eastAsia="Times New Roman" w:hAnsi="Times New Roman" w:cs="Times New Roman"/>
           <w:kern w:val="0"/>
+          <w:sz w:val="22"/>
+          <w:szCs w:val="22"/>
           <w14:ligatures w14:val="none"/>
         </w:rPr>
         <w:t xml:space="preserve">, vol. 121, no. 41, p. e2408936121, Oct. 2024, doi: </w:t>
       </w:r>
-      <w:hyperlink r:id="rId10" w:history="1">
+      <w:hyperlink r:id="rId12" w:history="1">
         <w:r>
           <w:rPr>
             <w:rFonts w:ascii="Times New Roman" w:eastAsia="Times New Roman" w:hAnsi="Times New Roman" w:cs="Times New Roman"/>
             <w:color w:val="0000FF"/>
             <w:kern w:val="0"/>
+            <w:sz w:val="22"/>
+            <w:szCs w:val="22"/>
             <w:u w:val="single"/>
             <w14:ligatures w14:val="none"/>
           </w:rPr>
@@ -4894,24 +5569,37 @@
         <w:rPr>
           <w:rFonts w:ascii="Times New Roman" w:eastAsia="Times New Roman" w:hAnsi="Times New Roman" w:cs="Times New Roman"/>
           <w:kern w:val="0"/>
+          <w:sz w:val="22"/>
+          <w:szCs w:val="22"/>
           <w14:ligatures w14:val="none"/>
         </w:rPr>
         <w:t>.</w:t>
       </w:r>
     </w:p>
-    <w:p/>
-    <w:p>
-      <w:pPr>
-        <w:rPr>
-          <w:rFonts w:ascii="Times New Roman" w:eastAsia="Times New Roman" w:hAnsi="Times New Roman" w:cs="Times New Roman"/>
-          <w:kern w:val="0"/>
-          <w14:ligatures w14:val="none"/>
-        </w:rPr>
-      </w:pPr>
-      <w:r>
-        <w:rPr>
-          <w:rFonts w:ascii="Times New Roman" w:eastAsia="Times New Roman" w:hAnsi="Times New Roman" w:cs="Times New Roman"/>
-          <w:kern w:val="0"/>
+    <w:p>
+      <w:pPr>
+        <w:rPr>
+          <w:sz w:val="22"/>
+          <w:szCs w:val="22"/>
+        </w:rPr>
+      </w:pPr>
+    </w:p>
+    <w:p>
+      <w:pPr>
+        <w:rPr>
+          <w:rFonts w:ascii="Times New Roman" w:eastAsia="Times New Roman" w:hAnsi="Times New Roman" w:cs="Times New Roman"/>
+          <w:kern w:val="0"/>
+          <w:sz w:val="22"/>
+          <w:szCs w:val="22"/>
+          <w14:ligatures w14:val="none"/>
+        </w:rPr>
+      </w:pPr>
+      <w:r>
+        <w:rPr>
+          <w:rFonts w:ascii="Times New Roman" w:eastAsia="Times New Roman" w:hAnsi="Times New Roman" w:cs="Times New Roman"/>
+          <w:kern w:val="0"/>
+          <w:sz w:val="22"/>
+          <w:szCs w:val="22"/>
           <w14:ligatures w14:val="none"/>
         </w:rPr>
         <w:t xml:space="preserve">A. Matthews </w:t>
@@ -4922,6 +5610,8 @@
           <w:i/>
           <w:iCs/>
           <w:kern w:val="0"/>
+          <w:sz w:val="22"/>
+          <w:szCs w:val="22"/>
           <w14:ligatures w14:val="none"/>
         </w:rPr>
         <w:t>et al.</w:t>
@@ -4930,16 +5620,20 @@
         <w:rPr>
           <w:rFonts w:ascii="Times New Roman" w:eastAsia="Times New Roman" w:hAnsi="Times New Roman" w:cs="Times New Roman"/>
           <w:kern w:val="0"/>
+          <w:sz w:val="22"/>
+          <w:szCs w:val="22"/>
           <w14:ligatures w14:val="none"/>
         </w:rPr>
         <w:t xml:space="preserve">, “Experimental Development of On-Line Flame Transfer Function Measurements for Fielded Gas Turbines,” Sept. 2021. doi: </w:t>
       </w:r>
-      <w:hyperlink r:id="rId11" w:history="1">
+      <w:hyperlink r:id="rId13" w:history="1">
         <w:r>
           <w:rPr>
             <w:rFonts w:ascii="Times New Roman" w:eastAsia="Times New Roman" w:hAnsi="Times New Roman" w:cs="Times New Roman"/>
             <w:color w:val="0000FF"/>
             <w:kern w:val="0"/>
+            <w:sz w:val="22"/>
+            <w:szCs w:val="22"/>
             <w:u w:val="single"/>
             <w14:ligatures w14:val="none"/>
           </w:rPr>
@@ -4950,19 +5644,1023 @@
         <w:rPr>
           <w:rFonts w:ascii="Times New Roman" w:eastAsia="Times New Roman" w:hAnsi="Times New Roman" w:cs="Times New Roman"/>
           <w:kern w:val="0"/>
+          <w:sz w:val="22"/>
+          <w:szCs w:val="22"/>
           <w14:ligatures w14:val="none"/>
         </w:rPr>
         <w:t>.</w:t>
       </w:r>
     </w:p>
-    <w:p/>
-    <w:p>
-      <w:pPr>
-        <w:tabs>
-          <w:tab w:val="right" w:pos="9360"/>
-        </w:tabs>
-        <w:rPr>
-          <w:rFonts w:ascii="Times" w:eastAsia="Times" w:hAnsi="Times" w:cs="Times"/>
+    <w:p>
+      <w:pPr>
+        <w:rPr>
+          <w:rFonts w:ascii="Times New Roman" w:eastAsia="Times New Roman" w:hAnsi="Times New Roman" w:cs="Times New Roman"/>
+          <w:kern w:val="0"/>
+          <w:sz w:val="22"/>
+          <w:szCs w:val="22"/>
+          <w14:ligatures w14:val="none"/>
+        </w:rPr>
+      </w:pPr>
+      <w:r>
+        <w:rPr>
+          <w:rFonts w:ascii="Times New Roman" w:eastAsia="Times New Roman" w:hAnsi="Times New Roman" w:cs="Times New Roman"/>
+          <w:kern w:val="0"/>
+          <w:sz w:val="22"/>
+          <w:szCs w:val="22"/>
+          <w14:ligatures w14:val="none"/>
+        </w:rPr>
+        <w:br w:type="page"/>
+      </w:r>
+    </w:p>
+    <w:p>
+      <w:pPr>
+        <w:rPr>
+          <w:rFonts w:ascii="Times New Roman" w:eastAsia="Times New Roman" w:hAnsi="Times New Roman" w:cs="Times New Roman"/>
+          <w:b/>
+          <w:bCs/>
+          <w:color w:val="002060"/>
+          <w:kern w:val="0"/>
+          <w:sz w:val="28"/>
+          <w:szCs w:val="28"/>
+          <w14:ligatures w14:val="none"/>
+        </w:rPr>
+      </w:pPr>
+      <w:r>
+        <w:rPr>
+          <w:rFonts w:ascii="Times New Roman" w:eastAsia="Times New Roman" w:hAnsi="Times New Roman" w:cs="Times New Roman"/>
+          <w:b/>
+          <w:bCs/>
+          <w:color w:val="002060"/>
+          <w:kern w:val="0"/>
+          <w:sz w:val="28"/>
+          <w:szCs w:val="28"/>
+          <w14:ligatures w14:val="none"/>
+        </w:rPr>
+        <w:lastRenderedPageBreak/>
+        <w:t xml:space="preserve">Oral </w:t>
+      </w:r>
+      <w:r>
+        <w:rPr>
+          <w:rFonts w:ascii="Times New Roman" w:eastAsia="Times New Roman" w:hAnsi="Times New Roman" w:cs="Times New Roman"/>
+          <w:b/>
+          <w:bCs/>
+          <w:color w:val="002060"/>
+          <w:kern w:val="0"/>
+          <w:sz w:val="28"/>
+          <w:szCs w:val="28"/>
+          <w14:ligatures w14:val="none"/>
+        </w:rPr>
+        <w:t>Presentations</w:t>
+      </w:r>
+    </w:p>
+    <w:p>
+      <w:pPr>
+        <w:rPr>
+          <w:rFonts w:ascii="Times New Roman" w:eastAsia="Times New Roman" w:hAnsi="Times New Roman" w:cs="Times New Roman"/>
+          <w:kern w:val="0"/>
+          <w:sz w:val="22"/>
+          <w:szCs w:val="22"/>
+          <w14:ligatures w14:val="none"/>
+        </w:rPr>
+      </w:pPr>
+    </w:p>
+    <w:p>
+      <w:pPr>
+        <w:rPr>
+          <w:rFonts w:ascii="Times New Roman" w:eastAsia="Times New Roman" w:hAnsi="Times New Roman" w:cs="Times New Roman"/>
+          <w:kern w:val="0"/>
+          <w:sz w:val="22"/>
+          <w:szCs w:val="22"/>
+          <w14:ligatures w14:val="none"/>
+        </w:rPr>
+      </w:pPr>
+      <w:r>
+        <w:rPr>
+          <w:rFonts w:ascii="Times New Roman" w:eastAsia="Times New Roman" w:hAnsi="Times New Roman" w:cs="Times New Roman"/>
+          <w:kern w:val="0"/>
+          <w:sz w:val="22"/>
+          <w:szCs w:val="22"/>
+          <w14:ligatures w14:val="none"/>
+        </w:rPr>
+        <w:t xml:space="preserve">International Battery Seminar &amp; Exhibit, </w:t>
+      </w:r>
+      <w:r>
+        <w:rPr>
+          <w:rFonts w:ascii="Times New Roman" w:eastAsia="Times New Roman" w:hAnsi="Times New Roman" w:cs="Times New Roman"/>
+          <w:i/>
+          <w:iCs/>
+          <w:kern w:val="0"/>
+          <w:sz w:val="22"/>
+          <w:szCs w:val="22"/>
+          <w14:ligatures w14:val="none"/>
+        </w:rPr>
+        <w:t>Retirement Planning for Electric Vehicle Batteries:</w:t>
+      </w:r>
+      <w:r>
+        <w:rPr>
+          <w:rFonts w:ascii="Times New Roman" w:eastAsia="Times New Roman" w:hAnsi="Times New Roman" w:cs="Times New Roman"/>
+          <w:i/>
+          <w:iCs/>
+          <w:kern w:val="0"/>
+          <w:sz w:val="22"/>
+          <w:szCs w:val="22"/>
+          <w14:ligatures w14:val="none"/>
+        </w:rPr>
+        <w:br/>
+        <w:t>Why lithium iron phosphate batteries have greater second-life potential than nickel-cobalt batteries</w:t>
+      </w:r>
+      <w:r>
+        <w:rPr>
+          <w:rFonts w:ascii="Times New Roman" w:eastAsia="Times New Roman" w:hAnsi="Times New Roman" w:cs="Times New Roman"/>
+          <w:kern w:val="0"/>
+          <w:sz w:val="22"/>
+          <w:szCs w:val="22"/>
+          <w14:ligatures w14:val="none"/>
+        </w:rPr>
+        <w:t xml:space="preserve">, Orlando, FL, March </w:t>
+      </w:r>
+      <w:r>
+        <w:rPr>
+          <w:rFonts w:ascii="Times New Roman" w:eastAsia="Times New Roman" w:hAnsi="Times New Roman" w:cs="Times New Roman"/>
+          <w:kern w:val="0"/>
+          <w:sz w:val="22"/>
+          <w:szCs w:val="22"/>
+          <w14:ligatures w14:val="none"/>
+        </w:rPr>
+        <w:t>26</w:t>
+      </w:r>
+      <w:r>
+        <w:rPr>
+          <w:rFonts w:ascii="Times New Roman" w:eastAsia="Times New Roman" w:hAnsi="Times New Roman" w:cs="Times New Roman"/>
+          <w:kern w:val="0"/>
+          <w:sz w:val="22"/>
+          <w:szCs w:val="22"/>
+          <w14:ligatures w14:val="none"/>
+        </w:rPr>
+        <w:t>, 2026</w:t>
+      </w:r>
+    </w:p>
+    <w:p>
+      <w:pPr>
+        <w:rPr>
+          <w:rFonts w:ascii="Times New Roman" w:eastAsia="Times New Roman" w:hAnsi="Times New Roman" w:cs="Times New Roman"/>
+          <w:kern w:val="0"/>
+          <w:sz w:val="22"/>
+          <w:szCs w:val="22"/>
+          <w14:ligatures w14:val="none"/>
+        </w:rPr>
+      </w:pPr>
+    </w:p>
+    <w:p>
+      <w:pPr>
+        <w:rPr>
+          <w:rFonts w:ascii="Times New Roman" w:eastAsia="Times New Roman" w:hAnsi="Times New Roman" w:cs="Times New Roman"/>
+          <w:kern w:val="0"/>
+          <w:sz w:val="22"/>
+          <w:szCs w:val="22"/>
+          <w14:ligatures w14:val="none"/>
+        </w:rPr>
+      </w:pPr>
+      <w:r>
+        <w:rPr>
+          <w:rFonts w:ascii="Times New Roman" w:eastAsia="Times New Roman" w:hAnsi="Times New Roman" w:cs="Times New Roman"/>
+          <w:kern w:val="0"/>
+          <w:sz w:val="22"/>
+          <w:szCs w:val="22"/>
+          <w14:ligatures w14:val="none"/>
+        </w:rPr>
+        <w:t>Scholar-to-Scholar Graduate Project Showcase</w:t>
+      </w:r>
+      <w:r>
+        <w:rPr>
+          <w:rFonts w:ascii="Times New Roman" w:eastAsia="Times New Roman" w:hAnsi="Times New Roman" w:cs="Times New Roman"/>
+          <w:kern w:val="0"/>
+          <w:sz w:val="22"/>
+          <w:szCs w:val="22"/>
+          <w14:ligatures w14:val="none"/>
+        </w:rPr>
+        <w:t xml:space="preserve">, </w:t>
+      </w:r>
+      <w:r>
+        <w:rPr>
+          <w:rFonts w:ascii="Times New Roman" w:eastAsia="Times New Roman" w:hAnsi="Times New Roman" w:cs="Times New Roman"/>
+          <w:i/>
+          <w:iCs/>
+          <w:kern w:val="0"/>
+          <w:sz w:val="22"/>
+          <w:szCs w:val="22"/>
+          <w14:ligatures w14:val="none"/>
+        </w:rPr>
+        <w:t>Lithium-Ion Battery Recycling Economics and Externalities: Is Policy Intervention Warranted</w:t>
+      </w:r>
+      <w:r>
+        <w:rPr>
+          <w:rFonts w:ascii="Times New Roman" w:eastAsia="Times New Roman" w:hAnsi="Times New Roman" w:cs="Times New Roman"/>
+          <w:kern w:val="0"/>
+          <w:sz w:val="22"/>
+          <w:szCs w:val="22"/>
+          <w14:ligatures w14:val="none"/>
+        </w:rPr>
+        <w:t>?</w:t>
+      </w:r>
+      <w:r>
+        <w:rPr>
+          <w:rFonts w:ascii="Times New Roman" w:eastAsia="Times New Roman" w:hAnsi="Times New Roman" w:cs="Times New Roman"/>
+          <w:kern w:val="0"/>
+          <w:sz w:val="22"/>
+          <w:szCs w:val="22"/>
+          <w14:ligatures w14:val="none"/>
+        </w:rPr>
+        <w:t>, Pittsburgh, PA, March 20, 2026</w:t>
+      </w:r>
+      <w:r>
+        <w:rPr>
+          <w:rFonts w:ascii="Times New Roman" w:eastAsia="Times New Roman" w:hAnsi="Times New Roman" w:cs="Times New Roman"/>
+          <w:kern w:val="0"/>
+          <w:sz w:val="22"/>
+          <w:szCs w:val="22"/>
+          <w14:ligatures w14:val="none"/>
+        </w:rPr>
+        <w:t xml:space="preserve"> </w:t>
+      </w:r>
+    </w:p>
+    <w:p>
+      <w:pPr>
+        <w:rPr>
+          <w:rFonts w:ascii="Times New Roman" w:eastAsia="Times New Roman" w:hAnsi="Times New Roman" w:cs="Times New Roman"/>
+          <w:kern w:val="0"/>
+          <w:sz w:val="22"/>
+          <w:szCs w:val="22"/>
+          <w14:ligatures w14:val="none"/>
+        </w:rPr>
+      </w:pPr>
+    </w:p>
+    <w:p>
+      <w:pPr>
+        <w:rPr>
+          <w:rFonts w:ascii="Times New Roman" w:eastAsia="Times New Roman" w:hAnsi="Times New Roman" w:cs="Times New Roman"/>
+          <w:kern w:val="0"/>
+          <w:sz w:val="22"/>
+          <w:szCs w:val="22"/>
+          <w14:ligatures w14:val="none"/>
+        </w:rPr>
+      </w:pPr>
+      <w:r>
+        <w:rPr>
+          <w:rFonts w:ascii="Times New Roman" w:eastAsia="Times New Roman" w:hAnsi="Times New Roman" w:cs="Times New Roman"/>
+          <w:kern w:val="0"/>
+          <w:sz w:val="22"/>
+          <w:szCs w:val="22"/>
+          <w14:ligatures w14:val="none"/>
+        </w:rPr>
+        <w:t>Monthly Julia Dynamics Meeting</w:t>
+      </w:r>
+      <w:r>
+        <w:rPr>
+          <w:rFonts w:ascii="Times New Roman" w:eastAsia="Times New Roman" w:hAnsi="Times New Roman" w:cs="Times New Roman"/>
+          <w:kern w:val="0"/>
+          <w:sz w:val="22"/>
+          <w:szCs w:val="22"/>
+          <w14:ligatures w14:val="none"/>
+        </w:rPr>
+        <w:t xml:space="preserve">, </w:t>
+      </w:r>
+      <w:r>
+        <w:rPr>
+          <w:rFonts w:ascii="Times New Roman" w:eastAsia="Times New Roman" w:hAnsi="Times New Roman" w:cs="Times New Roman"/>
+          <w:i/>
+          <w:iCs/>
+          <w:kern w:val="0"/>
+          <w:sz w:val="22"/>
+          <w:szCs w:val="22"/>
+          <w14:ligatures w14:val="none"/>
+        </w:rPr>
+        <w:t>Ride-hailing mitigates the effects of racial discrimination, but effects of residential segregation persist</w:t>
+      </w:r>
+      <w:r>
+        <w:rPr>
+          <w:rFonts w:ascii="Times New Roman" w:eastAsia="Times New Roman" w:hAnsi="Times New Roman" w:cs="Times New Roman"/>
+          <w:kern w:val="0"/>
+          <w:sz w:val="22"/>
+          <w:szCs w:val="22"/>
+          <w14:ligatures w14:val="none"/>
+        </w:rPr>
+        <w:t>, Virtual, February</w:t>
+      </w:r>
+      <w:r>
+        <w:rPr>
+          <w:rFonts w:ascii="Times New Roman" w:eastAsia="Times New Roman" w:hAnsi="Times New Roman" w:cs="Times New Roman"/>
+          <w:kern w:val="0"/>
+          <w:sz w:val="22"/>
+          <w:szCs w:val="22"/>
+          <w14:ligatures w14:val="none"/>
+        </w:rPr>
+        <w:t xml:space="preserve"> 13</w:t>
+      </w:r>
+      <w:r>
+        <w:rPr>
+          <w:rFonts w:ascii="Times New Roman" w:eastAsia="Times New Roman" w:hAnsi="Times New Roman" w:cs="Times New Roman"/>
+          <w:kern w:val="0"/>
+          <w:sz w:val="22"/>
+          <w:szCs w:val="22"/>
+          <w14:ligatures w14:val="none"/>
+        </w:rPr>
+        <w:t>, 2026</w:t>
+      </w:r>
+    </w:p>
+    <w:p>
+      <w:pPr>
+        <w:rPr>
+          <w:rFonts w:ascii="Times New Roman" w:eastAsia="Times New Roman" w:hAnsi="Times New Roman" w:cs="Times New Roman"/>
+          <w:kern w:val="0"/>
+          <w:sz w:val="22"/>
+          <w:szCs w:val="22"/>
+          <w14:ligatures w14:val="none"/>
+        </w:rPr>
+      </w:pPr>
+    </w:p>
+    <w:p>
+      <w:pPr>
+        <w:rPr>
+          <w:rFonts w:ascii="Times New Roman" w:eastAsia="Times New Roman" w:hAnsi="Times New Roman" w:cs="Times New Roman"/>
+          <w:kern w:val="0"/>
+          <w:sz w:val="22"/>
+          <w:szCs w:val="22"/>
+          <w14:ligatures w14:val="none"/>
+        </w:rPr>
+      </w:pPr>
+      <w:r>
+        <w:rPr>
+          <w:rFonts w:ascii="Times New Roman" w:eastAsia="Times New Roman" w:hAnsi="Times New Roman" w:cs="Times New Roman"/>
+          <w:kern w:val="0"/>
+          <w:sz w:val="22"/>
+          <w:szCs w:val="22"/>
+          <w14:ligatures w14:val="none"/>
+        </w:rPr>
+        <w:t xml:space="preserve">Battery </w:t>
+      </w:r>
+      <w:r>
+        <w:rPr>
+          <w:rFonts w:ascii="Times New Roman" w:eastAsia="Times New Roman" w:hAnsi="Times New Roman" w:cs="Times New Roman"/>
+          <w:kern w:val="0"/>
+          <w:sz w:val="22"/>
+          <w:szCs w:val="22"/>
+          <w14:ligatures w14:val="none"/>
+        </w:rPr>
+        <w:t xml:space="preserve">Recycling &amp; </w:t>
+      </w:r>
+      <w:r>
+        <w:rPr>
+          <w:rFonts w:ascii="Times New Roman" w:eastAsia="Times New Roman" w:hAnsi="Times New Roman" w:cs="Times New Roman"/>
+          <w:kern w:val="0"/>
+          <w:sz w:val="22"/>
+          <w:szCs w:val="22"/>
+          <w14:ligatures w14:val="none"/>
+        </w:rPr>
+        <w:t xml:space="preserve">Sustainability Summit, </w:t>
+      </w:r>
+      <w:r>
+        <w:rPr>
+          <w:rFonts w:ascii="Times New Roman" w:eastAsia="Times New Roman" w:hAnsi="Times New Roman" w:cs="Times New Roman"/>
+          <w:i/>
+          <w:iCs/>
+          <w:kern w:val="0"/>
+          <w:sz w:val="22"/>
+          <w:szCs w:val="22"/>
+          <w14:ligatures w14:val="none"/>
+        </w:rPr>
+        <w:t>Retirement Planning for Electric Vehicle Batteries:</w:t>
+      </w:r>
+      <w:r>
+        <w:rPr>
+          <w:rFonts w:ascii="Times New Roman" w:eastAsia="Times New Roman" w:hAnsi="Times New Roman" w:cs="Times New Roman"/>
+          <w:i/>
+          <w:iCs/>
+          <w:kern w:val="0"/>
+          <w:sz w:val="22"/>
+          <w:szCs w:val="22"/>
+          <w14:ligatures w14:val="none"/>
+        </w:rPr>
+        <w:br/>
+        <w:t>Why lithium iron phosphate batteries have greater second-life potential than nickel-cobalt batteries</w:t>
+      </w:r>
+      <w:r>
+        <w:rPr>
+          <w:rFonts w:ascii="Times New Roman" w:eastAsia="Times New Roman" w:hAnsi="Times New Roman" w:cs="Times New Roman"/>
+          <w:kern w:val="0"/>
+          <w:sz w:val="22"/>
+          <w:szCs w:val="22"/>
+          <w14:ligatures w14:val="none"/>
+        </w:rPr>
+        <w:t xml:space="preserve">, Bethesda, MD, November </w:t>
+      </w:r>
+      <w:r>
+        <w:rPr>
+          <w:rFonts w:ascii="Times New Roman" w:eastAsia="Times New Roman" w:hAnsi="Times New Roman" w:cs="Times New Roman"/>
+          <w:kern w:val="0"/>
+          <w:sz w:val="22"/>
+          <w:szCs w:val="22"/>
+          <w14:ligatures w14:val="none"/>
+        </w:rPr>
+        <w:t>13</w:t>
+      </w:r>
+      <w:r>
+        <w:rPr>
+          <w:rFonts w:ascii="Times New Roman" w:eastAsia="Times New Roman" w:hAnsi="Times New Roman" w:cs="Times New Roman"/>
+          <w:kern w:val="0"/>
+          <w:sz w:val="22"/>
+          <w:szCs w:val="22"/>
+          <w14:ligatures w14:val="none"/>
+        </w:rPr>
+        <w:t>, 2025</w:t>
+      </w:r>
+    </w:p>
+    <w:p>
+      <w:pPr>
+        <w:rPr>
+          <w:rFonts w:ascii="Times New Roman" w:eastAsia="Times New Roman" w:hAnsi="Times New Roman" w:cs="Times New Roman"/>
+          <w:kern w:val="0"/>
+          <w:sz w:val="22"/>
+          <w:szCs w:val="22"/>
+          <w14:ligatures w14:val="none"/>
+        </w:rPr>
+      </w:pPr>
+    </w:p>
+    <w:p>
+      <w:pPr>
+        <w:rPr>
+          <w:rFonts w:ascii="Times New Roman" w:eastAsia="Times New Roman" w:hAnsi="Times New Roman" w:cs="Times New Roman"/>
+          <w:kern w:val="0"/>
+          <w:sz w:val="22"/>
+          <w:szCs w:val="22"/>
+          <w14:ligatures w14:val="none"/>
+        </w:rPr>
+      </w:pPr>
+      <w:r>
+        <w:rPr>
+          <w:rFonts w:ascii="Times New Roman" w:eastAsia="Times New Roman" w:hAnsi="Times New Roman" w:cs="Times New Roman"/>
+          <w:kern w:val="0"/>
+          <w:sz w:val="22"/>
+          <w:szCs w:val="22"/>
+          <w14:ligatures w14:val="none"/>
+        </w:rPr>
+        <w:t>248</w:t>
+      </w:r>
+      <w:r>
+        <w:rPr>
+          <w:rFonts w:ascii="Times New Roman" w:eastAsia="Times New Roman" w:hAnsi="Times New Roman" w:cs="Times New Roman"/>
+          <w:kern w:val="0"/>
+          <w:sz w:val="22"/>
+          <w:szCs w:val="22"/>
+          <w:vertAlign w:val="superscript"/>
+          <w14:ligatures w14:val="none"/>
+        </w:rPr>
+        <w:t>th</w:t>
+      </w:r>
+      <w:r>
+        <w:rPr>
+          <w:rFonts w:ascii="Times New Roman" w:eastAsia="Times New Roman" w:hAnsi="Times New Roman" w:cs="Times New Roman"/>
+          <w:kern w:val="0"/>
+          <w:sz w:val="22"/>
+          <w:szCs w:val="22"/>
+          <w14:ligatures w14:val="none"/>
+        </w:rPr>
+        <w:t xml:space="preserve"> Electrochemical Society (ECS)</w:t>
+      </w:r>
+      <w:r>
+        <w:rPr>
+          <w:rFonts w:ascii="Times New Roman" w:eastAsia="Times New Roman" w:hAnsi="Times New Roman" w:cs="Times New Roman"/>
+          <w:kern w:val="0"/>
+          <w:sz w:val="22"/>
+          <w:szCs w:val="22"/>
+          <w14:ligatures w14:val="none"/>
+        </w:rPr>
+        <w:t xml:space="preserve"> Conference</w:t>
+      </w:r>
+      <w:r>
+        <w:rPr>
+          <w:rFonts w:ascii="Times New Roman" w:eastAsia="Times New Roman" w:hAnsi="Times New Roman" w:cs="Times New Roman"/>
+          <w:kern w:val="0"/>
+          <w:sz w:val="22"/>
+          <w:szCs w:val="22"/>
+          <w14:ligatures w14:val="none"/>
+        </w:rPr>
+        <w:t xml:space="preserve">, </w:t>
+      </w:r>
+      <w:r>
+        <w:rPr>
+          <w:rFonts w:ascii="Times New Roman" w:eastAsia="Times New Roman" w:hAnsi="Times New Roman" w:cs="Times New Roman"/>
+          <w:i/>
+          <w:iCs/>
+          <w:kern w:val="0"/>
+          <w:sz w:val="22"/>
+          <w:szCs w:val="22"/>
+          <w14:ligatures w14:val="none"/>
+        </w:rPr>
+        <w:t>Retirement Planning for Electric Vehicle Batteries:</w:t>
+      </w:r>
+      <w:r>
+        <w:rPr>
+          <w:rFonts w:ascii="Times New Roman" w:eastAsia="Times New Roman" w:hAnsi="Times New Roman" w:cs="Times New Roman"/>
+          <w:i/>
+          <w:iCs/>
+          <w:kern w:val="0"/>
+          <w:sz w:val="22"/>
+          <w:szCs w:val="22"/>
+          <w14:ligatures w14:val="none"/>
+        </w:rPr>
+        <w:br/>
+        <w:t>Why lithium iron phosphate batteries have greater second-life potential than nickel-cobalt batteries</w:t>
+      </w:r>
+      <w:r>
+        <w:rPr>
+          <w:rFonts w:ascii="Times New Roman" w:eastAsia="Times New Roman" w:hAnsi="Times New Roman" w:cs="Times New Roman"/>
+          <w:kern w:val="0"/>
+          <w:sz w:val="22"/>
+          <w:szCs w:val="22"/>
+          <w14:ligatures w14:val="none"/>
+        </w:rPr>
+        <w:t xml:space="preserve">, Chicago, IL, </w:t>
+      </w:r>
+      <w:r>
+        <w:rPr>
+          <w:rFonts w:ascii="Times New Roman" w:eastAsia="Times New Roman" w:hAnsi="Times New Roman" w:cs="Times New Roman"/>
+          <w:kern w:val="0"/>
+          <w:sz w:val="22"/>
+          <w:szCs w:val="22"/>
+          <w14:ligatures w14:val="none"/>
+        </w:rPr>
+        <w:t>October 13,</w:t>
+      </w:r>
+      <w:r>
+        <w:rPr>
+          <w:rFonts w:ascii="Times New Roman" w:eastAsia="Times New Roman" w:hAnsi="Times New Roman" w:cs="Times New Roman"/>
+          <w:kern w:val="0"/>
+          <w:sz w:val="22"/>
+          <w:szCs w:val="22"/>
+          <w14:ligatures w14:val="none"/>
+        </w:rPr>
+        <w:t xml:space="preserve"> 2025</w:t>
+      </w:r>
+    </w:p>
+    <w:p>
+      <w:pPr>
+        <w:rPr>
+          <w:rFonts w:ascii="Times New Roman" w:eastAsia="Times New Roman" w:hAnsi="Times New Roman" w:cs="Times New Roman"/>
+          <w:kern w:val="0"/>
+          <w:sz w:val="22"/>
+          <w:szCs w:val="22"/>
+          <w14:ligatures w14:val="none"/>
+        </w:rPr>
+      </w:pPr>
+    </w:p>
+    <w:p>
+      <w:pPr>
+        <w:rPr>
+          <w:rFonts w:ascii="Times New Roman" w:eastAsia="Times New Roman" w:hAnsi="Times New Roman" w:cs="Times New Roman"/>
+          <w:kern w:val="0"/>
+          <w:sz w:val="22"/>
+          <w:szCs w:val="22"/>
+          <w14:ligatures w14:val="none"/>
+        </w:rPr>
+      </w:pPr>
+      <w:r>
+        <w:rPr>
+          <w:rFonts w:ascii="Times New Roman" w:eastAsia="Times New Roman" w:hAnsi="Times New Roman" w:cs="Times New Roman"/>
+          <w:kern w:val="0"/>
+          <w:sz w:val="22"/>
+          <w:szCs w:val="22"/>
+          <w14:ligatures w14:val="none"/>
+        </w:rPr>
+        <w:t xml:space="preserve">Scott Institute Student Seminar Series, </w:t>
+      </w:r>
+      <w:r>
+        <w:rPr>
+          <w:rFonts w:ascii="Times New Roman" w:eastAsia="Times New Roman" w:hAnsi="Times New Roman" w:cs="Times New Roman"/>
+          <w:i/>
+          <w:iCs/>
+          <w:kern w:val="0"/>
+          <w:sz w:val="22"/>
+          <w:szCs w:val="22"/>
+          <w14:ligatures w14:val="none"/>
+        </w:rPr>
+        <w:t>Retirement Planning for Electric Vehicle Batteries:</w:t>
+      </w:r>
+      <w:r>
+        <w:rPr>
+          <w:rFonts w:ascii="Times New Roman" w:eastAsia="Times New Roman" w:hAnsi="Times New Roman" w:cs="Times New Roman"/>
+          <w:i/>
+          <w:iCs/>
+          <w:kern w:val="0"/>
+          <w:sz w:val="22"/>
+          <w:szCs w:val="22"/>
+          <w14:ligatures w14:val="none"/>
+        </w:rPr>
+        <w:br/>
+        <w:t>Why lithium iron phosphate batteries have greater second-life potential than nickel-cobalt batteries</w:t>
+      </w:r>
+      <w:r>
+        <w:rPr>
+          <w:rFonts w:ascii="Times New Roman" w:eastAsia="Times New Roman" w:hAnsi="Times New Roman" w:cs="Times New Roman"/>
+          <w:kern w:val="0"/>
+          <w:sz w:val="22"/>
+          <w:szCs w:val="22"/>
+          <w14:ligatures w14:val="none"/>
+        </w:rPr>
+        <w:t>, Pittsburgh, PA, September 23, 2025</w:t>
+      </w:r>
+    </w:p>
+    <w:p>
+      <w:pPr>
+        <w:rPr>
+          <w:rFonts w:ascii="Times New Roman" w:eastAsia="Times New Roman" w:hAnsi="Times New Roman" w:cs="Times New Roman"/>
+          <w:kern w:val="0"/>
+          <w:sz w:val="22"/>
+          <w:szCs w:val="22"/>
+          <w14:ligatures w14:val="none"/>
+        </w:rPr>
+      </w:pPr>
+    </w:p>
+    <w:p>
+      <w:pPr>
+        <w:rPr>
+          <w:rFonts w:ascii="Times New Roman" w:eastAsia="Times New Roman" w:hAnsi="Times New Roman" w:cs="Times New Roman"/>
+          <w:kern w:val="0"/>
+          <w:sz w:val="22"/>
+          <w:szCs w:val="22"/>
+          <w14:ligatures w14:val="none"/>
+        </w:rPr>
+      </w:pPr>
+      <w:r>
+        <w:rPr>
+          <w:rFonts w:ascii="Times New Roman" w:eastAsia="Times New Roman" w:hAnsi="Times New Roman" w:cs="Times New Roman"/>
+          <w:kern w:val="0"/>
+          <w:sz w:val="22"/>
+          <w:szCs w:val="22"/>
+          <w14:ligatures w14:val="none"/>
+        </w:rPr>
+        <w:t xml:space="preserve">Volta </w:t>
+      </w:r>
+      <w:r>
+        <w:rPr>
+          <w:rFonts w:ascii="Times New Roman" w:eastAsia="Times New Roman" w:hAnsi="Times New Roman" w:cs="Times New Roman"/>
+          <w:kern w:val="0"/>
+          <w:sz w:val="22"/>
+          <w:szCs w:val="22"/>
+          <w14:ligatures w14:val="none"/>
+        </w:rPr>
+        <w:t>Foundation Battery Forum</w:t>
+      </w:r>
+      <w:r>
+        <w:rPr>
+          <w:rFonts w:ascii="Times New Roman" w:eastAsia="Times New Roman" w:hAnsi="Times New Roman" w:cs="Times New Roman"/>
+          <w:kern w:val="0"/>
+          <w:sz w:val="22"/>
+          <w:szCs w:val="22"/>
+          <w14:ligatures w14:val="none"/>
+        </w:rPr>
+        <w:t xml:space="preserve">, </w:t>
+      </w:r>
+      <w:r>
+        <w:rPr>
+          <w:rFonts w:ascii="Times New Roman" w:eastAsia="Times New Roman" w:hAnsi="Times New Roman" w:cs="Times New Roman"/>
+          <w:i/>
+          <w:iCs/>
+          <w:kern w:val="0"/>
+          <w:sz w:val="22"/>
+          <w:szCs w:val="22"/>
+          <w14:ligatures w14:val="none"/>
+        </w:rPr>
+        <w:t>Why lithium iron phosphate batteries have greater second-life potential than nickel-cobalt batteries</w:t>
+      </w:r>
+      <w:r>
+        <w:rPr>
+          <w:rFonts w:ascii="Times New Roman" w:eastAsia="Times New Roman" w:hAnsi="Times New Roman" w:cs="Times New Roman"/>
+          <w:kern w:val="0"/>
+          <w:sz w:val="22"/>
+          <w:szCs w:val="22"/>
+          <w14:ligatures w14:val="none"/>
+        </w:rPr>
+        <w:t>, Virtual, September 18, 2025</w:t>
+      </w:r>
+      <w:r>
+        <w:rPr>
+          <w:rFonts w:ascii="Times New Roman" w:eastAsia="Times New Roman" w:hAnsi="Times New Roman" w:cs="Times New Roman"/>
+          <w:kern w:val="0"/>
+          <w:sz w:val="22"/>
+          <w:szCs w:val="22"/>
+          <w14:ligatures w14:val="none"/>
+        </w:rPr>
+        <w:t xml:space="preserve"> [available on </w:t>
+      </w:r>
+      <w:hyperlink r:id="rId14" w:history="1">
+        <w:r>
+          <w:rPr>
+            <w:rStyle w:val="Hyperlink"/>
+            <w:rFonts w:ascii="Times New Roman" w:eastAsia="Times New Roman" w:hAnsi="Times New Roman" w:cs="Times New Roman"/>
+            <w:kern w:val="0"/>
+            <w:sz w:val="22"/>
+            <w:szCs w:val="22"/>
+            <w14:ligatures w14:val="none"/>
+          </w:rPr>
+          <w:t>YouTube</w:t>
+        </w:r>
+      </w:hyperlink>
+      <w:r>
+        <w:rPr>
+          <w:rFonts w:ascii="Times New Roman" w:eastAsia="Times New Roman" w:hAnsi="Times New Roman" w:cs="Times New Roman"/>
+          <w:kern w:val="0"/>
+          <w:sz w:val="22"/>
+          <w:szCs w:val="22"/>
+          <w14:ligatures w14:val="none"/>
+        </w:rPr>
+        <w:t>]</w:t>
+      </w:r>
+    </w:p>
+    <w:p>
+      <w:pPr>
+        <w:rPr>
+          <w:rFonts w:ascii="Times New Roman" w:eastAsia="Times New Roman" w:hAnsi="Times New Roman" w:cs="Times New Roman"/>
+          <w:kern w:val="0"/>
+          <w:sz w:val="22"/>
+          <w:szCs w:val="22"/>
+          <w14:ligatures w14:val="none"/>
+        </w:rPr>
+      </w:pPr>
+    </w:p>
+    <w:p>
+      <w:pPr>
+        <w:rPr>
+          <w:rFonts w:ascii="Times New Roman" w:eastAsia="Times New Roman" w:hAnsi="Times New Roman" w:cs="Times New Roman"/>
+          <w:kern w:val="0"/>
+          <w:sz w:val="22"/>
+          <w:szCs w:val="22"/>
+          <w14:ligatures w14:val="none"/>
+        </w:rPr>
+      </w:pPr>
+      <w:r>
+        <w:rPr>
+          <w:rFonts w:ascii="Times New Roman" w:eastAsia="Times New Roman" w:hAnsi="Times New Roman" w:cs="Times New Roman"/>
+          <w:kern w:val="0"/>
+          <w:sz w:val="22"/>
+          <w:szCs w:val="22"/>
+          <w14:ligatures w14:val="none"/>
+        </w:rPr>
+        <w:t xml:space="preserve">Carnegie Mellon GROW+ Student Workshop, </w:t>
+      </w:r>
+      <w:r>
+        <w:rPr>
+          <w:rFonts w:ascii="Times New Roman" w:eastAsia="Times New Roman" w:hAnsi="Times New Roman" w:cs="Times New Roman"/>
+          <w:i/>
+          <w:iCs/>
+          <w:kern w:val="0"/>
+          <w:sz w:val="22"/>
+          <w:szCs w:val="22"/>
+          <w14:ligatures w14:val="none"/>
+        </w:rPr>
+        <w:t>Agent-Based Modeling</w:t>
+      </w:r>
+      <w:r>
+        <w:rPr>
+          <w:rFonts w:ascii="Times New Roman" w:eastAsia="Times New Roman" w:hAnsi="Times New Roman" w:cs="Times New Roman"/>
+          <w:kern w:val="0"/>
+          <w:sz w:val="22"/>
+          <w:szCs w:val="22"/>
+          <w14:ligatures w14:val="none"/>
+        </w:rPr>
+        <w:t xml:space="preserve"> </w:t>
+      </w:r>
+      <w:r>
+        <w:rPr>
+          <w:rFonts w:ascii="Times New Roman" w:eastAsia="Times New Roman" w:hAnsi="Times New Roman" w:cs="Times New Roman"/>
+          <w:i/>
+          <w:iCs/>
+          <w:kern w:val="0"/>
+          <w:sz w:val="22"/>
+          <w:szCs w:val="22"/>
+          <w14:ligatures w14:val="none"/>
+        </w:rPr>
+        <w:t>for Dummies</w:t>
+      </w:r>
+      <w:r>
+        <w:rPr>
+          <w:rFonts w:ascii="Times New Roman" w:eastAsia="Times New Roman" w:hAnsi="Times New Roman" w:cs="Times New Roman"/>
+          <w:kern w:val="0"/>
+          <w:sz w:val="22"/>
+          <w:szCs w:val="22"/>
+          <w14:ligatures w14:val="none"/>
+        </w:rPr>
+        <w:t>, Pittsburgh, PA, March 12, 2024</w:t>
+      </w:r>
+    </w:p>
+    <w:p>
+      <w:pPr>
+        <w:rPr>
+          <w:rFonts w:ascii="Times New Roman" w:eastAsia="Times New Roman" w:hAnsi="Times New Roman" w:cs="Times New Roman"/>
+          <w:kern w:val="0"/>
+          <w:sz w:val="22"/>
+          <w:szCs w:val="22"/>
+          <w14:ligatures w14:val="none"/>
+        </w:rPr>
+      </w:pPr>
+    </w:p>
+    <w:p>
+      <w:pPr>
+        <w:rPr>
+          <w:rFonts w:ascii="Times New Roman" w:eastAsia="Times New Roman" w:hAnsi="Times New Roman" w:cs="Times New Roman"/>
+          <w:kern w:val="0"/>
+          <w:sz w:val="22"/>
+          <w:szCs w:val="22"/>
+          <w14:ligatures w14:val="none"/>
+        </w:rPr>
+      </w:pPr>
+      <w:r>
+        <w:rPr>
+          <w:rFonts w:ascii="Times New Roman" w:eastAsia="Times New Roman" w:hAnsi="Times New Roman" w:cs="Times New Roman"/>
+          <w:kern w:val="0"/>
+          <w:sz w:val="22"/>
+          <w:szCs w:val="22"/>
+          <w14:ligatures w14:val="none"/>
+        </w:rPr>
+        <w:t xml:space="preserve">Vehicle Electrification Group Meeting, </w:t>
+      </w:r>
+      <w:r>
+        <w:rPr>
+          <w:rFonts w:ascii="Times New Roman" w:eastAsia="Times New Roman" w:hAnsi="Times New Roman" w:cs="Times New Roman"/>
+          <w:i/>
+          <w:iCs/>
+          <w:kern w:val="0"/>
+          <w:sz w:val="22"/>
+          <w:szCs w:val="22"/>
+          <w14:ligatures w14:val="none"/>
+        </w:rPr>
+        <w:t>Using the Bridges 2 Supercomputer: Observations, Information, and How You Can Waste Less Time than Me</w:t>
+      </w:r>
+      <w:r>
+        <w:rPr>
+          <w:rFonts w:ascii="Times New Roman" w:eastAsia="Times New Roman" w:hAnsi="Times New Roman" w:cs="Times New Roman"/>
+          <w:kern w:val="0"/>
+          <w:sz w:val="22"/>
+          <w:szCs w:val="22"/>
+          <w14:ligatures w14:val="none"/>
+        </w:rPr>
+        <w:t>, Pittsburgh, PA, November 13, 2023</w:t>
+      </w:r>
+    </w:p>
+    <w:p>
+      <w:pPr>
+        <w:rPr>
+          <w:rFonts w:ascii="Times New Roman" w:eastAsia="Times New Roman" w:hAnsi="Times New Roman" w:cs="Times New Roman"/>
+          <w:kern w:val="0"/>
+          <w:sz w:val="22"/>
+          <w:szCs w:val="22"/>
+          <w14:ligatures w14:val="none"/>
+        </w:rPr>
+      </w:pPr>
+      <w:r>
+        <w:rPr>
+          <w:rFonts w:ascii="Times" w:eastAsia="Times" w:hAnsi="Times" w:cs="Times"/>
+          <w:bCs/>
+          <w:noProof/>
+          <w:color w:val="000000" w:themeColor="text1"/>
+          <w:kern w:val="0"/>
+          <w:sz w:val="22"/>
+          <w:szCs w:val="22"/>
+        </w:rPr>
+        <w:pict w14:anchorId="25DA6502">
+          <v:rect id="_x0000_i1025" alt="" style="width:468pt;height:.05pt;mso-width-percent:0;mso-height-percent:0;mso-width-percent:0;mso-height-percent:0" o:hralign="center" o:hrstd="t" o:hr="t" fillcolor="#a0a0a0" stroked="f"/>
+        </w:pict>
+      </w:r>
+    </w:p>
+    <w:p>
+      <w:pPr>
+        <w:rPr>
+          <w:rFonts w:ascii="Times New Roman" w:eastAsia="Times New Roman" w:hAnsi="Times New Roman" w:cs="Times New Roman"/>
+          <w:b/>
+          <w:bCs/>
+          <w:color w:val="002060"/>
+          <w:kern w:val="0"/>
+          <w:sz w:val="28"/>
+          <w:szCs w:val="28"/>
+          <w14:ligatures w14:val="none"/>
+        </w:rPr>
+      </w:pPr>
+      <w:r>
+        <w:rPr>
+          <w:rFonts w:ascii="Times New Roman" w:eastAsia="Times New Roman" w:hAnsi="Times New Roman" w:cs="Times New Roman"/>
+          <w:b/>
+          <w:bCs/>
+          <w:color w:val="002060"/>
+          <w:kern w:val="0"/>
+          <w:sz w:val="28"/>
+          <w:szCs w:val="28"/>
+          <w14:ligatures w14:val="none"/>
+        </w:rPr>
+        <w:t>Poster Presentations</w:t>
+      </w:r>
+    </w:p>
+    <w:p>
+      <w:pPr>
+        <w:rPr>
+          <w:rFonts w:ascii="Times New Roman" w:eastAsia="Times New Roman" w:hAnsi="Times New Roman" w:cs="Times New Roman"/>
+          <w:kern w:val="0"/>
+          <w:sz w:val="22"/>
+          <w:szCs w:val="22"/>
+          <w14:ligatures w14:val="none"/>
+        </w:rPr>
+      </w:pPr>
+    </w:p>
+    <w:p>
+      <w:pPr>
+        <w:rPr>
+          <w:rFonts w:ascii="Times New Roman" w:eastAsia="Times New Roman" w:hAnsi="Times New Roman" w:cs="Times New Roman"/>
+          <w:kern w:val="0"/>
+          <w:sz w:val="22"/>
+          <w:szCs w:val="22"/>
+          <w14:ligatures w14:val="none"/>
+        </w:rPr>
+      </w:pPr>
+      <w:r>
+        <w:rPr>
+          <w:rFonts w:ascii="Times New Roman" w:eastAsia="Times New Roman" w:hAnsi="Times New Roman" w:cs="Times New Roman"/>
+          <w:kern w:val="0"/>
+          <w:sz w:val="22"/>
+          <w:szCs w:val="22"/>
+          <w14:ligatures w14:val="none"/>
+        </w:rPr>
+        <w:t xml:space="preserve">Steinbrenner Sustainability Symposium, </w:t>
+      </w:r>
+      <w:r>
+        <w:rPr>
+          <w:rFonts w:ascii="Times New Roman" w:eastAsia="Times New Roman" w:hAnsi="Times New Roman" w:cs="Times New Roman"/>
+          <w:i/>
+          <w:iCs/>
+          <w:kern w:val="0"/>
+          <w:sz w:val="22"/>
+          <w:szCs w:val="22"/>
+          <w14:ligatures w14:val="none"/>
+        </w:rPr>
+        <w:t xml:space="preserve">A Technoeconomic Analysis of Repurposing EV Batteries, </w:t>
+      </w:r>
+      <w:r>
+        <w:rPr>
+          <w:rFonts w:ascii="Times New Roman" w:eastAsia="Times New Roman" w:hAnsi="Times New Roman" w:cs="Times New Roman"/>
+          <w:kern w:val="0"/>
+          <w:sz w:val="22"/>
+          <w:szCs w:val="22"/>
+          <w14:ligatures w14:val="none"/>
+        </w:rPr>
+        <w:t>Pittsburgh, PA, March 28, 2025</w:t>
+      </w:r>
+    </w:p>
+    <w:p>
+      <w:pPr>
+        <w:rPr>
+          <w:rFonts w:ascii="Times New Roman" w:eastAsia="Times New Roman" w:hAnsi="Times New Roman" w:cs="Times New Roman"/>
+          <w:kern w:val="0"/>
+          <w:sz w:val="22"/>
+          <w:szCs w:val="22"/>
+          <w14:ligatures w14:val="none"/>
+        </w:rPr>
+      </w:pPr>
+    </w:p>
+    <w:p>
+      <w:pPr>
+        <w:rPr>
+          <w:rFonts w:ascii="Times New Roman" w:eastAsia="Times New Roman" w:hAnsi="Times New Roman" w:cs="Times New Roman"/>
+          <w:kern w:val="0"/>
+          <w:sz w:val="22"/>
+          <w:szCs w:val="22"/>
+          <w14:ligatures w14:val="none"/>
+        </w:rPr>
+      </w:pPr>
+    </w:p>
+    <w:p>
+      <w:pPr>
+        <w:rPr>
+          <w:rFonts w:ascii="Times New Roman" w:eastAsia="Times New Roman" w:hAnsi="Times New Roman" w:cs="Times New Roman"/>
+          <w:kern w:val="0"/>
+          <w:sz w:val="22"/>
+          <w:szCs w:val="22"/>
+          <w14:ligatures w14:val="none"/>
+        </w:rPr>
+      </w:pPr>
+    </w:p>
+    <w:p>
+      <w:pPr>
+        <w:rPr>
+          <w:rFonts w:ascii="Times New Roman" w:eastAsia="Times New Roman" w:hAnsi="Times New Roman" w:cs="Times New Roman"/>
+          <w:kern w:val="0"/>
+          <w:sz w:val="22"/>
+          <w:szCs w:val="22"/>
+          <w14:ligatures w14:val="none"/>
+        </w:rPr>
+      </w:pPr>
+    </w:p>
+    <w:p>
+      <w:pPr>
+        <w:rPr>
+          <w:rFonts w:ascii="Times New Roman" w:eastAsia="Times New Roman" w:hAnsi="Times New Roman" w:cs="Times New Roman"/>
           <w:kern w:val="0"/>
           <w:sz w:val="22"/>
           <w:szCs w:val="22"/>
@@ -4972,7 +6670,7 @@
     </w:p>
     <w:sectPr>
       <w:pgSz w:w="12240" w:h="15840"/>
-      <w:pgMar w:top="1152" w:right="1440" w:bottom="1440" w:left="1440" w:header="720" w:footer="720" w:gutter="0"/>
+      <w:pgMar w:top="1152" w:right="1440" w:bottom="1152" w:left="1440" w:header="720" w:footer="720" w:gutter="0"/>
       <w:cols w:space="720"/>
       <w:docGrid w:linePitch="360"/>
     </w:sectPr>
@@ -5136,6 +6834,119 @@
     </w:lvl>
   </w:abstractNum>
   <w:abstractNum w:abstractNumId="1" w15:restartNumberingAfterBreak="0">
+    <w:nsid w:val="058736D9"/>
+    <w:multiLevelType w:val="hybridMultilevel"/>
+    <w:tmpl w:val="6E00753E"/>
+    <w:lvl w:ilvl="0" w:tplc="73C4A79C">
+      <w:start w:val="1"/>
+      <w:numFmt w:val="bullet"/>
+      <w:lvlText w:val=""/>
+      <w:lvlJc w:val="left"/>
+      <w:pPr>
+        <w:ind w:left="720" w:hanging="360"/>
+      </w:pPr>
+      <w:rPr>
+        <w:rFonts w:ascii="Symbol" w:hAnsi="Symbol" w:hint="default"/>
+      </w:rPr>
+    </w:lvl>
+    <w:lvl w:ilvl="1" w:tplc="FFFFFFFF" w:tentative="1">
+      <w:start w:val="1"/>
+      <w:numFmt w:val="bullet"/>
+      <w:lvlText w:val="o"/>
+      <w:lvlJc w:val="left"/>
+      <w:pPr>
+        <w:ind w:left="1440" w:hanging="360"/>
+      </w:pPr>
+      <w:rPr>
+        <w:rFonts w:ascii="Courier New" w:hAnsi="Courier New" w:cs="Courier New" w:hint="default"/>
+      </w:rPr>
+    </w:lvl>
+    <w:lvl w:ilvl="2" w:tplc="FFFFFFFF" w:tentative="1">
+      <w:start w:val="1"/>
+      <w:numFmt w:val="bullet"/>
+      <w:lvlText w:val=""/>
+      <w:lvlJc w:val="left"/>
+      <w:pPr>
+        <w:ind w:left="2160" w:hanging="360"/>
+      </w:pPr>
+      <w:rPr>
+        <w:rFonts w:ascii="Wingdings" w:hAnsi="Wingdings" w:hint="default"/>
+      </w:rPr>
+    </w:lvl>
+    <w:lvl w:ilvl="3" w:tplc="FFFFFFFF" w:tentative="1">
+      <w:start w:val="1"/>
+      <w:numFmt w:val="bullet"/>
+      <w:lvlText w:val=""/>
+      <w:lvlJc w:val="left"/>
+      <w:pPr>
+        <w:ind w:left="2880" w:hanging="360"/>
+      </w:pPr>
+      <w:rPr>
+        <w:rFonts w:ascii="Symbol" w:hAnsi="Symbol" w:hint="default"/>
+      </w:rPr>
+    </w:lvl>
+    <w:lvl w:ilvl="4" w:tplc="FFFFFFFF" w:tentative="1">
+      <w:start w:val="1"/>
+      <w:numFmt w:val="bullet"/>
+      <w:lvlText w:val="o"/>
+      <w:lvlJc w:val="left"/>
+      <w:pPr>
+        <w:ind w:left="3600" w:hanging="360"/>
+      </w:pPr>
+      <w:rPr>
+        <w:rFonts w:ascii="Courier New" w:hAnsi="Courier New" w:cs="Courier New" w:hint="default"/>
+      </w:rPr>
+    </w:lvl>
+    <w:lvl w:ilvl="5" w:tplc="FFFFFFFF" w:tentative="1">
+      <w:start w:val="1"/>
+      <w:numFmt w:val="bullet"/>
+      <w:lvlText w:val=""/>
+      <w:lvlJc w:val="left"/>
+      <w:pPr>
+        <w:ind w:left="4320" w:hanging="360"/>
+      </w:pPr>
+      <w:rPr>
+        <w:rFonts w:ascii="Wingdings" w:hAnsi="Wingdings" w:hint="default"/>
+      </w:rPr>
+    </w:lvl>
+    <w:lvl w:ilvl="6" w:tplc="FFFFFFFF" w:tentative="1">
+      <w:start w:val="1"/>
+      <w:numFmt w:val="bullet"/>
+      <w:lvlText w:val=""/>
+      <w:lvlJc w:val="left"/>
+      <w:pPr>
+        <w:ind w:left="5040" w:hanging="360"/>
+      </w:pPr>
+      <w:rPr>
+        <w:rFonts w:ascii="Symbol" w:hAnsi="Symbol" w:hint="default"/>
+      </w:rPr>
+    </w:lvl>
+    <w:lvl w:ilvl="7" w:tplc="FFFFFFFF" w:tentative="1">
+      <w:start w:val="1"/>
+      <w:numFmt w:val="bullet"/>
+      <w:lvlText w:val="o"/>
+      <w:lvlJc w:val="left"/>
+      <w:pPr>
+        <w:ind w:left="5760" w:hanging="360"/>
+      </w:pPr>
+      <w:rPr>
+        <w:rFonts w:ascii="Courier New" w:hAnsi="Courier New" w:cs="Courier New" w:hint="default"/>
+      </w:rPr>
+    </w:lvl>
+    <w:lvl w:ilvl="8" w:tplc="FFFFFFFF" w:tentative="1">
+      <w:start w:val="1"/>
+      <w:numFmt w:val="bullet"/>
+      <w:lvlText w:val=""/>
+      <w:lvlJc w:val="left"/>
+      <w:pPr>
+        <w:ind w:left="6480" w:hanging="360"/>
+      </w:pPr>
+      <w:rPr>
+        <w:rFonts w:ascii="Wingdings" w:hAnsi="Wingdings" w:hint="default"/>
+      </w:rPr>
+    </w:lvl>
+  </w:abstractNum>
+  <w:abstractNum w:abstractNumId="2" w15:restartNumberingAfterBreak="0">
     <w:nsid w:val="08182647"/>
     <w:multiLevelType w:val="hybridMultilevel"/>
     <w:tmpl w:val="0D747210"/>
@@ -5224,7 +7035,7 @@
       </w:pPr>
     </w:lvl>
   </w:abstractNum>
-  <w:abstractNum w:abstractNumId="2" w15:restartNumberingAfterBreak="0">
+  <w:abstractNum w:abstractNumId="3" w15:restartNumberingAfterBreak="0">
     <w:nsid w:val="0ADB1702"/>
     <w:multiLevelType w:val="multilevel"/>
     <w:tmpl w:val="99D4F446"/>
@@ -5339,7 +7150,120 @@
       </w:rPr>
     </w:lvl>
   </w:abstractNum>
-  <w:abstractNum w:abstractNumId="3" w15:restartNumberingAfterBreak="0">
+  <w:abstractNum w:abstractNumId="4" w15:restartNumberingAfterBreak="0">
+    <w:nsid w:val="0D99566E"/>
+    <w:multiLevelType w:val="hybridMultilevel"/>
+    <w:tmpl w:val="39E8FAC2"/>
+    <w:lvl w:ilvl="0" w:tplc="73C4A79C">
+      <w:start w:val="1"/>
+      <w:numFmt w:val="bullet"/>
+      <w:lvlText w:val=""/>
+      <w:lvlJc w:val="left"/>
+      <w:pPr>
+        <w:ind w:left="720" w:hanging="360"/>
+      </w:pPr>
+      <w:rPr>
+        <w:rFonts w:ascii="Symbol" w:hAnsi="Symbol" w:hint="default"/>
+      </w:rPr>
+    </w:lvl>
+    <w:lvl w:ilvl="1" w:tplc="FFFFFFFF" w:tentative="1">
+      <w:start w:val="1"/>
+      <w:numFmt w:val="bullet"/>
+      <w:lvlText w:val="o"/>
+      <w:lvlJc w:val="left"/>
+      <w:pPr>
+        <w:ind w:left="1440" w:hanging="360"/>
+      </w:pPr>
+      <w:rPr>
+        <w:rFonts w:ascii="Courier New" w:hAnsi="Courier New" w:cs="Courier New" w:hint="default"/>
+      </w:rPr>
+    </w:lvl>
+    <w:lvl w:ilvl="2" w:tplc="FFFFFFFF" w:tentative="1">
+      <w:start w:val="1"/>
+      <w:numFmt w:val="bullet"/>
+      <w:lvlText w:val=""/>
+      <w:lvlJc w:val="left"/>
+      <w:pPr>
+        <w:ind w:left="2160" w:hanging="360"/>
+      </w:pPr>
+      <w:rPr>
+        <w:rFonts w:ascii="Wingdings" w:hAnsi="Wingdings" w:hint="default"/>
+      </w:rPr>
+    </w:lvl>
+    <w:lvl w:ilvl="3" w:tplc="FFFFFFFF" w:tentative="1">
+      <w:start w:val="1"/>
+      <w:numFmt w:val="bullet"/>
+      <w:lvlText w:val=""/>
+      <w:lvlJc w:val="left"/>
+      <w:pPr>
+        <w:ind w:left="2880" w:hanging="360"/>
+      </w:pPr>
+      <w:rPr>
+        <w:rFonts w:ascii="Symbol" w:hAnsi="Symbol" w:hint="default"/>
+      </w:rPr>
+    </w:lvl>
+    <w:lvl w:ilvl="4" w:tplc="FFFFFFFF" w:tentative="1">
+      <w:start w:val="1"/>
+      <w:numFmt w:val="bullet"/>
+      <w:lvlText w:val="o"/>
+      <w:lvlJc w:val="left"/>
+      <w:pPr>
+        <w:ind w:left="3600" w:hanging="360"/>
+      </w:pPr>
+      <w:rPr>
+        <w:rFonts w:ascii="Courier New" w:hAnsi="Courier New" w:cs="Courier New" w:hint="default"/>
+      </w:rPr>
+    </w:lvl>
+    <w:lvl w:ilvl="5" w:tplc="FFFFFFFF" w:tentative="1">
+      <w:start w:val="1"/>
+      <w:numFmt w:val="bullet"/>
+      <w:lvlText w:val=""/>
+      <w:lvlJc w:val="left"/>
+      <w:pPr>
+        <w:ind w:left="4320" w:hanging="360"/>
+      </w:pPr>
+      <w:rPr>
+        <w:rFonts w:ascii="Wingdings" w:hAnsi="Wingdings" w:hint="default"/>
+      </w:rPr>
+    </w:lvl>
+    <w:lvl w:ilvl="6" w:tplc="FFFFFFFF" w:tentative="1">
+      <w:start w:val="1"/>
+      <w:numFmt w:val="bullet"/>
+      <w:lvlText w:val=""/>
+      <w:lvlJc w:val="left"/>
+      <w:pPr>
+        <w:ind w:left="5040" w:hanging="360"/>
+      </w:pPr>
+      <w:rPr>
+        <w:rFonts w:ascii="Symbol" w:hAnsi="Symbol" w:hint="default"/>
+      </w:rPr>
+    </w:lvl>
+    <w:lvl w:ilvl="7" w:tplc="FFFFFFFF" w:tentative="1">
+      <w:start w:val="1"/>
+      <w:numFmt w:val="bullet"/>
+      <w:lvlText w:val="o"/>
+      <w:lvlJc w:val="left"/>
+      <w:pPr>
+        <w:ind w:left="5760" w:hanging="360"/>
+      </w:pPr>
+      <w:rPr>
+        <w:rFonts w:ascii="Courier New" w:hAnsi="Courier New" w:cs="Courier New" w:hint="default"/>
+      </w:rPr>
+    </w:lvl>
+    <w:lvl w:ilvl="8" w:tplc="FFFFFFFF" w:tentative="1">
+      <w:start w:val="1"/>
+      <w:numFmt w:val="bullet"/>
+      <w:lvlText w:val=""/>
+      <w:lvlJc w:val="left"/>
+      <w:pPr>
+        <w:ind w:left="6480" w:hanging="360"/>
+      </w:pPr>
+      <w:rPr>
+        <w:rFonts w:ascii="Wingdings" w:hAnsi="Wingdings" w:hint="default"/>
+      </w:rPr>
+    </w:lvl>
+  </w:abstractNum>
+  <w:abstractNum w:abstractNumId="5" w15:restartNumberingAfterBreak="0">
     <w:nsid w:val="100A797E"/>
     <w:multiLevelType w:val="multilevel"/>
     <w:tmpl w:val="EDA20140"/>
@@ -5454,7 +7378,122 @@
       </w:rPr>
     </w:lvl>
   </w:abstractNum>
-  <w:abstractNum w:abstractNumId="4" w15:restartNumberingAfterBreak="0">
+  <w:abstractNum w:abstractNumId="6" w15:restartNumberingAfterBreak="0">
+    <w:nsid w:val="1012287C"/>
+    <w:multiLevelType w:val="multilevel"/>
+    <w:tmpl w:val="8E2A7B36"/>
+    <w:lvl w:ilvl="0">
+      <w:start w:val="1"/>
+      <w:numFmt w:val="bullet"/>
+      <w:lvlText w:val=""/>
+      <w:lvlJc w:val="left"/>
+      <w:pPr>
+        <w:ind w:left="720" w:hanging="360"/>
+      </w:pPr>
+      <w:rPr>
+        <w:rFonts w:ascii="Symbol" w:hAnsi="Symbol" w:hint="default"/>
+        <w:sz w:val="20"/>
+        <w:szCs w:val="20"/>
+      </w:rPr>
+    </w:lvl>
+    <w:lvl w:ilvl="1">
+      <w:start w:val="1"/>
+      <w:numFmt w:val="bullet"/>
+      <w:lvlText w:val="o"/>
+      <w:lvlJc w:val="left"/>
+      <w:pPr>
+        <w:ind w:left="1440" w:hanging="360"/>
+      </w:pPr>
+      <w:rPr>
+        <w:rFonts w:ascii="Courier New" w:eastAsia="Courier New" w:hAnsi="Courier New" w:cs="Courier New"/>
+      </w:rPr>
+    </w:lvl>
+    <w:lvl w:ilvl="2">
+      <w:start w:val="1"/>
+      <w:numFmt w:val="bullet"/>
+      <w:lvlText w:val="▪"/>
+      <w:lvlJc w:val="left"/>
+      <w:pPr>
+        <w:ind w:left="2160" w:hanging="360"/>
+      </w:pPr>
+      <w:rPr>
+        <w:rFonts w:ascii="Noto Sans Symbols" w:eastAsia="Noto Sans Symbols" w:hAnsi="Noto Sans Symbols" w:cs="Noto Sans Symbols"/>
+      </w:rPr>
+    </w:lvl>
+    <w:lvl w:ilvl="3">
+      <w:start w:val="1"/>
+      <w:numFmt w:val="bullet"/>
+      <w:lvlText w:val="●"/>
+      <w:lvlJc w:val="left"/>
+      <w:pPr>
+        <w:ind w:left="2880" w:hanging="360"/>
+      </w:pPr>
+      <w:rPr>
+        <w:rFonts w:ascii="Noto Sans Symbols" w:eastAsia="Noto Sans Symbols" w:hAnsi="Noto Sans Symbols" w:cs="Noto Sans Symbols"/>
+      </w:rPr>
+    </w:lvl>
+    <w:lvl w:ilvl="4">
+      <w:start w:val="1"/>
+      <w:numFmt w:val="bullet"/>
+      <w:lvlText w:val="o"/>
+      <w:lvlJc w:val="left"/>
+      <w:pPr>
+        <w:ind w:left="3600" w:hanging="360"/>
+      </w:pPr>
+      <w:rPr>
+        <w:rFonts w:ascii="Courier New" w:eastAsia="Courier New" w:hAnsi="Courier New" w:cs="Courier New"/>
+      </w:rPr>
+    </w:lvl>
+    <w:lvl w:ilvl="5">
+      <w:start w:val="1"/>
+      <w:numFmt w:val="bullet"/>
+      <w:lvlText w:val="▪"/>
+      <w:lvlJc w:val="left"/>
+      <w:pPr>
+        <w:ind w:left="4320" w:hanging="360"/>
+      </w:pPr>
+      <w:rPr>
+        <w:rFonts w:ascii="Noto Sans Symbols" w:eastAsia="Noto Sans Symbols" w:hAnsi="Noto Sans Symbols" w:cs="Noto Sans Symbols"/>
+      </w:rPr>
+    </w:lvl>
+    <w:lvl w:ilvl="6">
+      <w:start w:val="1"/>
+      <w:numFmt w:val="bullet"/>
+      <w:lvlText w:val="●"/>
+      <w:lvlJc w:val="left"/>
+      <w:pPr>
+        <w:ind w:left="5040" w:hanging="360"/>
+      </w:pPr>
+      <w:rPr>
+        <w:rFonts w:ascii="Noto Sans Symbols" w:eastAsia="Noto Sans Symbols" w:hAnsi="Noto Sans Symbols" w:cs="Noto Sans Symbols"/>
+      </w:rPr>
+    </w:lvl>
+    <w:lvl w:ilvl="7">
+      <w:start w:val="1"/>
+      <w:numFmt w:val="bullet"/>
+      <w:lvlText w:val="o"/>
+      <w:lvlJc w:val="left"/>
+      <w:pPr>
+        <w:ind w:left="5760" w:hanging="360"/>
+      </w:pPr>
+      <w:rPr>
+        <w:rFonts w:ascii="Courier New" w:eastAsia="Courier New" w:hAnsi="Courier New" w:cs="Courier New"/>
+      </w:rPr>
+    </w:lvl>
+    <w:lvl w:ilvl="8">
+      <w:start w:val="1"/>
+      <w:numFmt w:val="bullet"/>
+      <w:lvlText w:val="▪"/>
+      <w:lvlJc w:val="left"/>
+      <w:pPr>
+        <w:ind w:left="6480" w:hanging="360"/>
+      </w:pPr>
+      <w:rPr>
+        <w:rFonts w:ascii="Noto Sans Symbols" w:eastAsia="Noto Sans Symbols" w:hAnsi="Noto Sans Symbols" w:cs="Noto Sans Symbols"/>
+      </w:rPr>
+    </w:lvl>
+  </w:abstractNum>
+  <w:abstractNum w:abstractNumId="7" w15:restartNumberingAfterBreak="0">
     <w:nsid w:val="10C45D19"/>
     <w:multiLevelType w:val="multilevel"/>
     <w:tmpl w:val="4C42ECB0"/>
@@ -5569,7 +7608,123 @@
       </w:rPr>
     </w:lvl>
   </w:abstractNum>
-  <w:abstractNum w:abstractNumId="5" w15:restartNumberingAfterBreak="0">
+  <w:abstractNum w:abstractNumId="8" w15:restartNumberingAfterBreak="0">
+    <w:nsid w:val="12271AC9"/>
+    <w:multiLevelType w:val="multilevel"/>
+    <w:tmpl w:val="2AFC4B4A"/>
+    <w:lvl w:ilvl="0">
+      <w:start w:val="1"/>
+      <w:numFmt w:val="bullet"/>
+      <w:lvlText w:val=""/>
+      <w:lvlJc w:val="left"/>
+      <w:pPr>
+        <w:ind w:left="720" w:hanging="360"/>
+      </w:pPr>
+      <w:rPr>
+        <w:rFonts w:ascii="Symbol" w:hAnsi="Symbol" w:hint="default"/>
+        <w:sz w:val="20"/>
+        <w:szCs w:val="20"/>
+        <w:u w:val="none"/>
+      </w:rPr>
+    </w:lvl>
+    <w:lvl w:ilvl="1">
+      <w:start w:val="1"/>
+      <w:numFmt w:val="bullet"/>
+      <w:lvlText w:val="○"/>
+      <w:lvlJc w:val="left"/>
+      <w:pPr>
+        <w:ind w:left="1440" w:hanging="360"/>
+      </w:pPr>
+      <w:rPr>
+        <w:u w:val="none"/>
+      </w:rPr>
+    </w:lvl>
+    <w:lvl w:ilvl="2">
+      <w:start w:val="1"/>
+      <w:numFmt w:val="bullet"/>
+      <w:lvlText w:val="■"/>
+      <w:lvlJc w:val="left"/>
+      <w:pPr>
+        <w:ind w:left="2160" w:hanging="360"/>
+      </w:pPr>
+      <w:rPr>
+        <w:u w:val="none"/>
+      </w:rPr>
+    </w:lvl>
+    <w:lvl w:ilvl="3">
+      <w:start w:val="1"/>
+      <w:numFmt w:val="bullet"/>
+      <w:lvlText w:val="●"/>
+      <w:lvlJc w:val="left"/>
+      <w:pPr>
+        <w:ind w:left="2880" w:hanging="360"/>
+      </w:pPr>
+      <w:rPr>
+        <w:u w:val="none"/>
+      </w:rPr>
+    </w:lvl>
+    <w:lvl w:ilvl="4">
+      <w:start w:val="1"/>
+      <w:numFmt w:val="bullet"/>
+      <w:lvlText w:val="○"/>
+      <w:lvlJc w:val="left"/>
+      <w:pPr>
+        <w:ind w:left="3600" w:hanging="360"/>
+      </w:pPr>
+      <w:rPr>
+        <w:u w:val="none"/>
+      </w:rPr>
+    </w:lvl>
+    <w:lvl w:ilvl="5">
+      <w:start w:val="1"/>
+      <w:numFmt w:val="bullet"/>
+      <w:lvlText w:val="■"/>
+      <w:lvlJc w:val="left"/>
+      <w:pPr>
+        <w:ind w:left="4320" w:hanging="360"/>
+      </w:pPr>
+      <w:rPr>
+        <w:u w:val="none"/>
+      </w:rPr>
+    </w:lvl>
+    <w:lvl w:ilvl="6">
+      <w:start w:val="1"/>
+      <w:numFmt w:val="bullet"/>
+      <w:lvlText w:val="●"/>
+      <w:lvlJc w:val="left"/>
+      <w:pPr>
+        <w:ind w:left="5040" w:hanging="360"/>
+      </w:pPr>
+      <w:rPr>
+        <w:u w:val="none"/>
+      </w:rPr>
+    </w:lvl>
+    <w:lvl w:ilvl="7">
+      <w:start w:val="1"/>
+      <w:numFmt w:val="bullet"/>
+      <w:lvlText w:val="○"/>
+      <w:lvlJc w:val="left"/>
+      <w:pPr>
+        <w:ind w:left="5760" w:hanging="360"/>
+      </w:pPr>
+      <w:rPr>
+        <w:u w:val="none"/>
+      </w:rPr>
+    </w:lvl>
+    <w:lvl w:ilvl="8">
+      <w:start w:val="1"/>
+      <w:numFmt w:val="bullet"/>
+      <w:lvlText w:val="■"/>
+      <w:lvlJc w:val="left"/>
+      <w:pPr>
+        <w:ind w:left="6480" w:hanging="360"/>
+      </w:pPr>
+      <w:rPr>
+        <w:u w:val="none"/>
+      </w:rPr>
+    </w:lvl>
+  </w:abstractNum>
+  <w:abstractNum w:abstractNumId="9" w15:restartNumberingAfterBreak="0">
     <w:nsid w:val="125B610F"/>
     <w:multiLevelType w:val="multilevel"/>
     <w:tmpl w:val="C55A954A"/>
@@ -5684,7 +7839,7 @@
       </w:rPr>
     </w:lvl>
   </w:abstractNum>
-  <w:abstractNum w:abstractNumId="6" w15:restartNumberingAfterBreak="0">
+  <w:abstractNum w:abstractNumId="10" w15:restartNumberingAfterBreak="0">
     <w:nsid w:val="14484C59"/>
     <w:multiLevelType w:val="hybridMultilevel"/>
     <w:tmpl w:val="9160BCD0"/>
@@ -5797,7 +7952,123 @@
       </w:rPr>
     </w:lvl>
   </w:abstractNum>
-  <w:abstractNum w:abstractNumId="7" w15:restartNumberingAfterBreak="0">
+  <w:abstractNum w:abstractNumId="11" w15:restartNumberingAfterBreak="0">
+    <w:nsid w:val="163533C8"/>
+    <w:multiLevelType w:val="multilevel"/>
+    <w:tmpl w:val="ED98721E"/>
+    <w:lvl w:ilvl="0">
+      <w:start w:val="1"/>
+      <w:numFmt w:val="bullet"/>
+      <w:lvlText w:val=""/>
+      <w:lvlJc w:val="left"/>
+      <w:pPr>
+        <w:ind w:left="720" w:hanging="360"/>
+      </w:pPr>
+      <w:rPr>
+        <w:rFonts w:ascii="Symbol" w:hAnsi="Symbol" w:hint="default"/>
+        <w:sz w:val="20"/>
+        <w:szCs w:val="20"/>
+        <w:u w:val="none"/>
+      </w:rPr>
+    </w:lvl>
+    <w:lvl w:ilvl="1">
+      <w:start w:val="1"/>
+      <w:numFmt w:val="bullet"/>
+      <w:lvlText w:val="○"/>
+      <w:lvlJc w:val="left"/>
+      <w:pPr>
+        <w:ind w:left="1440" w:hanging="360"/>
+      </w:pPr>
+      <w:rPr>
+        <w:u w:val="none"/>
+      </w:rPr>
+    </w:lvl>
+    <w:lvl w:ilvl="2">
+      <w:start w:val="1"/>
+      <w:numFmt w:val="bullet"/>
+      <w:lvlText w:val="■"/>
+      <w:lvlJc w:val="left"/>
+      <w:pPr>
+        <w:ind w:left="2160" w:hanging="360"/>
+      </w:pPr>
+      <w:rPr>
+        <w:u w:val="none"/>
+      </w:rPr>
+    </w:lvl>
+    <w:lvl w:ilvl="3">
+      <w:start w:val="1"/>
+      <w:numFmt w:val="bullet"/>
+      <w:lvlText w:val="●"/>
+      <w:lvlJc w:val="left"/>
+      <w:pPr>
+        <w:ind w:left="2880" w:hanging="360"/>
+      </w:pPr>
+      <w:rPr>
+        <w:u w:val="none"/>
+      </w:rPr>
+    </w:lvl>
+    <w:lvl w:ilvl="4">
+      <w:start w:val="1"/>
+      <w:numFmt w:val="bullet"/>
+      <w:lvlText w:val="○"/>
+      <w:lvlJc w:val="left"/>
+      <w:pPr>
+        <w:ind w:left="3600" w:hanging="360"/>
+      </w:pPr>
+      <w:rPr>
+        <w:u w:val="none"/>
+      </w:rPr>
+    </w:lvl>
+    <w:lvl w:ilvl="5">
+      <w:start w:val="1"/>
+      <w:numFmt w:val="bullet"/>
+      <w:lvlText w:val="■"/>
+      <w:lvlJc w:val="left"/>
+      <w:pPr>
+        <w:ind w:left="4320" w:hanging="360"/>
+      </w:pPr>
+      <w:rPr>
+        <w:u w:val="none"/>
+      </w:rPr>
+    </w:lvl>
+    <w:lvl w:ilvl="6">
+      <w:start w:val="1"/>
+      <w:numFmt w:val="bullet"/>
+      <w:lvlText w:val="●"/>
+      <w:lvlJc w:val="left"/>
+      <w:pPr>
+        <w:ind w:left="5040" w:hanging="360"/>
+      </w:pPr>
+      <w:rPr>
+        <w:u w:val="none"/>
+      </w:rPr>
+    </w:lvl>
+    <w:lvl w:ilvl="7">
+      <w:start w:val="1"/>
+      <w:numFmt w:val="bullet"/>
+      <w:lvlText w:val="○"/>
+      <w:lvlJc w:val="left"/>
+      <w:pPr>
+        <w:ind w:left="5760" w:hanging="360"/>
+      </w:pPr>
+      <w:rPr>
+        <w:u w:val="none"/>
+      </w:rPr>
+    </w:lvl>
+    <w:lvl w:ilvl="8">
+      <w:start w:val="1"/>
+      <w:numFmt w:val="bullet"/>
+      <w:lvlText w:val="■"/>
+      <w:lvlJc w:val="left"/>
+      <w:pPr>
+        <w:ind w:left="6480" w:hanging="360"/>
+      </w:pPr>
+      <w:rPr>
+        <w:u w:val="none"/>
+      </w:rPr>
+    </w:lvl>
+  </w:abstractNum>
+  <w:abstractNum w:abstractNumId="12" w15:restartNumberingAfterBreak="0">
     <w:nsid w:val="170D04FC"/>
     <w:multiLevelType w:val="hybridMultilevel"/>
     <w:tmpl w:val="E494AEAE"/>
@@ -5910,7 +8181,7 @@
       </w:rPr>
     </w:lvl>
   </w:abstractNum>
-  <w:abstractNum w:abstractNumId="8" w15:restartNumberingAfterBreak="0">
+  <w:abstractNum w:abstractNumId="13" w15:restartNumberingAfterBreak="0">
     <w:nsid w:val="1A13042D"/>
     <w:multiLevelType w:val="hybridMultilevel"/>
     <w:tmpl w:val="371CA2C0"/>
@@ -5999,7 +8270,7 @@
       </w:pPr>
     </w:lvl>
   </w:abstractNum>
-  <w:abstractNum w:abstractNumId="9" w15:restartNumberingAfterBreak="0">
+  <w:abstractNum w:abstractNumId="14" w15:restartNumberingAfterBreak="0">
     <w:nsid w:val="1AB55449"/>
     <w:multiLevelType w:val="multilevel"/>
     <w:tmpl w:val="7090B598"/>
@@ -6112,7 +8383,7 @@
       </w:rPr>
     </w:lvl>
   </w:abstractNum>
-  <w:abstractNum w:abstractNumId="10" w15:restartNumberingAfterBreak="0">
+  <w:abstractNum w:abstractNumId="15" w15:restartNumberingAfterBreak="0">
     <w:nsid w:val="2107536D"/>
     <w:multiLevelType w:val="multilevel"/>
     <w:tmpl w:val="EC1ED65C"/>
@@ -6227,7 +8498,7 @@
       </w:rPr>
     </w:lvl>
   </w:abstractNum>
-  <w:abstractNum w:abstractNumId="11" w15:restartNumberingAfterBreak="0">
+  <w:abstractNum w:abstractNumId="16" w15:restartNumberingAfterBreak="0">
     <w:nsid w:val="2253762C"/>
     <w:multiLevelType w:val="multilevel"/>
     <w:tmpl w:val="A3F8F48E"/>
@@ -6340,7 +8611,122 @@
       </w:rPr>
     </w:lvl>
   </w:abstractNum>
-  <w:abstractNum w:abstractNumId="12" w15:restartNumberingAfterBreak="0">
+  <w:abstractNum w:abstractNumId="17" w15:restartNumberingAfterBreak="0">
+    <w:nsid w:val="25974F25"/>
+    <w:multiLevelType w:val="multilevel"/>
+    <w:tmpl w:val="D370F102"/>
+    <w:lvl w:ilvl="0">
+      <w:start w:val="1"/>
+      <w:numFmt w:val="bullet"/>
+      <w:lvlText w:val=""/>
+      <w:lvlJc w:val="left"/>
+      <w:pPr>
+        <w:ind w:left="720" w:hanging="360"/>
+      </w:pPr>
+      <w:rPr>
+        <w:rFonts w:ascii="Symbol" w:hAnsi="Symbol" w:hint="default"/>
+        <w:sz w:val="20"/>
+        <w:szCs w:val="20"/>
+      </w:rPr>
+    </w:lvl>
+    <w:lvl w:ilvl="1">
+      <w:start w:val="1"/>
+      <w:numFmt w:val="bullet"/>
+      <w:lvlText w:val="o"/>
+      <w:lvlJc w:val="left"/>
+      <w:pPr>
+        <w:ind w:left="1440" w:hanging="360"/>
+      </w:pPr>
+      <w:rPr>
+        <w:rFonts w:ascii="Courier New" w:eastAsia="Courier New" w:hAnsi="Courier New" w:cs="Courier New"/>
+      </w:rPr>
+    </w:lvl>
+    <w:lvl w:ilvl="2">
+      <w:start w:val="1"/>
+      <w:numFmt w:val="bullet"/>
+      <w:lvlText w:val="▪"/>
+      <w:lvlJc w:val="left"/>
+      <w:pPr>
+        <w:ind w:left="2160" w:hanging="360"/>
+      </w:pPr>
+      <w:rPr>
+        <w:rFonts w:ascii="Noto Sans Symbols" w:eastAsia="Noto Sans Symbols" w:hAnsi="Noto Sans Symbols" w:cs="Noto Sans Symbols"/>
+      </w:rPr>
+    </w:lvl>
+    <w:lvl w:ilvl="3">
+      <w:start w:val="1"/>
+      <w:numFmt w:val="bullet"/>
+      <w:lvlText w:val="●"/>
+      <w:lvlJc w:val="left"/>
+      <w:pPr>
+        <w:ind w:left="2880" w:hanging="360"/>
+      </w:pPr>
+      <w:rPr>
+        <w:rFonts w:ascii="Noto Sans Symbols" w:eastAsia="Noto Sans Symbols" w:hAnsi="Noto Sans Symbols" w:cs="Noto Sans Symbols"/>
+      </w:rPr>
+    </w:lvl>
+    <w:lvl w:ilvl="4">
+      <w:start w:val="1"/>
+      <w:numFmt w:val="bullet"/>
+      <w:lvlText w:val="o"/>
+      <w:lvlJc w:val="left"/>
+      <w:pPr>
+        <w:ind w:left="3600" w:hanging="360"/>
+      </w:pPr>
+      <w:rPr>
+        <w:rFonts w:ascii="Courier New" w:eastAsia="Courier New" w:hAnsi="Courier New" w:cs="Courier New"/>
+      </w:rPr>
+    </w:lvl>
+    <w:lvl w:ilvl="5">
+      <w:start w:val="1"/>
+      <w:numFmt w:val="bullet"/>
+      <w:lvlText w:val="▪"/>
+      <w:lvlJc w:val="left"/>
+      <w:pPr>
+        <w:ind w:left="4320" w:hanging="360"/>
+      </w:pPr>
+      <w:rPr>
+        <w:rFonts w:ascii="Noto Sans Symbols" w:eastAsia="Noto Sans Symbols" w:hAnsi="Noto Sans Symbols" w:cs="Noto Sans Symbols"/>
+      </w:rPr>
+    </w:lvl>
+    <w:lvl w:ilvl="6">
+      <w:start w:val="1"/>
+      <w:numFmt w:val="bullet"/>
+      <w:lvlText w:val="●"/>
+      <w:lvlJc w:val="left"/>
+      <w:pPr>
+        <w:ind w:left="5040" w:hanging="360"/>
+      </w:pPr>
+      <w:rPr>
+        <w:rFonts w:ascii="Noto Sans Symbols" w:eastAsia="Noto Sans Symbols" w:hAnsi="Noto Sans Symbols" w:cs="Noto Sans Symbols"/>
+      </w:rPr>
+    </w:lvl>
+    <w:lvl w:ilvl="7">
+      <w:start w:val="1"/>
+      <w:numFmt w:val="bullet"/>
+      <w:lvlText w:val="o"/>
+      <w:lvlJc w:val="left"/>
+      <w:pPr>
+        <w:ind w:left="5760" w:hanging="360"/>
+      </w:pPr>
+      <w:rPr>
+        <w:rFonts w:ascii="Courier New" w:eastAsia="Courier New" w:hAnsi="Courier New" w:cs="Courier New"/>
+      </w:rPr>
+    </w:lvl>
+    <w:lvl w:ilvl="8">
+      <w:start w:val="1"/>
+      <w:numFmt w:val="bullet"/>
+      <w:lvlText w:val="▪"/>
+      <w:lvlJc w:val="left"/>
+      <w:pPr>
+        <w:ind w:left="6480" w:hanging="360"/>
+      </w:pPr>
+      <w:rPr>
+        <w:rFonts w:ascii="Noto Sans Symbols" w:eastAsia="Noto Sans Symbols" w:hAnsi="Noto Sans Symbols" w:cs="Noto Sans Symbols"/>
+      </w:rPr>
+    </w:lvl>
+  </w:abstractNum>
+  <w:abstractNum w:abstractNumId="18" w15:restartNumberingAfterBreak="0">
     <w:nsid w:val="25B71209"/>
     <w:multiLevelType w:val="hybridMultilevel"/>
     <w:tmpl w:val="363268DE"/>
@@ -6453,7 +8839,7 @@
       </w:rPr>
     </w:lvl>
   </w:abstractNum>
-  <w:abstractNum w:abstractNumId="13" w15:restartNumberingAfterBreak="0">
+  <w:abstractNum w:abstractNumId="19" w15:restartNumberingAfterBreak="0">
     <w:nsid w:val="2748390A"/>
     <w:multiLevelType w:val="hybridMultilevel"/>
     <w:tmpl w:val="C8F4CC94"/>
@@ -6566,7 +8952,7 @@
       </w:rPr>
     </w:lvl>
   </w:abstractNum>
-  <w:abstractNum w:abstractNumId="14" w15:restartNumberingAfterBreak="0">
+  <w:abstractNum w:abstractNumId="20" w15:restartNumberingAfterBreak="0">
     <w:nsid w:val="28D70351"/>
     <w:multiLevelType w:val="hybridMultilevel"/>
     <w:tmpl w:val="CE8C7870"/>
@@ -6679,7 +9065,7 @@
       </w:rPr>
     </w:lvl>
   </w:abstractNum>
-  <w:abstractNum w:abstractNumId="15" w15:restartNumberingAfterBreak="0">
+  <w:abstractNum w:abstractNumId="21" w15:restartNumberingAfterBreak="0">
     <w:nsid w:val="28F15C1F"/>
     <w:multiLevelType w:val="hybridMultilevel"/>
     <w:tmpl w:val="C270D66A"/>
@@ -6792,7 +9178,7 @@
       </w:rPr>
     </w:lvl>
   </w:abstractNum>
-  <w:abstractNum w:abstractNumId="16" w15:restartNumberingAfterBreak="0">
+  <w:abstractNum w:abstractNumId="22" w15:restartNumberingAfterBreak="0">
     <w:nsid w:val="3050291A"/>
     <w:multiLevelType w:val="multilevel"/>
     <w:tmpl w:val="8E246422"/>
@@ -6907,7 +9293,7 @@
       </w:rPr>
     </w:lvl>
   </w:abstractNum>
-  <w:abstractNum w:abstractNumId="17" w15:restartNumberingAfterBreak="0">
+  <w:abstractNum w:abstractNumId="23" w15:restartNumberingAfterBreak="0">
     <w:nsid w:val="3DCE42A1"/>
     <w:multiLevelType w:val="hybridMultilevel"/>
     <w:tmpl w:val="99E6761A"/>
@@ -6996,7 +9382,7 @@
       </w:pPr>
     </w:lvl>
   </w:abstractNum>
-  <w:abstractNum w:abstractNumId="18" w15:restartNumberingAfterBreak="0">
+  <w:abstractNum w:abstractNumId="24" w15:restartNumberingAfterBreak="0">
     <w:nsid w:val="3E101C5B"/>
     <w:multiLevelType w:val="hybridMultilevel"/>
     <w:tmpl w:val="8258D9BE"/>
@@ -7085,7 +9471,7 @@
       </w:pPr>
     </w:lvl>
   </w:abstractNum>
-  <w:abstractNum w:abstractNumId="19" w15:restartNumberingAfterBreak="0">
+  <w:abstractNum w:abstractNumId="25" w15:restartNumberingAfterBreak="0">
     <w:nsid w:val="3F305914"/>
     <w:multiLevelType w:val="multilevel"/>
     <w:tmpl w:val="F3A6BF16"/>
@@ -7200,7 +9586,7 @@
       </w:rPr>
     </w:lvl>
   </w:abstractNum>
-  <w:abstractNum w:abstractNumId="20" w15:restartNumberingAfterBreak="0">
+  <w:abstractNum w:abstractNumId="26" w15:restartNumberingAfterBreak="0">
     <w:nsid w:val="4492553B"/>
     <w:multiLevelType w:val="hybridMultilevel"/>
     <w:tmpl w:val="FABCA4C8"/>
@@ -7313,7 +9699,7 @@
       </w:rPr>
     </w:lvl>
   </w:abstractNum>
-  <w:abstractNum w:abstractNumId="21" w15:restartNumberingAfterBreak="0">
+  <w:abstractNum w:abstractNumId="27" w15:restartNumberingAfterBreak="0">
     <w:nsid w:val="44C863F6"/>
     <w:multiLevelType w:val="hybridMultilevel"/>
     <w:tmpl w:val="32F0A1D6"/>
@@ -7426,7 +9812,7 @@
       </w:rPr>
     </w:lvl>
   </w:abstractNum>
-  <w:abstractNum w:abstractNumId="22" w15:restartNumberingAfterBreak="0">
+  <w:abstractNum w:abstractNumId="28" w15:restartNumberingAfterBreak="0">
     <w:nsid w:val="45BE5413"/>
     <w:multiLevelType w:val="hybridMultilevel"/>
     <w:tmpl w:val="58AA0DF0"/>
@@ -7539,7 +9925,123 @@
       </w:rPr>
     </w:lvl>
   </w:abstractNum>
-  <w:abstractNum w:abstractNumId="23" w15:restartNumberingAfterBreak="0">
+  <w:abstractNum w:abstractNumId="29" w15:restartNumberingAfterBreak="0">
+    <w:nsid w:val="4C634232"/>
+    <w:multiLevelType w:val="multilevel"/>
+    <w:tmpl w:val="17F2F09A"/>
+    <w:lvl w:ilvl="0">
+      <w:start w:val="1"/>
+      <w:numFmt w:val="bullet"/>
+      <w:lvlText w:val=""/>
+      <w:lvlJc w:val="left"/>
+      <w:pPr>
+        <w:ind w:left="720" w:hanging="360"/>
+      </w:pPr>
+      <w:rPr>
+        <w:rFonts w:ascii="Symbol" w:hAnsi="Symbol" w:hint="default"/>
+        <w:sz w:val="20"/>
+        <w:szCs w:val="20"/>
+        <w:u w:val="none"/>
+      </w:rPr>
+    </w:lvl>
+    <w:lvl w:ilvl="1">
+      <w:start w:val="1"/>
+      <w:numFmt w:val="bullet"/>
+      <w:lvlText w:val="○"/>
+      <w:lvlJc w:val="left"/>
+      <w:pPr>
+        <w:ind w:left="1440" w:hanging="360"/>
+      </w:pPr>
+      <w:rPr>
+        <w:u w:val="none"/>
+      </w:rPr>
+    </w:lvl>
+    <w:lvl w:ilvl="2">
+      <w:start w:val="1"/>
+      <w:numFmt w:val="bullet"/>
+      <w:lvlText w:val="■"/>
+      <w:lvlJc w:val="left"/>
+      <w:pPr>
+        <w:ind w:left="2160" w:hanging="360"/>
+      </w:pPr>
+      <w:rPr>
+        <w:u w:val="none"/>
+      </w:rPr>
+    </w:lvl>
+    <w:lvl w:ilvl="3">
+      <w:start w:val="1"/>
+      <w:numFmt w:val="bullet"/>
+      <w:lvlText w:val="●"/>
+      <w:lvlJc w:val="left"/>
+      <w:pPr>
+        <w:ind w:left="2880" w:hanging="360"/>
+      </w:pPr>
+      <w:rPr>
+        <w:u w:val="none"/>
+      </w:rPr>
+    </w:lvl>
+    <w:lvl w:ilvl="4">
+      <w:start w:val="1"/>
+      <w:numFmt w:val="bullet"/>
+      <w:lvlText w:val="○"/>
+      <w:lvlJc w:val="left"/>
+      <w:pPr>
+        <w:ind w:left="3600" w:hanging="360"/>
+      </w:pPr>
+      <w:rPr>
+        <w:u w:val="none"/>
+      </w:rPr>
+    </w:lvl>
+    <w:lvl w:ilvl="5">
+      <w:start w:val="1"/>
+      <w:numFmt w:val="bullet"/>
+      <w:lvlText w:val="■"/>
+      <w:lvlJc w:val="left"/>
+      <w:pPr>
+        <w:ind w:left="4320" w:hanging="360"/>
+      </w:pPr>
+      <w:rPr>
+        <w:u w:val="none"/>
+      </w:rPr>
+    </w:lvl>
+    <w:lvl w:ilvl="6">
+      <w:start w:val="1"/>
+      <w:numFmt w:val="bullet"/>
+      <w:lvlText w:val="●"/>
+      <w:lvlJc w:val="left"/>
+      <w:pPr>
+        <w:ind w:left="5040" w:hanging="360"/>
+      </w:pPr>
+      <w:rPr>
+        <w:u w:val="none"/>
+      </w:rPr>
+    </w:lvl>
+    <w:lvl w:ilvl="7">
+      <w:start w:val="1"/>
+      <w:numFmt w:val="bullet"/>
+      <w:lvlText w:val="○"/>
+      <w:lvlJc w:val="left"/>
+      <w:pPr>
+        <w:ind w:left="5760" w:hanging="360"/>
+      </w:pPr>
+      <w:rPr>
+        <w:u w:val="none"/>
+      </w:rPr>
+    </w:lvl>
+    <w:lvl w:ilvl="8">
+      <w:start w:val="1"/>
+      <w:numFmt w:val="bullet"/>
+      <w:lvlText w:val="■"/>
+      <w:lvlJc w:val="left"/>
+      <w:pPr>
+        <w:ind w:left="6480" w:hanging="360"/>
+      </w:pPr>
+      <w:rPr>
+        <w:u w:val="none"/>
+      </w:rPr>
+    </w:lvl>
+  </w:abstractNum>
+  <w:abstractNum w:abstractNumId="30" w15:restartNumberingAfterBreak="0">
     <w:nsid w:val="4F635904"/>
     <w:multiLevelType w:val="multilevel"/>
     <w:tmpl w:val="CBC6FF28"/>
@@ -7654,7 +10156,7 @@
       </w:rPr>
     </w:lvl>
   </w:abstractNum>
-  <w:abstractNum w:abstractNumId="24" w15:restartNumberingAfterBreak="0">
+  <w:abstractNum w:abstractNumId="31" w15:restartNumberingAfterBreak="0">
     <w:nsid w:val="501C09F4"/>
     <w:multiLevelType w:val="hybridMultilevel"/>
     <w:tmpl w:val="339E9BA2"/>
@@ -7767,7 +10269,7 @@
       </w:rPr>
     </w:lvl>
   </w:abstractNum>
-  <w:abstractNum w:abstractNumId="25" w15:restartNumberingAfterBreak="0">
+  <w:abstractNum w:abstractNumId="32" w15:restartNumberingAfterBreak="0">
     <w:nsid w:val="57BF0213"/>
     <w:multiLevelType w:val="hybridMultilevel"/>
     <w:tmpl w:val="96C483B6"/>
@@ -7880,7 +10382,122 @@
       </w:rPr>
     </w:lvl>
   </w:abstractNum>
-  <w:abstractNum w:abstractNumId="26" w15:restartNumberingAfterBreak="0">
+  <w:abstractNum w:abstractNumId="33" w15:restartNumberingAfterBreak="0">
+    <w:nsid w:val="5B3F59E1"/>
+    <w:multiLevelType w:val="multilevel"/>
+    <w:tmpl w:val="34CAB62A"/>
+    <w:lvl w:ilvl="0">
+      <w:start w:val="1"/>
+      <w:numFmt w:val="bullet"/>
+      <w:lvlText w:val=""/>
+      <w:lvlJc w:val="left"/>
+      <w:pPr>
+        <w:ind w:left="720" w:hanging="360"/>
+      </w:pPr>
+      <w:rPr>
+        <w:rFonts w:ascii="Symbol" w:hAnsi="Symbol" w:hint="default"/>
+        <w:sz w:val="20"/>
+        <w:szCs w:val="20"/>
+      </w:rPr>
+    </w:lvl>
+    <w:lvl w:ilvl="1">
+      <w:start w:val="1"/>
+      <w:numFmt w:val="bullet"/>
+      <w:lvlText w:val="o"/>
+      <w:lvlJc w:val="left"/>
+      <w:pPr>
+        <w:ind w:left="1440" w:hanging="360"/>
+      </w:pPr>
+      <w:rPr>
+        <w:rFonts w:ascii="Courier New" w:eastAsia="Courier New" w:hAnsi="Courier New" w:cs="Courier New"/>
+      </w:rPr>
+    </w:lvl>
+    <w:lvl w:ilvl="2">
+      <w:start w:val="1"/>
+      <w:numFmt w:val="bullet"/>
+      <w:lvlText w:val="▪"/>
+      <w:lvlJc w:val="left"/>
+      <w:pPr>
+        <w:ind w:left="2160" w:hanging="360"/>
+      </w:pPr>
+      <w:rPr>
+        <w:rFonts w:ascii="Noto Sans Symbols" w:eastAsia="Noto Sans Symbols" w:hAnsi="Noto Sans Symbols" w:cs="Noto Sans Symbols"/>
+      </w:rPr>
+    </w:lvl>
+    <w:lvl w:ilvl="3">
+      <w:start w:val="1"/>
+      <w:numFmt w:val="bullet"/>
+      <w:lvlText w:val="●"/>
+      <w:lvlJc w:val="left"/>
+      <w:pPr>
+        <w:ind w:left="2880" w:hanging="360"/>
+      </w:pPr>
+      <w:rPr>
+        <w:rFonts w:ascii="Noto Sans Symbols" w:eastAsia="Noto Sans Symbols" w:hAnsi="Noto Sans Symbols" w:cs="Noto Sans Symbols"/>
+      </w:rPr>
+    </w:lvl>
+    <w:lvl w:ilvl="4">
+      <w:start w:val="1"/>
+      <w:numFmt w:val="bullet"/>
+      <w:lvlText w:val="o"/>
+      <w:lvlJc w:val="left"/>
+      <w:pPr>
+        <w:ind w:left="3600" w:hanging="360"/>
+      </w:pPr>
+      <w:rPr>
+        <w:rFonts w:ascii="Courier New" w:eastAsia="Courier New" w:hAnsi="Courier New" w:cs="Courier New"/>
+      </w:rPr>
+    </w:lvl>
+    <w:lvl w:ilvl="5">
+      <w:start w:val="1"/>
+      <w:numFmt w:val="bullet"/>
+      <w:lvlText w:val="▪"/>
+      <w:lvlJc w:val="left"/>
+      <w:pPr>
+        <w:ind w:left="4320" w:hanging="360"/>
+      </w:pPr>
+      <w:rPr>
+        <w:rFonts w:ascii="Noto Sans Symbols" w:eastAsia="Noto Sans Symbols" w:hAnsi="Noto Sans Symbols" w:cs="Noto Sans Symbols"/>
+      </w:rPr>
+    </w:lvl>
+    <w:lvl w:ilvl="6">
+      <w:start w:val="1"/>
+      <w:numFmt w:val="bullet"/>
+      <w:lvlText w:val="●"/>
+      <w:lvlJc w:val="left"/>
+      <w:pPr>
+        <w:ind w:left="5040" w:hanging="360"/>
+      </w:pPr>
+      <w:rPr>
+        <w:rFonts w:ascii="Noto Sans Symbols" w:eastAsia="Noto Sans Symbols" w:hAnsi="Noto Sans Symbols" w:cs="Noto Sans Symbols"/>
+      </w:rPr>
+    </w:lvl>
+    <w:lvl w:ilvl="7">
+      <w:start w:val="1"/>
+      <w:numFmt w:val="bullet"/>
+      <w:lvlText w:val="o"/>
+      <w:lvlJc w:val="left"/>
+      <w:pPr>
+        <w:ind w:left="5760" w:hanging="360"/>
+      </w:pPr>
+      <w:rPr>
+        <w:rFonts w:ascii="Courier New" w:eastAsia="Courier New" w:hAnsi="Courier New" w:cs="Courier New"/>
+      </w:rPr>
+    </w:lvl>
+    <w:lvl w:ilvl="8">
+      <w:start w:val="1"/>
+      <w:numFmt w:val="bullet"/>
+      <w:lvlText w:val="▪"/>
+      <w:lvlJc w:val="left"/>
+      <w:pPr>
+        <w:ind w:left="6480" w:hanging="360"/>
+      </w:pPr>
+      <w:rPr>
+        <w:rFonts w:ascii="Noto Sans Symbols" w:eastAsia="Noto Sans Symbols" w:hAnsi="Noto Sans Symbols" w:cs="Noto Sans Symbols"/>
+      </w:rPr>
+    </w:lvl>
+  </w:abstractNum>
+  <w:abstractNum w:abstractNumId="34" w15:restartNumberingAfterBreak="0">
     <w:nsid w:val="5F3A6E4B"/>
     <w:multiLevelType w:val="multilevel"/>
     <w:tmpl w:val="D8C8EE04"/>
@@ -7995,7 +10612,120 @@
       </w:rPr>
     </w:lvl>
   </w:abstractNum>
-  <w:abstractNum w:abstractNumId="27" w15:restartNumberingAfterBreak="0">
+  <w:abstractNum w:abstractNumId="35" w15:restartNumberingAfterBreak="0">
+    <w:nsid w:val="68236137"/>
+    <w:multiLevelType w:val="hybridMultilevel"/>
+    <w:tmpl w:val="D578F3F8"/>
+    <w:lvl w:ilvl="0" w:tplc="73C4A79C">
+      <w:start w:val="1"/>
+      <w:numFmt w:val="bullet"/>
+      <w:lvlText w:val=""/>
+      <w:lvlJc w:val="left"/>
+      <w:pPr>
+        <w:ind w:left="720" w:hanging="360"/>
+      </w:pPr>
+      <w:rPr>
+        <w:rFonts w:ascii="Symbol" w:hAnsi="Symbol" w:hint="default"/>
+      </w:rPr>
+    </w:lvl>
+    <w:lvl w:ilvl="1" w:tplc="FFFFFFFF" w:tentative="1">
+      <w:start w:val="1"/>
+      <w:numFmt w:val="bullet"/>
+      <w:lvlText w:val="o"/>
+      <w:lvlJc w:val="left"/>
+      <w:pPr>
+        <w:ind w:left="1440" w:hanging="360"/>
+      </w:pPr>
+      <w:rPr>
+        <w:rFonts w:ascii="Courier New" w:hAnsi="Courier New" w:cs="Courier New" w:hint="default"/>
+      </w:rPr>
+    </w:lvl>
+    <w:lvl w:ilvl="2" w:tplc="FFFFFFFF" w:tentative="1">
+      <w:start w:val="1"/>
+      <w:numFmt w:val="bullet"/>
+      <w:lvlText w:val=""/>
+      <w:lvlJc w:val="left"/>
+      <w:pPr>
+        <w:ind w:left="2160" w:hanging="360"/>
+      </w:pPr>
+      <w:rPr>
+        <w:rFonts w:ascii="Wingdings" w:hAnsi="Wingdings" w:hint="default"/>
+      </w:rPr>
+    </w:lvl>
+    <w:lvl w:ilvl="3" w:tplc="FFFFFFFF" w:tentative="1">
+      <w:start w:val="1"/>
+      <w:numFmt w:val="bullet"/>
+      <w:lvlText w:val=""/>
+      <w:lvlJc w:val="left"/>
+      <w:pPr>
+        <w:ind w:left="2880" w:hanging="360"/>
+      </w:pPr>
+      <w:rPr>
+        <w:rFonts w:ascii="Symbol" w:hAnsi="Symbol" w:hint="default"/>
+      </w:rPr>
+    </w:lvl>
+    <w:lvl w:ilvl="4" w:tplc="FFFFFFFF" w:tentative="1">
+      <w:start w:val="1"/>
+      <w:numFmt w:val="bullet"/>
+      <w:lvlText w:val="o"/>
+      <w:lvlJc w:val="left"/>
+      <w:pPr>
+        <w:ind w:left="3600" w:hanging="360"/>
+      </w:pPr>
+      <w:rPr>
+        <w:rFonts w:ascii="Courier New" w:hAnsi="Courier New" w:cs="Courier New" w:hint="default"/>
+      </w:rPr>
+    </w:lvl>
+    <w:lvl w:ilvl="5" w:tplc="FFFFFFFF" w:tentative="1">
+      <w:start w:val="1"/>
+      <w:numFmt w:val="bullet"/>
+      <w:lvlText w:val=""/>
+      <w:lvlJc w:val="left"/>
+      <w:pPr>
+        <w:ind w:left="4320" w:hanging="360"/>
+      </w:pPr>
+      <w:rPr>
+        <w:rFonts w:ascii="Wingdings" w:hAnsi="Wingdings" w:hint="default"/>
+      </w:rPr>
+    </w:lvl>
+    <w:lvl w:ilvl="6" w:tplc="FFFFFFFF" w:tentative="1">
+      <w:start w:val="1"/>
+      <w:numFmt w:val="bullet"/>
+      <w:lvlText w:val=""/>
+      <w:lvlJc w:val="left"/>
+      <w:pPr>
+        <w:ind w:left="5040" w:hanging="360"/>
+      </w:pPr>
+      <w:rPr>
+        <w:rFonts w:ascii="Symbol" w:hAnsi="Symbol" w:hint="default"/>
+      </w:rPr>
+    </w:lvl>
+    <w:lvl w:ilvl="7" w:tplc="FFFFFFFF" w:tentative="1">
+      <w:start w:val="1"/>
+      <w:numFmt w:val="bullet"/>
+      <w:lvlText w:val="o"/>
+      <w:lvlJc w:val="left"/>
+      <w:pPr>
+        <w:ind w:left="5760" w:hanging="360"/>
+      </w:pPr>
+      <w:rPr>
+        <w:rFonts w:ascii="Courier New" w:hAnsi="Courier New" w:cs="Courier New" w:hint="default"/>
+      </w:rPr>
+    </w:lvl>
+    <w:lvl w:ilvl="8" w:tplc="FFFFFFFF" w:tentative="1">
+      <w:start w:val="1"/>
+      <w:numFmt w:val="bullet"/>
+      <w:lvlText w:val=""/>
+      <w:lvlJc w:val="left"/>
+      <w:pPr>
+        <w:ind w:left="6480" w:hanging="360"/>
+      </w:pPr>
+      <w:rPr>
+        <w:rFonts w:ascii="Wingdings" w:hAnsi="Wingdings" w:hint="default"/>
+      </w:rPr>
+    </w:lvl>
+  </w:abstractNum>
+  <w:abstractNum w:abstractNumId="36" w15:restartNumberingAfterBreak="0">
     <w:nsid w:val="68C77310"/>
     <w:multiLevelType w:val="multilevel"/>
     <w:tmpl w:val="22149CDA"/>
@@ -8110,7 +10840,235 @@
       </w:rPr>
     </w:lvl>
   </w:abstractNum>
-  <w:abstractNum w:abstractNumId="28" w15:restartNumberingAfterBreak="0">
+  <w:abstractNum w:abstractNumId="37" w15:restartNumberingAfterBreak="0">
+    <w:nsid w:val="69DD1559"/>
+    <w:multiLevelType w:val="hybridMultilevel"/>
+    <w:tmpl w:val="C3E8149E"/>
+    <w:lvl w:ilvl="0" w:tplc="73C4A79C">
+      <w:start w:val="1"/>
+      <w:numFmt w:val="bullet"/>
+      <w:lvlText w:val=""/>
+      <w:lvlJc w:val="left"/>
+      <w:pPr>
+        <w:ind w:left="720" w:hanging="360"/>
+      </w:pPr>
+      <w:rPr>
+        <w:rFonts w:ascii="Symbol" w:hAnsi="Symbol" w:hint="default"/>
+      </w:rPr>
+    </w:lvl>
+    <w:lvl w:ilvl="1" w:tplc="FFFFFFFF" w:tentative="1">
+      <w:start w:val="1"/>
+      <w:numFmt w:val="bullet"/>
+      <w:lvlText w:val="o"/>
+      <w:lvlJc w:val="left"/>
+      <w:pPr>
+        <w:ind w:left="1440" w:hanging="360"/>
+      </w:pPr>
+      <w:rPr>
+        <w:rFonts w:ascii="Courier New" w:hAnsi="Courier New" w:cs="Courier New" w:hint="default"/>
+      </w:rPr>
+    </w:lvl>
+    <w:lvl w:ilvl="2" w:tplc="FFFFFFFF" w:tentative="1">
+      <w:start w:val="1"/>
+      <w:numFmt w:val="bullet"/>
+      <w:lvlText w:val=""/>
+      <w:lvlJc w:val="left"/>
+      <w:pPr>
+        <w:ind w:left="2160" w:hanging="360"/>
+      </w:pPr>
+      <w:rPr>
+        <w:rFonts w:ascii="Wingdings" w:hAnsi="Wingdings" w:hint="default"/>
+      </w:rPr>
+    </w:lvl>
+    <w:lvl w:ilvl="3" w:tplc="FFFFFFFF" w:tentative="1">
+      <w:start w:val="1"/>
+      <w:numFmt w:val="bullet"/>
+      <w:lvlText w:val=""/>
+      <w:lvlJc w:val="left"/>
+      <w:pPr>
+        <w:ind w:left="2880" w:hanging="360"/>
+      </w:pPr>
+      <w:rPr>
+        <w:rFonts w:ascii="Symbol" w:hAnsi="Symbol" w:hint="default"/>
+      </w:rPr>
+    </w:lvl>
+    <w:lvl w:ilvl="4" w:tplc="FFFFFFFF" w:tentative="1">
+      <w:start w:val="1"/>
+      <w:numFmt w:val="bullet"/>
+      <w:lvlText w:val="o"/>
+      <w:lvlJc w:val="left"/>
+      <w:pPr>
+        <w:ind w:left="3600" w:hanging="360"/>
+      </w:pPr>
+      <w:rPr>
+        <w:rFonts w:ascii="Courier New" w:hAnsi="Courier New" w:cs="Courier New" w:hint="default"/>
+      </w:rPr>
+    </w:lvl>
+    <w:lvl w:ilvl="5" w:tplc="FFFFFFFF" w:tentative="1">
+      <w:start w:val="1"/>
+      <w:numFmt w:val="bullet"/>
+      <w:lvlText w:val=""/>
+      <w:lvlJc w:val="left"/>
+      <w:pPr>
+        <w:ind w:left="4320" w:hanging="360"/>
+      </w:pPr>
+      <w:rPr>
+        <w:rFonts w:ascii="Wingdings" w:hAnsi="Wingdings" w:hint="default"/>
+      </w:rPr>
+    </w:lvl>
+    <w:lvl w:ilvl="6" w:tplc="FFFFFFFF" w:tentative="1">
+      <w:start w:val="1"/>
+      <w:numFmt w:val="bullet"/>
+      <w:lvlText w:val=""/>
+      <w:lvlJc w:val="left"/>
+      <w:pPr>
+        <w:ind w:left="5040" w:hanging="360"/>
+      </w:pPr>
+      <w:rPr>
+        <w:rFonts w:ascii="Symbol" w:hAnsi="Symbol" w:hint="default"/>
+      </w:rPr>
+    </w:lvl>
+    <w:lvl w:ilvl="7" w:tplc="FFFFFFFF" w:tentative="1">
+      <w:start w:val="1"/>
+      <w:numFmt w:val="bullet"/>
+      <w:lvlText w:val="o"/>
+      <w:lvlJc w:val="left"/>
+      <w:pPr>
+        <w:ind w:left="5760" w:hanging="360"/>
+      </w:pPr>
+      <w:rPr>
+        <w:rFonts w:ascii="Courier New" w:hAnsi="Courier New" w:cs="Courier New" w:hint="default"/>
+      </w:rPr>
+    </w:lvl>
+    <w:lvl w:ilvl="8" w:tplc="FFFFFFFF" w:tentative="1">
+      <w:start w:val="1"/>
+      <w:numFmt w:val="bullet"/>
+      <w:lvlText w:val=""/>
+      <w:lvlJc w:val="left"/>
+      <w:pPr>
+        <w:ind w:left="6480" w:hanging="360"/>
+      </w:pPr>
+      <w:rPr>
+        <w:rFonts w:ascii="Wingdings" w:hAnsi="Wingdings" w:hint="default"/>
+      </w:rPr>
+    </w:lvl>
+  </w:abstractNum>
+  <w:abstractNum w:abstractNumId="38" w15:restartNumberingAfterBreak="0">
+    <w:nsid w:val="6C315F8F"/>
+    <w:multiLevelType w:val="multilevel"/>
+    <w:tmpl w:val="0002AB9A"/>
+    <w:lvl w:ilvl="0">
+      <w:start w:val="1"/>
+      <w:numFmt w:val="bullet"/>
+      <w:lvlText w:val=""/>
+      <w:lvlJc w:val="left"/>
+      <w:pPr>
+        <w:ind w:left="720" w:hanging="360"/>
+      </w:pPr>
+      <w:rPr>
+        <w:rFonts w:ascii="Symbol" w:hAnsi="Symbol" w:hint="default"/>
+        <w:sz w:val="20"/>
+        <w:szCs w:val="20"/>
+      </w:rPr>
+    </w:lvl>
+    <w:lvl w:ilvl="1">
+      <w:start w:val="1"/>
+      <w:numFmt w:val="bullet"/>
+      <w:lvlText w:val="o"/>
+      <w:lvlJc w:val="left"/>
+      <w:pPr>
+        <w:ind w:left="1440" w:hanging="360"/>
+      </w:pPr>
+      <w:rPr>
+        <w:rFonts w:ascii="Courier New" w:eastAsia="Courier New" w:hAnsi="Courier New" w:cs="Courier New"/>
+      </w:rPr>
+    </w:lvl>
+    <w:lvl w:ilvl="2">
+      <w:start w:val="1"/>
+      <w:numFmt w:val="bullet"/>
+      <w:lvlText w:val="▪"/>
+      <w:lvlJc w:val="left"/>
+      <w:pPr>
+        <w:ind w:left="2160" w:hanging="360"/>
+      </w:pPr>
+      <w:rPr>
+        <w:rFonts w:ascii="Noto Sans Symbols" w:eastAsia="Noto Sans Symbols" w:hAnsi="Noto Sans Symbols" w:cs="Noto Sans Symbols"/>
+      </w:rPr>
+    </w:lvl>
+    <w:lvl w:ilvl="3">
+      <w:start w:val="1"/>
+      <w:numFmt w:val="bullet"/>
+      <w:lvlText w:val="●"/>
+      <w:lvlJc w:val="left"/>
+      <w:pPr>
+        <w:ind w:left="2880" w:hanging="360"/>
+      </w:pPr>
+      <w:rPr>
+        <w:rFonts w:ascii="Noto Sans Symbols" w:eastAsia="Noto Sans Symbols" w:hAnsi="Noto Sans Symbols" w:cs="Noto Sans Symbols"/>
+      </w:rPr>
+    </w:lvl>
+    <w:lvl w:ilvl="4">
+      <w:start w:val="1"/>
+      <w:numFmt w:val="bullet"/>
+      <w:lvlText w:val="o"/>
+      <w:lvlJc w:val="left"/>
+      <w:pPr>
+        <w:ind w:left="3600" w:hanging="360"/>
+      </w:pPr>
+      <w:rPr>
+        <w:rFonts w:ascii="Courier New" w:eastAsia="Courier New" w:hAnsi="Courier New" w:cs="Courier New"/>
+      </w:rPr>
+    </w:lvl>
+    <w:lvl w:ilvl="5">
+      <w:start w:val="1"/>
+      <w:numFmt w:val="bullet"/>
+      <w:lvlText w:val="▪"/>
+      <w:lvlJc w:val="left"/>
+      <w:pPr>
+        <w:ind w:left="4320" w:hanging="360"/>
+      </w:pPr>
+      <w:rPr>
+        <w:rFonts w:ascii="Noto Sans Symbols" w:eastAsia="Noto Sans Symbols" w:hAnsi="Noto Sans Symbols" w:cs="Noto Sans Symbols"/>
+      </w:rPr>
+    </w:lvl>
+    <w:lvl w:ilvl="6">
+      <w:start w:val="1"/>
+      <w:numFmt w:val="bullet"/>
+      <w:lvlText w:val="●"/>
+      <w:lvlJc w:val="left"/>
+      <w:pPr>
+        <w:ind w:left="5040" w:hanging="360"/>
+      </w:pPr>
+      <w:rPr>
+        <w:rFonts w:ascii="Noto Sans Symbols" w:eastAsia="Noto Sans Symbols" w:hAnsi="Noto Sans Symbols" w:cs="Noto Sans Symbols"/>
+      </w:rPr>
+    </w:lvl>
+    <w:lvl w:ilvl="7">
+      <w:start w:val="1"/>
+      <w:numFmt w:val="bullet"/>
+      <w:lvlText w:val="o"/>
+      <w:lvlJc w:val="left"/>
+      <w:pPr>
+        <w:ind w:left="5760" w:hanging="360"/>
+      </w:pPr>
+      <w:rPr>
+        <w:rFonts w:ascii="Courier New" w:eastAsia="Courier New" w:hAnsi="Courier New" w:cs="Courier New"/>
+      </w:rPr>
+    </w:lvl>
+    <w:lvl w:ilvl="8">
+      <w:start w:val="1"/>
+      <w:numFmt w:val="bullet"/>
+      <w:lvlText w:val="▪"/>
+      <w:lvlJc w:val="left"/>
+      <w:pPr>
+        <w:ind w:left="6480" w:hanging="360"/>
+      </w:pPr>
+      <w:rPr>
+        <w:rFonts w:ascii="Noto Sans Symbols" w:eastAsia="Noto Sans Symbols" w:hAnsi="Noto Sans Symbols" w:cs="Noto Sans Symbols"/>
+      </w:rPr>
+    </w:lvl>
+  </w:abstractNum>
+  <w:abstractNum w:abstractNumId="39" w15:restartNumberingAfterBreak="0">
     <w:nsid w:val="6C622BC8"/>
     <w:multiLevelType w:val="hybridMultilevel"/>
     <w:tmpl w:val="C34843E4"/>
@@ -8223,7 +11181,235 @@
       </w:rPr>
     </w:lvl>
   </w:abstractNum>
-  <w:abstractNum w:abstractNumId="29" w15:restartNumberingAfterBreak="0">
+  <w:abstractNum w:abstractNumId="40" w15:restartNumberingAfterBreak="0">
+    <w:nsid w:val="71A510B7"/>
+    <w:multiLevelType w:val="multilevel"/>
+    <w:tmpl w:val="708AB956"/>
+    <w:lvl w:ilvl="0">
+      <w:start w:val="1"/>
+      <w:numFmt w:val="bullet"/>
+      <w:lvlText w:val=""/>
+      <w:lvlJc w:val="left"/>
+      <w:pPr>
+        <w:ind w:left="720" w:hanging="360"/>
+      </w:pPr>
+      <w:rPr>
+        <w:rFonts w:ascii="Symbol" w:hAnsi="Symbol" w:hint="default"/>
+        <w:sz w:val="20"/>
+        <w:szCs w:val="20"/>
+      </w:rPr>
+    </w:lvl>
+    <w:lvl w:ilvl="1">
+      <w:start w:val="1"/>
+      <w:numFmt w:val="bullet"/>
+      <w:lvlText w:val="o"/>
+      <w:lvlJc w:val="left"/>
+      <w:pPr>
+        <w:ind w:left="1440" w:hanging="360"/>
+      </w:pPr>
+      <w:rPr>
+        <w:rFonts w:ascii="Courier New" w:eastAsia="Courier New" w:hAnsi="Courier New" w:cs="Courier New"/>
+      </w:rPr>
+    </w:lvl>
+    <w:lvl w:ilvl="2">
+      <w:start w:val="1"/>
+      <w:numFmt w:val="bullet"/>
+      <w:lvlText w:val="▪"/>
+      <w:lvlJc w:val="left"/>
+      <w:pPr>
+        <w:ind w:left="2160" w:hanging="360"/>
+      </w:pPr>
+      <w:rPr>
+        <w:rFonts w:ascii="Noto Sans Symbols" w:eastAsia="Noto Sans Symbols" w:hAnsi="Noto Sans Symbols" w:cs="Noto Sans Symbols"/>
+      </w:rPr>
+    </w:lvl>
+    <w:lvl w:ilvl="3">
+      <w:start w:val="1"/>
+      <w:numFmt w:val="bullet"/>
+      <w:lvlText w:val="●"/>
+      <w:lvlJc w:val="left"/>
+      <w:pPr>
+        <w:ind w:left="2880" w:hanging="360"/>
+      </w:pPr>
+      <w:rPr>
+        <w:rFonts w:ascii="Noto Sans Symbols" w:eastAsia="Noto Sans Symbols" w:hAnsi="Noto Sans Symbols" w:cs="Noto Sans Symbols"/>
+      </w:rPr>
+    </w:lvl>
+    <w:lvl w:ilvl="4">
+      <w:start w:val="1"/>
+      <w:numFmt w:val="bullet"/>
+      <w:lvlText w:val="o"/>
+      <w:lvlJc w:val="left"/>
+      <w:pPr>
+        <w:ind w:left="3600" w:hanging="360"/>
+      </w:pPr>
+      <w:rPr>
+        <w:rFonts w:ascii="Courier New" w:eastAsia="Courier New" w:hAnsi="Courier New" w:cs="Courier New"/>
+      </w:rPr>
+    </w:lvl>
+    <w:lvl w:ilvl="5">
+      <w:start w:val="1"/>
+      <w:numFmt w:val="bullet"/>
+      <w:lvlText w:val="▪"/>
+      <w:lvlJc w:val="left"/>
+      <w:pPr>
+        <w:ind w:left="4320" w:hanging="360"/>
+      </w:pPr>
+      <w:rPr>
+        <w:rFonts w:ascii="Noto Sans Symbols" w:eastAsia="Noto Sans Symbols" w:hAnsi="Noto Sans Symbols" w:cs="Noto Sans Symbols"/>
+      </w:rPr>
+    </w:lvl>
+    <w:lvl w:ilvl="6">
+      <w:start w:val="1"/>
+      <w:numFmt w:val="bullet"/>
+      <w:lvlText w:val="●"/>
+      <w:lvlJc w:val="left"/>
+      <w:pPr>
+        <w:ind w:left="5040" w:hanging="360"/>
+      </w:pPr>
+      <w:rPr>
+        <w:rFonts w:ascii="Noto Sans Symbols" w:eastAsia="Noto Sans Symbols" w:hAnsi="Noto Sans Symbols" w:cs="Noto Sans Symbols"/>
+      </w:rPr>
+    </w:lvl>
+    <w:lvl w:ilvl="7">
+      <w:start w:val="1"/>
+      <w:numFmt w:val="bullet"/>
+      <w:lvlText w:val="o"/>
+      <w:lvlJc w:val="left"/>
+      <w:pPr>
+        <w:ind w:left="5760" w:hanging="360"/>
+      </w:pPr>
+      <w:rPr>
+        <w:rFonts w:ascii="Courier New" w:eastAsia="Courier New" w:hAnsi="Courier New" w:cs="Courier New"/>
+      </w:rPr>
+    </w:lvl>
+    <w:lvl w:ilvl="8">
+      <w:start w:val="1"/>
+      <w:numFmt w:val="bullet"/>
+      <w:lvlText w:val="▪"/>
+      <w:lvlJc w:val="left"/>
+      <w:pPr>
+        <w:ind w:left="6480" w:hanging="360"/>
+      </w:pPr>
+      <w:rPr>
+        <w:rFonts w:ascii="Noto Sans Symbols" w:eastAsia="Noto Sans Symbols" w:hAnsi="Noto Sans Symbols" w:cs="Noto Sans Symbols"/>
+      </w:rPr>
+    </w:lvl>
+  </w:abstractNum>
+  <w:abstractNum w:abstractNumId="41" w15:restartNumberingAfterBreak="0">
+    <w:nsid w:val="73ED22AC"/>
+    <w:multiLevelType w:val="hybridMultilevel"/>
+    <w:tmpl w:val="D20EEF14"/>
+    <w:lvl w:ilvl="0" w:tplc="73C4A79C">
+      <w:start w:val="1"/>
+      <w:numFmt w:val="bullet"/>
+      <w:lvlText w:val=""/>
+      <w:lvlJc w:val="left"/>
+      <w:pPr>
+        <w:ind w:left="720" w:hanging="360"/>
+      </w:pPr>
+      <w:rPr>
+        <w:rFonts w:ascii="Symbol" w:hAnsi="Symbol" w:hint="default"/>
+      </w:rPr>
+    </w:lvl>
+    <w:lvl w:ilvl="1" w:tplc="04090003" w:tentative="1">
+      <w:start w:val="1"/>
+      <w:numFmt w:val="bullet"/>
+      <w:lvlText w:val="o"/>
+      <w:lvlJc w:val="left"/>
+      <w:pPr>
+        <w:ind w:left="1440" w:hanging="360"/>
+      </w:pPr>
+      <w:rPr>
+        <w:rFonts w:ascii="Courier New" w:hAnsi="Courier New" w:cs="Courier New" w:hint="default"/>
+      </w:rPr>
+    </w:lvl>
+    <w:lvl w:ilvl="2" w:tplc="04090005" w:tentative="1">
+      <w:start w:val="1"/>
+      <w:numFmt w:val="bullet"/>
+      <w:lvlText w:val=""/>
+      <w:lvlJc w:val="left"/>
+      <w:pPr>
+        <w:ind w:left="2160" w:hanging="360"/>
+      </w:pPr>
+      <w:rPr>
+        <w:rFonts w:ascii="Wingdings" w:hAnsi="Wingdings" w:hint="default"/>
+      </w:rPr>
+    </w:lvl>
+    <w:lvl w:ilvl="3" w:tplc="04090001" w:tentative="1">
+      <w:start w:val="1"/>
+      <w:numFmt w:val="bullet"/>
+      <w:lvlText w:val=""/>
+      <w:lvlJc w:val="left"/>
+      <w:pPr>
+        <w:ind w:left="2880" w:hanging="360"/>
+      </w:pPr>
+      <w:rPr>
+        <w:rFonts w:ascii="Symbol" w:hAnsi="Symbol" w:hint="default"/>
+      </w:rPr>
+    </w:lvl>
+    <w:lvl w:ilvl="4" w:tplc="04090003" w:tentative="1">
+      <w:start w:val="1"/>
+      <w:numFmt w:val="bullet"/>
+      <w:lvlText w:val="o"/>
+      <w:lvlJc w:val="left"/>
+      <w:pPr>
+        <w:ind w:left="3600" w:hanging="360"/>
+      </w:pPr>
+      <w:rPr>
+        <w:rFonts w:ascii="Courier New" w:hAnsi="Courier New" w:cs="Courier New" w:hint="default"/>
+      </w:rPr>
+    </w:lvl>
+    <w:lvl w:ilvl="5" w:tplc="04090005" w:tentative="1">
+      <w:start w:val="1"/>
+      <w:numFmt w:val="bullet"/>
+      <w:lvlText w:val=""/>
+      <w:lvlJc w:val="left"/>
+      <w:pPr>
+        <w:ind w:left="4320" w:hanging="360"/>
+      </w:pPr>
+      <w:rPr>
+        <w:rFonts w:ascii="Wingdings" w:hAnsi="Wingdings" w:hint="default"/>
+      </w:rPr>
+    </w:lvl>
+    <w:lvl w:ilvl="6" w:tplc="04090001" w:tentative="1">
+      <w:start w:val="1"/>
+      <w:numFmt w:val="bullet"/>
+      <w:lvlText w:val=""/>
+      <w:lvlJc w:val="left"/>
+      <w:pPr>
+        <w:ind w:left="5040" w:hanging="360"/>
+      </w:pPr>
+      <w:rPr>
+        <w:rFonts w:ascii="Symbol" w:hAnsi="Symbol" w:hint="default"/>
+      </w:rPr>
+    </w:lvl>
+    <w:lvl w:ilvl="7" w:tplc="04090003" w:tentative="1">
+      <w:start w:val="1"/>
+      <w:numFmt w:val="bullet"/>
+      <w:lvlText w:val="o"/>
+      <w:lvlJc w:val="left"/>
+      <w:pPr>
+        <w:ind w:left="5760" w:hanging="360"/>
+      </w:pPr>
+      <w:rPr>
+        <w:rFonts w:ascii="Courier New" w:hAnsi="Courier New" w:cs="Courier New" w:hint="default"/>
+      </w:rPr>
+    </w:lvl>
+    <w:lvl w:ilvl="8" w:tplc="04090005" w:tentative="1">
+      <w:start w:val="1"/>
+      <w:numFmt w:val="bullet"/>
+      <w:lvlText w:val=""/>
+      <w:lvlJc w:val="left"/>
+      <w:pPr>
+        <w:ind w:left="6480" w:hanging="360"/>
+      </w:pPr>
+      <w:rPr>
+        <w:rFonts w:ascii="Wingdings" w:hAnsi="Wingdings" w:hint="default"/>
+      </w:rPr>
+    </w:lvl>
+  </w:abstractNum>
+  <w:abstractNum w:abstractNumId="42" w15:restartNumberingAfterBreak="0">
     <w:nsid w:val="74A65AB1"/>
     <w:multiLevelType w:val="hybridMultilevel"/>
     <w:tmpl w:val="1708F146"/>
@@ -8312,7 +11498,7 @@
       </w:pPr>
     </w:lvl>
   </w:abstractNum>
-  <w:abstractNum w:abstractNumId="30" w15:restartNumberingAfterBreak="0">
+  <w:abstractNum w:abstractNumId="43" w15:restartNumberingAfterBreak="0">
     <w:nsid w:val="75A64176"/>
     <w:multiLevelType w:val="multilevel"/>
     <w:tmpl w:val="F508D69E"/>
@@ -8427,7 +11613,7 @@
       </w:rPr>
     </w:lvl>
   </w:abstractNum>
-  <w:abstractNum w:abstractNumId="31" w15:restartNumberingAfterBreak="0">
+  <w:abstractNum w:abstractNumId="44" w15:restartNumberingAfterBreak="0">
     <w:nsid w:val="75DD73E1"/>
     <w:multiLevelType w:val="multilevel"/>
     <w:tmpl w:val="F886C8D8"/>
@@ -8542,101 +11728,372 @@
       </w:rPr>
     </w:lvl>
   </w:abstractNum>
+  <w:abstractNum w:abstractNumId="45" w15:restartNumberingAfterBreak="0">
+    <w:nsid w:val="797F62A0"/>
+    <w:multiLevelType w:val="hybridMultilevel"/>
+    <w:tmpl w:val="60F65500"/>
+    <w:lvl w:ilvl="0" w:tplc="73C4A79C">
+      <w:start w:val="1"/>
+      <w:numFmt w:val="bullet"/>
+      <w:lvlText w:val=""/>
+      <w:lvlJc w:val="left"/>
+      <w:pPr>
+        <w:ind w:left="720" w:hanging="360"/>
+      </w:pPr>
+      <w:rPr>
+        <w:rFonts w:ascii="Symbol" w:hAnsi="Symbol" w:hint="default"/>
+      </w:rPr>
+    </w:lvl>
+    <w:lvl w:ilvl="1" w:tplc="FFFFFFFF" w:tentative="1">
+      <w:start w:val="1"/>
+      <w:numFmt w:val="bullet"/>
+      <w:lvlText w:val="o"/>
+      <w:lvlJc w:val="left"/>
+      <w:pPr>
+        <w:ind w:left="1440" w:hanging="360"/>
+      </w:pPr>
+      <w:rPr>
+        <w:rFonts w:ascii="Courier New" w:hAnsi="Courier New" w:cs="Courier New" w:hint="default"/>
+      </w:rPr>
+    </w:lvl>
+    <w:lvl w:ilvl="2" w:tplc="FFFFFFFF" w:tentative="1">
+      <w:start w:val="1"/>
+      <w:numFmt w:val="bullet"/>
+      <w:lvlText w:val=""/>
+      <w:lvlJc w:val="left"/>
+      <w:pPr>
+        <w:ind w:left="2160" w:hanging="360"/>
+      </w:pPr>
+      <w:rPr>
+        <w:rFonts w:ascii="Wingdings" w:hAnsi="Wingdings" w:hint="default"/>
+      </w:rPr>
+    </w:lvl>
+    <w:lvl w:ilvl="3" w:tplc="FFFFFFFF" w:tentative="1">
+      <w:start w:val="1"/>
+      <w:numFmt w:val="bullet"/>
+      <w:lvlText w:val=""/>
+      <w:lvlJc w:val="left"/>
+      <w:pPr>
+        <w:ind w:left="2880" w:hanging="360"/>
+      </w:pPr>
+      <w:rPr>
+        <w:rFonts w:ascii="Symbol" w:hAnsi="Symbol" w:hint="default"/>
+      </w:rPr>
+    </w:lvl>
+    <w:lvl w:ilvl="4" w:tplc="FFFFFFFF" w:tentative="1">
+      <w:start w:val="1"/>
+      <w:numFmt w:val="bullet"/>
+      <w:lvlText w:val="o"/>
+      <w:lvlJc w:val="left"/>
+      <w:pPr>
+        <w:ind w:left="3600" w:hanging="360"/>
+      </w:pPr>
+      <w:rPr>
+        <w:rFonts w:ascii="Courier New" w:hAnsi="Courier New" w:cs="Courier New" w:hint="default"/>
+      </w:rPr>
+    </w:lvl>
+    <w:lvl w:ilvl="5" w:tplc="FFFFFFFF" w:tentative="1">
+      <w:start w:val="1"/>
+      <w:numFmt w:val="bullet"/>
+      <w:lvlText w:val=""/>
+      <w:lvlJc w:val="left"/>
+      <w:pPr>
+        <w:ind w:left="4320" w:hanging="360"/>
+      </w:pPr>
+      <w:rPr>
+        <w:rFonts w:ascii="Wingdings" w:hAnsi="Wingdings" w:hint="default"/>
+      </w:rPr>
+    </w:lvl>
+    <w:lvl w:ilvl="6" w:tplc="FFFFFFFF" w:tentative="1">
+      <w:start w:val="1"/>
+      <w:numFmt w:val="bullet"/>
+      <w:lvlText w:val=""/>
+      <w:lvlJc w:val="left"/>
+      <w:pPr>
+        <w:ind w:left="5040" w:hanging="360"/>
+      </w:pPr>
+      <w:rPr>
+        <w:rFonts w:ascii="Symbol" w:hAnsi="Symbol" w:hint="default"/>
+      </w:rPr>
+    </w:lvl>
+    <w:lvl w:ilvl="7" w:tplc="FFFFFFFF" w:tentative="1">
+      <w:start w:val="1"/>
+      <w:numFmt w:val="bullet"/>
+      <w:lvlText w:val="o"/>
+      <w:lvlJc w:val="left"/>
+      <w:pPr>
+        <w:ind w:left="5760" w:hanging="360"/>
+      </w:pPr>
+      <w:rPr>
+        <w:rFonts w:ascii="Courier New" w:hAnsi="Courier New" w:cs="Courier New" w:hint="default"/>
+      </w:rPr>
+    </w:lvl>
+    <w:lvl w:ilvl="8" w:tplc="FFFFFFFF" w:tentative="1">
+      <w:start w:val="1"/>
+      <w:numFmt w:val="bullet"/>
+      <w:lvlText w:val=""/>
+      <w:lvlJc w:val="left"/>
+      <w:pPr>
+        <w:ind w:left="6480" w:hanging="360"/>
+      </w:pPr>
+      <w:rPr>
+        <w:rFonts w:ascii="Wingdings" w:hAnsi="Wingdings" w:hint="default"/>
+      </w:rPr>
+    </w:lvl>
+  </w:abstractNum>
+  <w:abstractNum w:abstractNumId="46" w15:restartNumberingAfterBreak="0">
+    <w:nsid w:val="79FC7AF3"/>
+    <w:multiLevelType w:val="hybridMultilevel"/>
+    <w:tmpl w:val="463CD756"/>
+    <w:lvl w:ilvl="0" w:tplc="04090001">
+      <w:start w:val="1"/>
+      <w:numFmt w:val="bullet"/>
+      <w:lvlText w:val=""/>
+      <w:lvlJc w:val="left"/>
+      <w:pPr>
+        <w:ind w:left="720" w:hanging="360"/>
+      </w:pPr>
+      <w:rPr>
+        <w:rFonts w:ascii="Symbol" w:hAnsi="Symbol" w:hint="default"/>
+      </w:rPr>
+    </w:lvl>
+    <w:lvl w:ilvl="1" w:tplc="04090003" w:tentative="1">
+      <w:start w:val="1"/>
+      <w:numFmt w:val="bullet"/>
+      <w:lvlText w:val="o"/>
+      <w:lvlJc w:val="left"/>
+      <w:pPr>
+        <w:ind w:left="1440" w:hanging="360"/>
+      </w:pPr>
+      <w:rPr>
+        <w:rFonts w:ascii="Courier New" w:hAnsi="Courier New" w:cs="Courier New" w:hint="default"/>
+      </w:rPr>
+    </w:lvl>
+    <w:lvl w:ilvl="2" w:tplc="04090005" w:tentative="1">
+      <w:start w:val="1"/>
+      <w:numFmt w:val="bullet"/>
+      <w:lvlText w:val=""/>
+      <w:lvlJc w:val="left"/>
+      <w:pPr>
+        <w:ind w:left="2160" w:hanging="360"/>
+      </w:pPr>
+      <w:rPr>
+        <w:rFonts w:ascii="Wingdings" w:hAnsi="Wingdings" w:hint="default"/>
+      </w:rPr>
+    </w:lvl>
+    <w:lvl w:ilvl="3" w:tplc="04090001" w:tentative="1">
+      <w:start w:val="1"/>
+      <w:numFmt w:val="bullet"/>
+      <w:lvlText w:val=""/>
+      <w:lvlJc w:val="left"/>
+      <w:pPr>
+        <w:ind w:left="2880" w:hanging="360"/>
+      </w:pPr>
+      <w:rPr>
+        <w:rFonts w:ascii="Symbol" w:hAnsi="Symbol" w:hint="default"/>
+      </w:rPr>
+    </w:lvl>
+    <w:lvl w:ilvl="4" w:tplc="04090003" w:tentative="1">
+      <w:start w:val="1"/>
+      <w:numFmt w:val="bullet"/>
+      <w:lvlText w:val="o"/>
+      <w:lvlJc w:val="left"/>
+      <w:pPr>
+        <w:ind w:left="3600" w:hanging="360"/>
+      </w:pPr>
+      <w:rPr>
+        <w:rFonts w:ascii="Courier New" w:hAnsi="Courier New" w:cs="Courier New" w:hint="default"/>
+      </w:rPr>
+    </w:lvl>
+    <w:lvl w:ilvl="5" w:tplc="04090005" w:tentative="1">
+      <w:start w:val="1"/>
+      <w:numFmt w:val="bullet"/>
+      <w:lvlText w:val=""/>
+      <w:lvlJc w:val="left"/>
+      <w:pPr>
+        <w:ind w:left="4320" w:hanging="360"/>
+      </w:pPr>
+      <w:rPr>
+        <w:rFonts w:ascii="Wingdings" w:hAnsi="Wingdings" w:hint="default"/>
+      </w:rPr>
+    </w:lvl>
+    <w:lvl w:ilvl="6" w:tplc="04090001" w:tentative="1">
+      <w:start w:val="1"/>
+      <w:numFmt w:val="bullet"/>
+      <w:lvlText w:val=""/>
+      <w:lvlJc w:val="left"/>
+      <w:pPr>
+        <w:ind w:left="5040" w:hanging="360"/>
+      </w:pPr>
+      <w:rPr>
+        <w:rFonts w:ascii="Symbol" w:hAnsi="Symbol" w:hint="default"/>
+      </w:rPr>
+    </w:lvl>
+    <w:lvl w:ilvl="7" w:tplc="04090003" w:tentative="1">
+      <w:start w:val="1"/>
+      <w:numFmt w:val="bullet"/>
+      <w:lvlText w:val="o"/>
+      <w:lvlJc w:val="left"/>
+      <w:pPr>
+        <w:ind w:left="5760" w:hanging="360"/>
+      </w:pPr>
+      <w:rPr>
+        <w:rFonts w:ascii="Courier New" w:hAnsi="Courier New" w:cs="Courier New" w:hint="default"/>
+      </w:rPr>
+    </w:lvl>
+    <w:lvl w:ilvl="8" w:tplc="04090005" w:tentative="1">
+      <w:start w:val="1"/>
+      <w:numFmt w:val="bullet"/>
+      <w:lvlText w:val=""/>
+      <w:lvlJc w:val="left"/>
+      <w:pPr>
+        <w:ind w:left="6480" w:hanging="360"/>
+      </w:pPr>
+      <w:rPr>
+        <w:rFonts w:ascii="Wingdings" w:hAnsi="Wingdings" w:hint="default"/>
+      </w:rPr>
+    </w:lvl>
+  </w:abstractNum>
   <w:num w:numId="1" w16cid:durableId="172450957">
-    <w:abstractNumId w:val="27"/>
+    <w:abstractNumId w:val="36"/>
   </w:num>
   <w:num w:numId="2" w16cid:durableId="1346010699">
-    <w:abstractNumId w:val="9"/>
+    <w:abstractNumId w:val="14"/>
   </w:num>
   <w:num w:numId="3" w16cid:durableId="1364210326">
     <w:abstractNumId w:val="0"/>
   </w:num>
   <w:num w:numId="4" w16cid:durableId="1753619574">
+    <w:abstractNumId w:val="25"/>
+  </w:num>
+  <w:num w:numId="5" w16cid:durableId="261030585">
+    <w:abstractNumId w:val="44"/>
+  </w:num>
+  <w:num w:numId="6" w16cid:durableId="723216255">
+    <w:abstractNumId w:val="30"/>
+  </w:num>
+  <w:num w:numId="7" w16cid:durableId="1041857781">
+    <w:abstractNumId w:val="22"/>
+  </w:num>
+  <w:num w:numId="8" w16cid:durableId="63378560">
+    <w:abstractNumId w:val="3"/>
+  </w:num>
+  <w:num w:numId="9" w16cid:durableId="677466192">
+    <w:abstractNumId w:val="34"/>
+  </w:num>
+  <w:num w:numId="10" w16cid:durableId="1143546579">
+    <w:abstractNumId w:val="16"/>
+  </w:num>
+  <w:num w:numId="11" w16cid:durableId="640963828">
+    <w:abstractNumId w:val="9"/>
+  </w:num>
+  <w:num w:numId="12" w16cid:durableId="1565070546">
+    <w:abstractNumId w:val="43"/>
+  </w:num>
+  <w:num w:numId="13" w16cid:durableId="2127969342">
+    <w:abstractNumId w:val="15"/>
+  </w:num>
+  <w:num w:numId="14" w16cid:durableId="1246568051">
+    <w:abstractNumId w:val="7"/>
+  </w:num>
+  <w:num w:numId="15" w16cid:durableId="1347752149">
+    <w:abstractNumId w:val="5"/>
+  </w:num>
+  <w:num w:numId="16" w16cid:durableId="570845544">
+    <w:abstractNumId w:val="10"/>
+  </w:num>
+  <w:num w:numId="17" w16cid:durableId="1813791008">
+    <w:abstractNumId w:val="21"/>
+  </w:num>
+  <w:num w:numId="18" w16cid:durableId="1488085743">
+    <w:abstractNumId w:val="26"/>
+  </w:num>
+  <w:num w:numId="19" w16cid:durableId="1154178878">
+    <w:abstractNumId w:val="12"/>
+  </w:num>
+  <w:num w:numId="20" w16cid:durableId="478613171">
+    <w:abstractNumId w:val="20"/>
+  </w:num>
+  <w:num w:numId="21" w16cid:durableId="377825938">
+    <w:abstractNumId w:val="32"/>
+  </w:num>
+  <w:num w:numId="22" w16cid:durableId="1114981905">
+    <w:abstractNumId w:val="31"/>
+  </w:num>
+  <w:num w:numId="23" w16cid:durableId="1191407472">
+    <w:abstractNumId w:val="39"/>
+  </w:num>
+  <w:num w:numId="24" w16cid:durableId="1002121275">
+    <w:abstractNumId w:val="18"/>
+  </w:num>
+  <w:num w:numId="25" w16cid:durableId="1366447267">
     <w:abstractNumId w:val="19"/>
   </w:num>
-  <w:num w:numId="5" w16cid:durableId="261030585">
-    <w:abstractNumId w:val="31"/>
+  <w:num w:numId="26" w16cid:durableId="468128149">
+    <w:abstractNumId w:val="27"/>
   </w:num>
-  <w:num w:numId="6" w16cid:durableId="723216255">
+  <w:num w:numId="27" w16cid:durableId="486291334">
+    <w:abstractNumId w:val="28"/>
+  </w:num>
+  <w:num w:numId="28" w16cid:durableId="21329025">
     <w:abstractNumId w:val="23"/>
   </w:num>
-  <w:num w:numId="7" w16cid:durableId="1041857781">
-    <w:abstractNumId w:val="16"/>
+  <w:num w:numId="29" w16cid:durableId="915632292">
+    <w:abstractNumId w:val="42"/>
   </w:num>
-  <w:num w:numId="8" w16cid:durableId="63378560">
+  <w:num w:numId="30" w16cid:durableId="308020989">
+    <w:abstractNumId w:val="24"/>
+  </w:num>
+  <w:num w:numId="31" w16cid:durableId="2129884785">
+    <w:abstractNumId w:val="13"/>
+  </w:num>
+  <w:num w:numId="32" w16cid:durableId="1221290070">
     <w:abstractNumId w:val="2"/>
   </w:num>
-  <w:num w:numId="9" w16cid:durableId="677466192">
-    <w:abstractNumId w:val="26"/>
+  <w:num w:numId="33" w16cid:durableId="828642074">
+    <w:abstractNumId w:val="46"/>
   </w:num>
-  <w:num w:numId="10" w16cid:durableId="1143546579">
+  <w:num w:numId="34" w16cid:durableId="874544766">
     <w:abstractNumId w:val="11"/>
   </w:num>
-  <w:num w:numId="11" w16cid:durableId="640963828">
-    <w:abstractNumId w:val="5"/>
+  <w:num w:numId="35" w16cid:durableId="1895920462">
+    <w:abstractNumId w:val="40"/>
   </w:num>
-  <w:num w:numId="12" w16cid:durableId="1565070546">
-    <w:abstractNumId w:val="30"/>
+  <w:num w:numId="36" w16cid:durableId="50662049">
+    <w:abstractNumId w:val="17"/>
   </w:num>
-  <w:num w:numId="13" w16cid:durableId="2127969342">
-    <w:abstractNumId w:val="10"/>
+  <w:num w:numId="37" w16cid:durableId="771784254">
+    <w:abstractNumId w:val="37"/>
   </w:num>
-  <w:num w:numId="14" w16cid:durableId="1246568051">
+  <w:num w:numId="38" w16cid:durableId="878661613">
+    <w:abstractNumId w:val="35"/>
+  </w:num>
+  <w:num w:numId="39" w16cid:durableId="1306277998">
+    <w:abstractNumId w:val="8"/>
+  </w:num>
+  <w:num w:numId="40" w16cid:durableId="1554006288">
+    <w:abstractNumId w:val="1"/>
+  </w:num>
+  <w:num w:numId="41" w16cid:durableId="920716264">
+    <w:abstractNumId w:val="38"/>
+  </w:num>
+  <w:num w:numId="42" w16cid:durableId="1257443607">
+    <w:abstractNumId w:val="6"/>
+  </w:num>
+  <w:num w:numId="43" w16cid:durableId="1229463464">
+    <w:abstractNumId w:val="33"/>
+  </w:num>
+  <w:num w:numId="44" w16cid:durableId="338821505">
     <w:abstractNumId w:val="4"/>
   </w:num>
-  <w:num w:numId="15" w16cid:durableId="1347752149">
-    <w:abstractNumId w:val="3"/>
+  <w:num w:numId="45" w16cid:durableId="1367213744">
+    <w:abstractNumId w:val="45"/>
   </w:num>
-  <w:num w:numId="16" w16cid:durableId="570845544">
-    <w:abstractNumId w:val="6"/>
+  <w:num w:numId="46" w16cid:durableId="1885099096">
+    <w:abstractNumId w:val="41"/>
   </w:num>
-  <w:num w:numId="17" w16cid:durableId="1813791008">
-    <w:abstractNumId w:val="15"/>
-  </w:num>
-  <w:num w:numId="18" w16cid:durableId="1488085743">
-    <w:abstractNumId w:val="20"/>
-  </w:num>
-  <w:num w:numId="19" w16cid:durableId="1154178878">
-    <w:abstractNumId w:val="7"/>
-  </w:num>
-  <w:num w:numId="20" w16cid:durableId="478613171">
-    <w:abstractNumId w:val="14"/>
-  </w:num>
-  <w:num w:numId="21" w16cid:durableId="377825938">
-    <w:abstractNumId w:val="25"/>
-  </w:num>
-  <w:num w:numId="22" w16cid:durableId="1114981905">
-    <w:abstractNumId w:val="24"/>
-  </w:num>
-  <w:num w:numId="23" w16cid:durableId="1191407472">
-    <w:abstractNumId w:val="28"/>
-  </w:num>
-  <w:num w:numId="24" w16cid:durableId="1002121275">
-    <w:abstractNumId w:val="12"/>
-  </w:num>
-  <w:num w:numId="25" w16cid:durableId="1366447267">
-    <w:abstractNumId w:val="13"/>
-  </w:num>
-  <w:num w:numId="26" w16cid:durableId="468128149">
-    <w:abstractNumId w:val="21"/>
-  </w:num>
-  <w:num w:numId="27" w16cid:durableId="486291334">
-    <w:abstractNumId w:val="22"/>
-  </w:num>
-  <w:num w:numId="28" w16cid:durableId="21329025">
-    <w:abstractNumId w:val="17"/>
-  </w:num>
-  <w:num w:numId="29" w16cid:durableId="915632292">
+  <w:num w:numId="47" w16cid:durableId="839351744">
     <w:abstractNumId w:val="29"/>
-  </w:num>
-  <w:num w:numId="30" w16cid:durableId="308020989">
-    <w:abstractNumId w:val="18"/>
-  </w:num>
-  <w:num w:numId="31" w16cid:durableId="2129884785">
-    <w:abstractNumId w:val="8"/>
-  </w:num>
-  <w:num w:numId="32" w16cid:durableId="1221290070">
-    <w:abstractNumId w:val="1"/>
   </w:num>
 </w:numbering>
 </file>
